--- a/assets/pieces/Пастельная сцена Пётр Вяткин 2022.docx
+++ b/assets/pieces/Пастельная сцена Пётр Вяткин 2022.docx
@@ -4,7 +4,7 @@
   <w:body>
     <w:tbl>
       <w:tblPr>
-        <w:tblStyle w:val="aa"/>
+        <w:tblStyle w:val="TableGrid"/>
         <w:tblW w:w="0" w:type="auto"/>
         <w:tblInd w:w="-459" w:type="dxa"/>
         <w:tblBorders>
@@ -55,7 +55,7 @@
           </w:p>
           <w:p>
             <w:pPr>
-              <w:pStyle w:val="a6"/>
+              <w:pStyle w:val="Header"/>
               <w:ind w:left="-1276"/>
               <w:jc w:val="right"/>
               <w:rPr>
@@ -69,7 +69,7 @@
             <w:hyperlink r:id="rId4" w:history="1">
               <w:r>
                 <w:rPr>
-                  <w:rStyle w:val="a5"/>
+                  <w:rStyle w:val="Hyperlink"/>
                   <w:rFonts w:ascii="Times New Roman" w:hAnsi="Times New Roman"/>
                   <w:sz w:val="24"/>
                   <w:szCs w:val="24"/>
@@ -79,7 +79,7 @@
             </w:hyperlink>
             <w:r>
               <w:rPr>
-                <w:rStyle w:val="a5"/>
+                <w:rStyle w:val="Hyperlink"/>
                 <w:rFonts w:ascii="Times New Roman" w:hAnsi="Times New Roman"/>
                 <w:sz w:val="24"/>
                 <w:szCs w:val="24"/>
@@ -88,7 +88,7 @@
             </w:r>
             <w:r>
               <w:rPr>
-                <w:rStyle w:val="a5"/>
+                <w:rStyle w:val="Hyperlink"/>
                 <w:rFonts w:ascii="Times New Roman" w:hAnsi="Times New Roman"/>
                 <w:sz w:val="24"/>
                 <w:szCs w:val="24"/>
@@ -98,17 +98,16 @@
             </w:r>
             <w:r>
               <w:rPr>
-                <w:rStyle w:val="a5"/>
+                <w:rStyle w:val="Hyperlink"/>
                 <w:rFonts w:ascii="Times New Roman" w:hAnsi="Times New Roman"/>
                 <w:sz w:val="24"/>
                 <w:szCs w:val="24"/>
               </w:rPr>
               <w:t>.</w:t>
             </w:r>
-            <w:proofErr w:type="spellStart"/>
             <w:r>
               <w:rPr>
-                <w:rStyle w:val="a5"/>
+                <w:rStyle w:val="Hyperlink"/>
                 <w:rFonts w:ascii="Times New Roman" w:hAnsi="Times New Roman"/>
                 <w:sz w:val="24"/>
                 <w:szCs w:val="24"/>
@@ -117,7 +116,6 @@
               <w:t>su</w:t>
             </w:r>
             <w:bookmarkEnd w:id="1"/>
-            <w:proofErr w:type="spellEnd"/>
           </w:p>
         </w:tc>
       </w:tr>
@@ -204,7 +202,7 @@
           </w:p>
           <w:p>
             <w:pPr>
-              <w:pStyle w:val="1"/>
+              <w:pStyle w:val="Heading1"/>
               <w:shd w:val="clear" w:color="auto" w:fill="auto"/>
               <w:outlineLvl w:val="0"/>
             </w:pPr>
@@ -232,7 +230,7 @@
           </w:tcPr>
           <w:p>
             <w:pPr>
-              <w:pStyle w:val="a8"/>
+              <w:pStyle w:val="Footer"/>
               <w:jc w:val="center"/>
               <w:rPr>
                 <w:rFonts w:ascii="Times New Roman" w:hAnsi="Times New Roman"/>
@@ -439,73 +437,7 @@
           <w:szCs w:val="24"/>
           <w:lang w:val="ru-RU"/>
         </w:rPr>
-        <w:t xml:space="preserve">Нина - чернокожие джазовые певицы. Все свои реплики </w:t>
-      </w:r>
-      <w:proofErr w:type="spellStart"/>
-      <w:r>
-        <w:rPr>
-          <w:rFonts w:ascii="Times New Roman" w:hAnsi="Times New Roman"/>
-          <w:color w:val="000000"/>
-          <w:sz w:val="24"/>
-          <w:szCs w:val="24"/>
-          <w:lang w:val="ru-RU"/>
-        </w:rPr>
-        <w:t>джазово</w:t>
-      </w:r>
-      <w:proofErr w:type="spellEnd"/>
-      <w:r>
-        <w:rPr>
-          <w:rFonts w:ascii="Times New Roman" w:hAnsi="Times New Roman"/>
-          <w:color w:val="000000"/>
-          <w:sz w:val="24"/>
-          <w:szCs w:val="24"/>
-          <w:lang w:val="ru-RU"/>
-        </w:rPr>
-        <w:t xml:space="preserve"> поют, но без </w:t>
-      </w:r>
-      <w:proofErr w:type="spellStart"/>
-      <w:r>
-        <w:rPr>
-          <w:rFonts w:ascii="Times New Roman" w:hAnsi="Times New Roman"/>
-          <w:color w:val="000000"/>
-          <w:sz w:val="24"/>
-          <w:szCs w:val="24"/>
-          <w:lang w:val="ru-RU"/>
-        </w:rPr>
-        <w:t>агилеровщины</w:t>
-      </w:r>
-      <w:proofErr w:type="spellEnd"/>
-      <w:r>
-        <w:rPr>
-          <w:rFonts w:ascii="Times New Roman" w:hAnsi="Times New Roman"/>
-          <w:color w:val="000000"/>
-          <w:sz w:val="24"/>
-          <w:szCs w:val="24"/>
-          <w:lang w:val="ru-RU"/>
-        </w:rPr>
-        <w:t xml:space="preserve"> и прочих </w:t>
-      </w:r>
-      <w:proofErr w:type="spellStart"/>
-      <w:r>
-        <w:rPr>
-          <w:rFonts w:ascii="Times New Roman" w:hAnsi="Times New Roman"/>
-          <w:color w:val="000000"/>
-          <w:sz w:val="24"/>
-          <w:szCs w:val="24"/>
-          <w:lang w:val="ru-RU"/>
-        </w:rPr>
-        <w:t>околоджазовых</w:t>
-      </w:r>
-      <w:proofErr w:type="spellEnd"/>
-      <w:r>
-        <w:rPr>
-          <w:rFonts w:ascii="Times New Roman" w:hAnsi="Times New Roman"/>
-          <w:color w:val="000000"/>
-          <w:sz w:val="24"/>
-          <w:szCs w:val="24"/>
-          <w:lang w:val="ru-RU"/>
-        </w:rPr>
-        <w:t xml:space="preserve"> пошлостей. Живут в голове Лёвы.</w:t>
+        <w:t>Нина - чернокожие джазовые певицы. Все свои реплики джазово поют, но без агилеровщины и прочих околоджазовых пошлостей. Живут в голове Лёвы.</w:t>
       </w:r>
     </w:p>
     <w:p>
@@ -922,29 +854,7 @@
           <w:szCs w:val="24"/>
           <w:lang w:val="ru-RU"/>
         </w:rPr>
-        <w:t xml:space="preserve">Я отказываюсь бросать вас в этой нелепой и уютной могиле культурного невежества на съедение мерзким и прожорливым гендерным стереотипам. Ради вашей же безопасности я официально запрещаю вам </w:t>
-      </w:r>
-      <w:proofErr w:type="spellStart"/>
-      <w:r>
-        <w:rPr>
-          <w:rFonts w:ascii="Times New Roman" w:hAnsi="Times New Roman"/>
-          <w:color w:val="000000"/>
-          <w:sz w:val="24"/>
-          <w:szCs w:val="24"/>
-          <w:lang w:val="ru-RU"/>
-        </w:rPr>
-        <w:t>субъективизацию</w:t>
-      </w:r>
-      <w:proofErr w:type="spellEnd"/>
-      <w:r>
-        <w:rPr>
-          <w:rFonts w:ascii="Times New Roman" w:hAnsi="Times New Roman"/>
-          <w:color w:val="000000"/>
-          <w:sz w:val="24"/>
-          <w:szCs w:val="24"/>
-          <w:lang w:val="ru-RU"/>
-        </w:rPr>
-        <w:t xml:space="preserve"> противоположного пола в которую вы </w:t>
+        <w:t xml:space="preserve">Я отказываюсь бросать вас в этой нелепой и уютной могиле культурного невежества на съедение мерзким и прожорливым гендерным стереотипам. Ради вашей же безопасности я официально запрещаю вам субъективизацию противоположного пола в которую вы </w:t>
       </w:r>
       <w:r>
         <w:rPr>
@@ -1228,29 +1138,7 @@
           <w:szCs w:val="24"/>
           <w:lang w:val="ru-RU"/>
         </w:rPr>
-        <w:t xml:space="preserve">Это комната Лёвы в двухкомнатной квартире его родителей. Лёве уже восемнадцать. Он взрослый и самостоятельный. Его комната тоже носит характер самостоятельности, и даже самодостаточности. Наблюдается здесь так же и зарождение некоего вкуса. Да что уж там! Тут чувствуется даже стиль! Выражается это прежде всего в том, что у Лёвы нет кровати, его большой и мягкий матрас лежит прямо на идеально чистом полу. Его книги тоже лежат ровными стопками на полу. Его одежда сложена </w:t>
-      </w:r>
-      <w:proofErr w:type="spellStart"/>
-      <w:r>
-        <w:rPr>
-          <w:rFonts w:ascii="Times New Roman" w:hAnsi="Times New Roman"/>
-          <w:color w:val="000000"/>
-          <w:sz w:val="24"/>
-          <w:szCs w:val="24"/>
-          <w:lang w:val="ru-RU"/>
-        </w:rPr>
-        <w:t>турундочками</w:t>
-      </w:r>
-      <w:proofErr w:type="spellEnd"/>
-      <w:r>
-        <w:rPr>
-          <w:rFonts w:ascii="Times New Roman" w:hAnsi="Times New Roman"/>
-          <w:color w:val="000000"/>
-          <w:sz w:val="24"/>
-          <w:szCs w:val="24"/>
-          <w:lang w:val="ru-RU"/>
-        </w:rPr>
-        <w:t xml:space="preserve"> там же, на полу. Из мебели </w:t>
+        <w:t xml:space="preserve">Это комната Лёвы в двухкомнатной квартире его родителей. Лёве уже восемнадцать. Он взрослый и самостоятельный. Его комната тоже носит характер самостоятельности, и даже самодостаточности. Наблюдается здесь так же и зарождение некоего вкуса. Да что уж там! Тут чувствуется даже стиль! Выражается это прежде всего в том, что у Лёвы нет кровати, его большой и мягкий матрас лежит прямо на идеально чистом полу. Его книги тоже лежат ровными стопками на полу. Его одежда сложена турундочками там же, на полу. Из мебели </w:t>
       </w:r>
       <w:r>
         <w:rPr>
@@ -2278,7 +2166,7 @@
           <w:szCs w:val="24"/>
           <w:lang w:val="ru-RU"/>
         </w:rPr>
-        <w:t xml:space="preserve"> Ксюха, какая вода? Я говорил это на вокзале, я говорил это на в парке, говорю теперь на матрасе, и говорю громко, потому что за последний час ситуация только усугубилась. Ксюха, ты сейчас сдохнешь, если не посрёшь!</w:t>
+        <w:t xml:space="preserve"> Ксюха, какая вода? Я говорил это на вокзале, я говорил это в парке, говорю теперь на матрасе, и говорю громко, потому что за последний час ситуация только усугубилась. Ксюха, ты сейчас сдохнешь, если не посрёшь!</w:t>
       </w:r>
     </w:p>
     <w:p>
@@ -3107,29 +2995,7 @@
           <w:szCs w:val="24"/>
           <w:lang w:val="ru-RU"/>
         </w:rPr>
-        <w:t xml:space="preserve">Лёва тут же вытащил из середины ближайшей </w:t>
-      </w:r>
-      <w:proofErr w:type="spellStart"/>
-      <w:r>
-        <w:rPr>
-          <w:rFonts w:ascii="Times New Roman" w:hAnsi="Times New Roman"/>
-          <w:color w:val="000000"/>
-          <w:sz w:val="24"/>
-          <w:szCs w:val="24"/>
-          <w:lang w:val="ru-RU"/>
-        </w:rPr>
-        <w:t>турундочной</w:t>
-      </w:r>
-      <w:proofErr w:type="spellEnd"/>
-      <w:r>
-        <w:rPr>
-          <w:rFonts w:ascii="Times New Roman" w:hAnsi="Times New Roman"/>
-          <w:color w:val="000000"/>
-          <w:sz w:val="24"/>
-          <w:szCs w:val="24"/>
-          <w:lang w:val="ru-RU"/>
-        </w:rPr>
-        <w:t xml:space="preserve"> колонны полотенце и вышел с ним из комнаты.</w:t>
+        <w:t>Лёва тут же вытащил из середины ближайшей турундочной колонны полотенце и вышел с ним из комнаты.</w:t>
       </w:r>
     </w:p>
     <w:p>
@@ -3443,29 +3309,7 @@
           <w:szCs w:val="24"/>
           <w:lang w:val="ru-RU"/>
         </w:rPr>
-        <w:t xml:space="preserve"> Можно я твоё полотенце </w:t>
-      </w:r>
-      <w:proofErr w:type="spellStart"/>
-      <w:r>
-        <w:rPr>
-          <w:rFonts w:ascii="Times New Roman" w:hAnsi="Times New Roman"/>
-          <w:color w:val="000000"/>
-          <w:sz w:val="24"/>
-          <w:szCs w:val="24"/>
-          <w:lang w:val="ru-RU"/>
-        </w:rPr>
-        <w:t>залутаю</w:t>
-      </w:r>
-      <w:proofErr w:type="spellEnd"/>
-      <w:r>
-        <w:rPr>
-          <w:rFonts w:ascii="Times New Roman" w:hAnsi="Times New Roman"/>
-          <w:color w:val="000000"/>
-          <w:sz w:val="24"/>
-          <w:szCs w:val="24"/>
-          <w:lang w:val="ru-RU"/>
-        </w:rPr>
-        <w:t>? Прикольный цвет.</w:t>
+        <w:t xml:space="preserve"> Можно я твоё полотенце залутаю? Прикольный цвет.</w:t>
       </w:r>
     </w:p>
     <w:p>
@@ -3611,29 +3455,7 @@
           <w:szCs w:val="24"/>
           <w:lang w:val="ru-RU"/>
         </w:rPr>
-        <w:t xml:space="preserve"> Давай. Такая духота, я думаю за пять минут на </w:t>
-      </w:r>
-      <w:proofErr w:type="spellStart"/>
-      <w:r>
-        <w:rPr>
-          <w:rFonts w:ascii="Times New Roman" w:hAnsi="Times New Roman"/>
-          <w:color w:val="000000"/>
-          <w:sz w:val="24"/>
-          <w:szCs w:val="24"/>
-          <w:lang w:val="ru-RU"/>
-        </w:rPr>
-        <w:t>изичах</w:t>
-      </w:r>
-      <w:proofErr w:type="spellEnd"/>
-      <w:r>
-        <w:rPr>
-          <w:rFonts w:ascii="Times New Roman" w:hAnsi="Times New Roman"/>
-          <w:color w:val="000000"/>
-          <w:sz w:val="24"/>
-          <w:szCs w:val="24"/>
-          <w:lang w:val="ru-RU"/>
-        </w:rPr>
-        <w:t xml:space="preserve"> высохнет.</w:t>
+        <w:t xml:space="preserve"> Давай. Такая духота, я думаю за пять минут на изичах высохнет.</w:t>
       </w:r>
     </w:p>
     <w:p>
@@ -3823,29 +3645,7 @@
           <w:szCs w:val="24"/>
           <w:lang w:val="ru-RU"/>
         </w:rPr>
-        <w:t xml:space="preserve"> Пахнет не самцом, а маменькиным сынком, </w:t>
-      </w:r>
-      <w:proofErr w:type="spellStart"/>
-      <w:r>
-        <w:rPr>
-          <w:rFonts w:ascii="Times New Roman" w:hAnsi="Times New Roman"/>
-          <w:color w:val="000000"/>
-          <w:sz w:val="24"/>
-          <w:szCs w:val="24"/>
-          <w:lang w:val="ru-RU"/>
-        </w:rPr>
-        <w:t>Ксю</w:t>
-      </w:r>
-      <w:proofErr w:type="spellEnd"/>
-      <w:r>
-        <w:rPr>
-          <w:rFonts w:ascii="Times New Roman" w:hAnsi="Times New Roman"/>
-          <w:color w:val="000000"/>
-          <w:sz w:val="24"/>
-          <w:szCs w:val="24"/>
-          <w:lang w:val="ru-RU"/>
-        </w:rPr>
-        <w:t>. Я правильно понимаю, ты выше него ростом?</w:t>
+        <w:t xml:space="preserve"> Пахнет не самцом, а маменькиным сынком, Ксю. Я правильно понимаю, ты выше него ростом?</w:t>
       </w:r>
     </w:p>
     <w:p>
@@ -3920,29 +3720,7 @@
           <w:szCs w:val="24"/>
           <w:lang w:val="ru-RU"/>
         </w:rPr>
-        <w:t xml:space="preserve"> </w:t>
-      </w:r>
-      <w:proofErr w:type="spellStart"/>
-      <w:r>
-        <w:rPr>
-          <w:rFonts w:ascii="Times New Roman" w:hAnsi="Times New Roman"/>
-          <w:color w:val="000000"/>
-          <w:sz w:val="24"/>
-          <w:szCs w:val="24"/>
-          <w:lang w:val="ru-RU"/>
-        </w:rPr>
-        <w:t>Сенкс</w:t>
-      </w:r>
-      <w:proofErr w:type="spellEnd"/>
-      <w:r>
-        <w:rPr>
-          <w:rFonts w:ascii="Times New Roman" w:hAnsi="Times New Roman"/>
-          <w:color w:val="000000"/>
-          <w:sz w:val="24"/>
-          <w:szCs w:val="24"/>
-          <w:lang w:val="ru-RU"/>
-        </w:rPr>
-        <w:t>.</w:t>
+        <w:t xml:space="preserve"> Сенкс.</w:t>
       </w:r>
     </w:p>
     <w:p>
@@ -3973,29 +3751,7 @@
           <w:szCs w:val="24"/>
           <w:lang w:val="ru-RU"/>
         </w:rPr>
-        <w:t xml:space="preserve"> Ё </w:t>
-      </w:r>
-      <w:proofErr w:type="spellStart"/>
-      <w:r>
-        <w:rPr>
-          <w:rFonts w:ascii="Times New Roman" w:hAnsi="Times New Roman"/>
-          <w:color w:val="000000"/>
-          <w:sz w:val="24"/>
-          <w:szCs w:val="24"/>
-          <w:lang w:val="ru-RU"/>
-        </w:rPr>
-        <w:t>вэлкам</w:t>
-      </w:r>
-      <w:proofErr w:type="spellEnd"/>
-      <w:r>
-        <w:rPr>
-          <w:rFonts w:ascii="Times New Roman" w:hAnsi="Times New Roman"/>
-          <w:color w:val="000000"/>
-          <w:sz w:val="24"/>
-          <w:szCs w:val="24"/>
-          <w:lang w:val="ru-RU"/>
-        </w:rPr>
-        <w:t>.</w:t>
+        <w:t xml:space="preserve"> Ё вэлкам.</w:t>
       </w:r>
     </w:p>
     <w:p>
@@ -4069,51 +3825,7 @@
           <w:szCs w:val="24"/>
           <w:lang w:val="ru-RU"/>
         </w:rPr>
-        <w:t xml:space="preserve"> Много не пей. </w:t>
-      </w:r>
-      <w:proofErr w:type="spellStart"/>
-      <w:r>
-        <w:rPr>
-          <w:rFonts w:ascii="Times New Roman" w:hAnsi="Times New Roman"/>
-          <w:color w:val="000000"/>
-          <w:sz w:val="24"/>
-          <w:szCs w:val="24"/>
-          <w:lang w:val="ru-RU"/>
-        </w:rPr>
-        <w:t>Сёрбай</w:t>
-      </w:r>
-      <w:proofErr w:type="spellEnd"/>
-      <w:r>
-        <w:rPr>
-          <w:rFonts w:ascii="Times New Roman" w:hAnsi="Times New Roman"/>
-          <w:color w:val="000000"/>
-          <w:sz w:val="24"/>
-          <w:szCs w:val="24"/>
-          <w:lang w:val="ru-RU"/>
-        </w:rPr>
-        <w:t xml:space="preserve"> давай по </w:t>
-      </w:r>
-      <w:proofErr w:type="spellStart"/>
-      <w:r>
-        <w:rPr>
-          <w:rFonts w:ascii="Times New Roman" w:hAnsi="Times New Roman"/>
-          <w:color w:val="000000"/>
-          <w:sz w:val="24"/>
-          <w:szCs w:val="24"/>
-          <w:lang w:val="ru-RU"/>
-        </w:rPr>
-        <w:t>дэшке</w:t>
-      </w:r>
-      <w:proofErr w:type="spellEnd"/>
-      <w:r>
-        <w:rPr>
-          <w:rFonts w:ascii="Times New Roman" w:hAnsi="Times New Roman"/>
-          <w:color w:val="000000"/>
-          <w:sz w:val="24"/>
-          <w:szCs w:val="24"/>
-          <w:lang w:val="ru-RU"/>
-        </w:rPr>
-        <w:t>, чисто чтоб не перегреться, поняла? Нам с тобой сейчас переполненный мочевой пузырь тут ни разу не нужен, базарю.</w:t>
+        <w:t xml:space="preserve"> Много не пей. Сёрбай давай по дэшке, чисто чтоб не перегреться, поняла? Нам с тобой сейчас переполненный мочевой пузырь тут ни разу не нужен, базарю.</w:t>
       </w:r>
     </w:p>
     <w:p>
@@ -4362,29 +4074,7 @@
           <w:szCs w:val="24"/>
           <w:lang w:val="ru-RU"/>
         </w:rPr>
-        <w:t xml:space="preserve"> Ну, слушай, мы свободны делать всё, что только захотим</w:t>
-      </w:r>
-      <w:proofErr w:type="gramStart"/>
-      <w:r>
-        <w:rPr>
-          <w:rFonts w:ascii="Times New Roman" w:hAnsi="Times New Roman"/>
-          <w:color w:val="000000"/>
-          <w:sz w:val="24"/>
-          <w:szCs w:val="24"/>
-          <w:lang w:val="ru-RU"/>
-        </w:rPr>
-        <w:t>...</w:t>
-      </w:r>
-      <w:proofErr w:type="gramEnd"/>
-      <w:r>
-        <w:rPr>
-          <w:rFonts w:ascii="Times New Roman" w:hAnsi="Times New Roman"/>
-          <w:color w:val="000000"/>
-          <w:sz w:val="24"/>
-          <w:szCs w:val="24"/>
-          <w:lang w:val="ru-RU"/>
-        </w:rPr>
-        <w:t xml:space="preserve"> Ужинать будешь?</w:t>
+        <w:t xml:space="preserve"> Ну, слушай, мы свободны делать всё, что только захотим... Ужинать будешь?</w:t>
       </w:r>
     </w:p>
     <w:p>
@@ -4499,29 +4189,7 @@
           <w:szCs w:val="24"/>
           <w:lang w:val="ru-RU"/>
         </w:rPr>
-        <w:t xml:space="preserve"> Наелась? Одной </w:t>
-      </w:r>
-      <w:proofErr w:type="spellStart"/>
-      <w:r>
-        <w:rPr>
-          <w:rFonts w:ascii="Times New Roman" w:hAnsi="Times New Roman"/>
-          <w:color w:val="000000"/>
-          <w:sz w:val="24"/>
-          <w:szCs w:val="24"/>
-          <w:lang w:val="ru-RU"/>
-        </w:rPr>
-        <w:t>мороженкой</w:t>
-      </w:r>
-      <w:proofErr w:type="spellEnd"/>
-      <w:r>
-        <w:rPr>
-          <w:rFonts w:ascii="Times New Roman" w:hAnsi="Times New Roman"/>
-          <w:color w:val="000000"/>
-          <w:sz w:val="24"/>
-          <w:szCs w:val="24"/>
-          <w:lang w:val="ru-RU"/>
-        </w:rPr>
-        <w:t>?</w:t>
+        <w:t xml:space="preserve"> Наелась? Одной мороженкой?</w:t>
       </w:r>
     </w:p>
     <w:p>
@@ -4908,29 +4576,7 @@
           <w:szCs w:val="24"/>
           <w:lang w:val="ru-RU"/>
         </w:rPr>
-        <w:t xml:space="preserve"> </w:t>
-      </w:r>
-      <w:proofErr w:type="spellStart"/>
-      <w:r>
-        <w:rPr>
-          <w:rFonts w:ascii="Times New Roman" w:hAnsi="Times New Roman"/>
-          <w:color w:val="000000"/>
-          <w:sz w:val="24"/>
-          <w:szCs w:val="24"/>
-          <w:lang w:val="ru-RU"/>
-        </w:rPr>
-        <w:t>Эммм</w:t>
-      </w:r>
-      <w:proofErr w:type="spellEnd"/>
-      <w:r>
-        <w:rPr>
-          <w:rFonts w:ascii="Times New Roman" w:hAnsi="Times New Roman"/>
-          <w:color w:val="000000"/>
-          <w:sz w:val="24"/>
-          <w:szCs w:val="24"/>
-          <w:lang w:val="ru-RU"/>
-        </w:rPr>
-        <w:t xml:space="preserve">, да много хороших. Из последнего что смотрел, Иваново детство Тарковского понравилось. Это мой первый фильм Тарковского, </w:t>
+        <w:t xml:space="preserve"> Эммм, да много хороших. Из последнего что смотрел, Иваново детство Тарковского понравилось. Это мой первый фильм Тарковского, </w:t>
       </w:r>
       <w:r>
         <w:rPr>
@@ -5044,29 +4690,7 @@
           <w:szCs w:val="24"/>
           <w:lang w:val="ru-RU"/>
         </w:rPr>
-        <w:t xml:space="preserve"> Ну да. </w:t>
-      </w:r>
-      <w:proofErr w:type="spellStart"/>
-      <w:r>
-        <w:rPr>
-          <w:rFonts w:ascii="Times New Roman" w:hAnsi="Times New Roman"/>
-          <w:color w:val="000000"/>
-          <w:sz w:val="24"/>
-          <w:szCs w:val="24"/>
-          <w:lang w:val="ru-RU"/>
-        </w:rPr>
-        <w:t>Снайдер</w:t>
-      </w:r>
-      <w:proofErr w:type="spellEnd"/>
-      <w:r>
-        <w:rPr>
-          <w:rFonts w:ascii="Times New Roman" w:hAnsi="Times New Roman"/>
-          <w:color w:val="000000"/>
-          <w:sz w:val="24"/>
-          <w:szCs w:val="24"/>
-          <w:lang w:val="ru-RU"/>
-        </w:rPr>
-        <w:t xml:space="preserve"> кат, например?</w:t>
+        <w:t xml:space="preserve"> Ну да. Снайдер кат, например?</w:t>
       </w:r>
     </w:p>
     <w:p>
@@ -5128,29 +4752,7 @@
           <w:szCs w:val="24"/>
           <w:lang w:val="ru-RU"/>
         </w:rPr>
-        <w:t xml:space="preserve"> А </w:t>
-      </w:r>
-      <w:proofErr w:type="spellStart"/>
-      <w:r>
-        <w:rPr>
-          <w:rFonts w:ascii="Times New Roman" w:hAnsi="Times New Roman"/>
-          <w:color w:val="000000"/>
-          <w:sz w:val="24"/>
-          <w:szCs w:val="24"/>
-          <w:lang w:val="ru-RU"/>
-        </w:rPr>
-        <w:t>Стрэнджа</w:t>
-      </w:r>
-      <w:proofErr w:type="spellEnd"/>
-      <w:r>
-        <w:rPr>
-          <w:rFonts w:ascii="Times New Roman" w:hAnsi="Times New Roman"/>
-          <w:color w:val="000000"/>
-          <w:sz w:val="24"/>
-          <w:szCs w:val="24"/>
-          <w:lang w:val="ru-RU"/>
-        </w:rPr>
-        <w:t xml:space="preserve"> последнего смотрел?</w:t>
+        <w:t xml:space="preserve"> А Стрэнджа последнего смотрел?</w:t>
       </w:r>
     </w:p>
     <w:p>
@@ -5212,51 +4814,7 @@
           <w:szCs w:val="24"/>
           <w:lang w:val="ru-RU"/>
         </w:rPr>
-        <w:t xml:space="preserve"> А чё, тебе </w:t>
-      </w:r>
-      <w:proofErr w:type="spellStart"/>
-      <w:r>
-        <w:rPr>
-          <w:rFonts w:ascii="Times New Roman" w:hAnsi="Times New Roman"/>
-          <w:color w:val="000000"/>
-          <w:sz w:val="24"/>
-          <w:szCs w:val="24"/>
-          <w:lang w:val="ru-RU"/>
-        </w:rPr>
-        <w:t>марвел</w:t>
-      </w:r>
-      <w:proofErr w:type="spellEnd"/>
-      <w:r>
-        <w:rPr>
-          <w:rFonts w:ascii="Times New Roman" w:hAnsi="Times New Roman"/>
-          <w:color w:val="000000"/>
-          <w:sz w:val="24"/>
-          <w:szCs w:val="24"/>
-          <w:lang w:val="ru-RU"/>
-        </w:rPr>
-        <w:t xml:space="preserve"> не заходит? Даже </w:t>
-      </w:r>
-      <w:proofErr w:type="spellStart"/>
-      <w:r>
-        <w:rPr>
-          <w:rFonts w:ascii="Times New Roman" w:hAnsi="Times New Roman"/>
-          <w:color w:val="000000"/>
-          <w:sz w:val="24"/>
-          <w:szCs w:val="24"/>
-          <w:lang w:val="ru-RU"/>
-        </w:rPr>
-        <w:t>Дедпул</w:t>
-      </w:r>
-      <w:proofErr w:type="spellEnd"/>
-      <w:r>
-        <w:rPr>
-          <w:rFonts w:ascii="Times New Roman" w:hAnsi="Times New Roman"/>
-          <w:color w:val="000000"/>
-          <w:sz w:val="24"/>
-          <w:szCs w:val="24"/>
-          <w:lang w:val="ru-RU"/>
-        </w:rPr>
-        <w:t>? Даже Стражи?</w:t>
+        <w:t xml:space="preserve"> А чё, тебе марвел не заходит? Даже Дедпул? Даже Стражи?</w:t>
       </w:r>
     </w:p>
     <w:p>
@@ -5722,29 +5280,7 @@
           <w:szCs w:val="24"/>
           <w:lang w:val="ru-RU"/>
         </w:rPr>
-        <w:t xml:space="preserve"> Ю </w:t>
-      </w:r>
-      <w:proofErr w:type="spellStart"/>
-      <w:r>
-        <w:rPr>
-          <w:rFonts w:ascii="Times New Roman" w:hAnsi="Times New Roman"/>
-          <w:color w:val="000000"/>
-          <w:sz w:val="24"/>
-          <w:szCs w:val="24"/>
-          <w:lang w:val="ru-RU"/>
-        </w:rPr>
-        <w:t>шол</w:t>
-      </w:r>
-      <w:proofErr w:type="spellEnd"/>
-      <w:r>
-        <w:rPr>
-          <w:rFonts w:ascii="Times New Roman" w:hAnsi="Times New Roman"/>
-          <w:color w:val="000000"/>
-          <w:sz w:val="24"/>
-          <w:szCs w:val="24"/>
-          <w:lang w:val="ru-RU"/>
-        </w:rPr>
-        <w:t xml:space="preserve"> ноу пас!</w:t>
+        <w:t xml:space="preserve"> Ю шол ноу пас!</w:t>
       </w:r>
     </w:p>
     <w:p>
@@ -5868,42 +5404,90 @@
           <w:szCs w:val="24"/>
           <w:lang w:val="ru-RU"/>
         </w:rPr>
-        <w:t xml:space="preserve"> Оу, ват э </w:t>
-      </w:r>
-      <w:proofErr w:type="spellStart"/>
-      <w:r>
-        <w:rPr>
-          <w:rFonts w:ascii="Times New Roman" w:hAnsi="Times New Roman"/>
-          <w:color w:val="000000"/>
-          <w:sz w:val="24"/>
-          <w:szCs w:val="24"/>
-          <w:lang w:val="ru-RU"/>
-        </w:rPr>
-        <w:t>дэй</w:t>
-      </w:r>
-      <w:proofErr w:type="spellEnd"/>
-      <w:r>
-        <w:rPr>
-          <w:rFonts w:ascii="Times New Roman" w:hAnsi="Times New Roman"/>
-          <w:color w:val="000000"/>
-          <w:sz w:val="24"/>
-          <w:szCs w:val="24"/>
-          <w:lang w:val="ru-RU"/>
-        </w:rPr>
-        <w:t xml:space="preserve">, ват э </w:t>
-      </w:r>
-      <w:proofErr w:type="spellStart"/>
-      <w:r>
-        <w:rPr>
-          <w:rFonts w:ascii="Times New Roman" w:hAnsi="Times New Roman"/>
-          <w:color w:val="000000"/>
-          <w:sz w:val="24"/>
-          <w:szCs w:val="24"/>
-          <w:lang w:val="ru-RU"/>
-        </w:rPr>
-        <w:t>лавли</w:t>
-      </w:r>
-      <w:proofErr w:type="spellEnd"/>
+        <w:t xml:space="preserve"> Оу, ват э дэй, ват э лавли дэй!</w:t>
+      </w:r>
+    </w:p>
+    <w:p>
+      <w:pPr>
+        <w:spacing w:after="0" w:line="288" w:lineRule="auto"/>
+        <w:rPr>
+          <w:rFonts w:ascii="Times New Roman" w:hAnsi="Times New Roman"/>
+          <w:sz w:val="24"/>
+          <w:szCs w:val="24"/>
+          <w:lang w:val="ru-RU"/>
+        </w:rPr>
+      </w:pPr>
+      <w:r>
+        <w:rPr>
+          <w:rFonts w:ascii="Times New Roman" w:hAnsi="Times New Roman"/>
+          <w:color w:val="000000"/>
+          <w:sz w:val="24"/>
+          <w:szCs w:val="24"/>
+          <w:lang w:val="ru-RU"/>
+        </w:rPr>
+        <w:t>ЛЁВА.</w:t>
+      </w:r>
+      <w:r>
+        <w:rPr>
+          <w:rFonts w:ascii="Times New Roman" w:hAnsi="Times New Roman"/>
+          <w:color w:val="000000"/>
+          <w:sz w:val="24"/>
+          <w:szCs w:val="24"/>
+          <w:lang w:val="ru-RU"/>
+        </w:rPr>
+        <w:t xml:space="preserve"> Не знаю, что?</w:t>
+      </w:r>
+    </w:p>
+    <w:p>
+      <w:pPr>
+        <w:spacing w:after="0" w:line="288" w:lineRule="auto"/>
+        <w:rPr>
+          <w:rFonts w:ascii="Times New Roman" w:hAnsi="Times New Roman"/>
+          <w:sz w:val="24"/>
+          <w:szCs w:val="24"/>
+          <w:lang w:val="ru-RU"/>
+        </w:rPr>
+      </w:pPr>
+      <w:r>
+        <w:rPr>
+          <w:rFonts w:ascii="Times New Roman" w:hAnsi="Times New Roman"/>
+          <w:color w:val="000000"/>
+          <w:sz w:val="24"/>
+          <w:szCs w:val="24"/>
+          <w:lang w:val="ru-RU"/>
+        </w:rPr>
+        <w:t>КСЮША.</w:t>
+      </w:r>
+      <w:r>
+        <w:rPr>
+          <w:rFonts w:ascii="Times New Roman" w:hAnsi="Times New Roman"/>
+          <w:color w:val="000000"/>
+          <w:sz w:val="24"/>
+          <w:szCs w:val="24"/>
+          <w:lang w:val="ru-RU"/>
+        </w:rPr>
+        <w:t xml:space="preserve"> Так... Ну а </w:t>
+      </w:r>
+      <w:r>
+        <w:rPr>
+          <w:rFonts w:ascii="Times New Roman" w:hAnsi="Times New Roman"/>
+          <w:color w:val="000000"/>
+          <w:sz w:val="24"/>
+          <w:szCs w:val="24"/>
+          <w:lang w:val="ru-RU"/>
+        </w:rPr>
+        <w:t>И</w:t>
+      </w:r>
+      <w:r>
+        <w:rPr>
+          <w:rFonts w:ascii="Times New Roman" w:hAnsi="Times New Roman"/>
+          <w:color w:val="000000"/>
+          <w:sz w:val="24"/>
+          <w:szCs w:val="24"/>
+          <w:lang w:val="ru-RU"/>
+        </w:rPr>
+        <w:t>нтерстеллар, хотя</w:t>
+      </w:r>
       <w:r>
         <w:rPr>
           <w:rFonts w:ascii="Times New Roman" w:hAnsi="Times New Roman"/>
@@ -5914,27 +5498,15 @@
         </w:rPr>
         <w:t xml:space="preserve"> </w:t>
       </w:r>
-      <w:proofErr w:type="spellStart"/>
-      <w:r>
-        <w:rPr>
-          <w:rFonts w:ascii="Times New Roman" w:hAnsi="Times New Roman"/>
-          <w:color w:val="000000"/>
-          <w:sz w:val="24"/>
-          <w:szCs w:val="24"/>
-          <w:lang w:val="ru-RU"/>
-        </w:rPr>
-        <w:t>дэй</w:t>
-      </w:r>
-      <w:proofErr w:type="spellEnd"/>
-      <w:r>
-        <w:rPr>
-          <w:rFonts w:ascii="Times New Roman" w:hAnsi="Times New Roman"/>
-          <w:color w:val="000000"/>
-          <w:sz w:val="24"/>
-          <w:szCs w:val="24"/>
-          <w:lang w:val="ru-RU"/>
-        </w:rPr>
-        <w:t>!</w:t>
+      <w:r>
+        <w:rPr>
+          <w:rFonts w:ascii="Times New Roman" w:hAnsi="Times New Roman"/>
+          <w:color w:val="000000"/>
+          <w:sz w:val="24"/>
+          <w:szCs w:val="24"/>
+          <w:lang w:val="ru-RU"/>
+        </w:rPr>
+        <w:t>бы?</w:t>
       </w:r>
     </w:p>
     <w:p>
@@ -5965,7 +5537,7 @@
           <w:szCs w:val="24"/>
           <w:lang w:val="ru-RU"/>
         </w:rPr>
-        <w:t xml:space="preserve"> Не знаю, что?</w:t>
+        <w:t xml:space="preserve"> Что это?</w:t>
       </w:r>
     </w:p>
     <w:p>
@@ -5996,59 +5568,7 @@
           <w:szCs w:val="24"/>
           <w:lang w:val="ru-RU"/>
         </w:rPr>
-        <w:t xml:space="preserve"> Так... Ну а </w:t>
-      </w:r>
-      <w:proofErr w:type="spellStart"/>
-      <w:r>
-        <w:rPr>
-          <w:rFonts w:ascii="Times New Roman" w:hAnsi="Times New Roman"/>
-          <w:color w:val="000000"/>
-          <w:sz w:val="24"/>
-          <w:szCs w:val="24"/>
-          <w:lang w:val="ru-RU"/>
-        </w:rPr>
-        <w:t>И</w:t>
-      </w:r>
-      <w:r>
-        <w:rPr>
-          <w:rFonts w:ascii="Times New Roman" w:hAnsi="Times New Roman"/>
-          <w:color w:val="000000"/>
-          <w:sz w:val="24"/>
-          <w:szCs w:val="24"/>
-          <w:lang w:val="ru-RU"/>
-        </w:rPr>
-        <w:t>нтерстеллар</w:t>
-      </w:r>
-      <w:proofErr w:type="spellEnd"/>
-      <w:r>
-        <w:rPr>
-          <w:rFonts w:ascii="Times New Roman" w:hAnsi="Times New Roman"/>
-          <w:color w:val="000000"/>
-          <w:sz w:val="24"/>
-          <w:szCs w:val="24"/>
-          <w:lang w:val="ru-RU"/>
-        </w:rPr>
-        <w:t>, хотя</w:t>
-      </w:r>
-      <w:r>
-        <w:rPr>
-          <w:rFonts w:ascii="Times New Roman" w:hAnsi="Times New Roman"/>
-          <w:color w:val="000000"/>
-          <w:sz w:val="24"/>
-          <w:szCs w:val="24"/>
-          <w:lang w:val="ru-RU"/>
-        </w:rPr>
-        <w:t xml:space="preserve"> </w:t>
-      </w:r>
-      <w:r>
-        <w:rPr>
-          <w:rFonts w:ascii="Times New Roman" w:hAnsi="Times New Roman"/>
-          <w:color w:val="000000"/>
-          <w:sz w:val="24"/>
-          <w:szCs w:val="24"/>
-          <w:lang w:val="ru-RU"/>
-        </w:rPr>
-        <w:t>бы?</w:t>
+        <w:t xml:space="preserve"> Мискузи!</w:t>
       </w:r>
     </w:p>
     <w:p>
@@ -6079,7 +5599,7 @@
           <w:szCs w:val="24"/>
           <w:lang w:val="ru-RU"/>
         </w:rPr>
-        <w:t xml:space="preserve"> Что это?</w:t>
+        <w:t xml:space="preserve"> Не понял.</w:t>
       </w:r>
     </w:p>
     <w:p>
@@ -6110,113 +5630,7 @@
           <w:szCs w:val="24"/>
           <w:lang w:val="ru-RU"/>
         </w:rPr>
-        <w:t xml:space="preserve"> </w:t>
-      </w:r>
-      <w:proofErr w:type="spellStart"/>
-      <w:r>
-        <w:rPr>
-          <w:rFonts w:ascii="Times New Roman" w:hAnsi="Times New Roman"/>
-          <w:color w:val="000000"/>
-          <w:sz w:val="24"/>
-          <w:szCs w:val="24"/>
-          <w:lang w:val="ru-RU"/>
-        </w:rPr>
-        <w:t>Мискузи</w:t>
-      </w:r>
-      <w:proofErr w:type="spellEnd"/>
-      <w:r>
-        <w:rPr>
-          <w:rFonts w:ascii="Times New Roman" w:hAnsi="Times New Roman"/>
-          <w:color w:val="000000"/>
-          <w:sz w:val="24"/>
-          <w:szCs w:val="24"/>
-          <w:lang w:val="ru-RU"/>
-        </w:rPr>
-        <w:t>!</w:t>
-      </w:r>
-    </w:p>
-    <w:p>
-      <w:pPr>
-        <w:spacing w:after="0" w:line="288" w:lineRule="auto"/>
-        <w:rPr>
-          <w:rFonts w:ascii="Times New Roman" w:hAnsi="Times New Roman"/>
-          <w:sz w:val="24"/>
-          <w:szCs w:val="24"/>
-          <w:lang w:val="ru-RU"/>
-        </w:rPr>
-      </w:pPr>
-      <w:r>
-        <w:rPr>
-          <w:rFonts w:ascii="Times New Roman" w:hAnsi="Times New Roman"/>
-          <w:color w:val="000000"/>
-          <w:sz w:val="24"/>
-          <w:szCs w:val="24"/>
-          <w:lang w:val="ru-RU"/>
-        </w:rPr>
-        <w:t>ЛЁВА.</w:t>
-      </w:r>
-      <w:r>
-        <w:rPr>
-          <w:rFonts w:ascii="Times New Roman" w:hAnsi="Times New Roman"/>
-          <w:color w:val="000000"/>
-          <w:sz w:val="24"/>
-          <w:szCs w:val="24"/>
-          <w:lang w:val="ru-RU"/>
-        </w:rPr>
-        <w:t xml:space="preserve"> Не понял.</w:t>
-      </w:r>
-    </w:p>
-    <w:p>
-      <w:pPr>
-        <w:spacing w:after="0" w:line="288" w:lineRule="auto"/>
-        <w:rPr>
-          <w:rFonts w:ascii="Times New Roman" w:hAnsi="Times New Roman"/>
-          <w:sz w:val="24"/>
-          <w:szCs w:val="24"/>
-          <w:lang w:val="ru-RU"/>
-        </w:rPr>
-      </w:pPr>
-      <w:r>
-        <w:rPr>
-          <w:rFonts w:ascii="Times New Roman" w:hAnsi="Times New Roman"/>
-          <w:color w:val="000000"/>
-          <w:sz w:val="24"/>
-          <w:szCs w:val="24"/>
-          <w:lang w:val="ru-RU"/>
-        </w:rPr>
-        <w:t>КСЮША.</w:t>
-      </w:r>
-      <w:r>
-        <w:rPr>
-          <w:rFonts w:ascii="Times New Roman" w:hAnsi="Times New Roman"/>
-          <w:color w:val="000000"/>
-          <w:sz w:val="24"/>
-          <w:szCs w:val="24"/>
-          <w:lang w:val="ru-RU"/>
-        </w:rPr>
-        <w:t xml:space="preserve"> </w:t>
-      </w:r>
-      <w:proofErr w:type="spellStart"/>
-      <w:r>
-        <w:rPr>
-          <w:rFonts w:ascii="Times New Roman" w:hAnsi="Times New Roman"/>
-          <w:color w:val="000000"/>
-          <w:sz w:val="24"/>
-          <w:szCs w:val="24"/>
-          <w:lang w:val="ru-RU"/>
-        </w:rPr>
-        <w:t>Мультипаспорт</w:t>
-      </w:r>
-      <w:proofErr w:type="spellEnd"/>
-      <w:r>
-        <w:rPr>
-          <w:rFonts w:ascii="Times New Roman" w:hAnsi="Times New Roman"/>
-          <w:color w:val="000000"/>
-          <w:sz w:val="24"/>
-          <w:szCs w:val="24"/>
-          <w:lang w:val="ru-RU"/>
-        </w:rPr>
-        <w:t>!</w:t>
+        <w:t xml:space="preserve"> Мультипаспорт!</w:t>
       </w:r>
     </w:p>
     <w:p>
@@ -6859,95 +6273,7 @@
           <w:szCs w:val="24"/>
           <w:lang w:val="ru-RU"/>
         </w:rPr>
-        <w:t xml:space="preserve"> </w:t>
-      </w:r>
-      <w:proofErr w:type="spellStart"/>
-      <w:r>
-        <w:rPr>
-          <w:rFonts w:ascii="Times New Roman" w:hAnsi="Times New Roman"/>
-          <w:color w:val="000000"/>
-          <w:sz w:val="24"/>
-          <w:szCs w:val="24"/>
-          <w:lang w:val="ru-RU"/>
-        </w:rPr>
-        <w:t>Ниииир</w:t>
-      </w:r>
-      <w:proofErr w:type="spellEnd"/>
-      <w:r>
-        <w:rPr>
-          <w:rFonts w:ascii="Times New Roman" w:hAnsi="Times New Roman"/>
-          <w:color w:val="000000"/>
-          <w:sz w:val="24"/>
-          <w:szCs w:val="24"/>
-          <w:lang w:val="ru-RU"/>
-        </w:rPr>
-        <w:t xml:space="preserve">, </w:t>
-      </w:r>
-      <w:proofErr w:type="spellStart"/>
-      <w:r>
-        <w:rPr>
-          <w:rFonts w:ascii="Times New Roman" w:hAnsi="Times New Roman"/>
-          <w:color w:val="000000"/>
-          <w:sz w:val="24"/>
-          <w:szCs w:val="24"/>
-          <w:lang w:val="ru-RU"/>
-        </w:rPr>
-        <w:t>фаааар</w:t>
-      </w:r>
-      <w:proofErr w:type="spellEnd"/>
-      <w:r>
-        <w:rPr>
-          <w:rFonts w:ascii="Times New Roman" w:hAnsi="Times New Roman"/>
-          <w:color w:val="000000"/>
-          <w:sz w:val="24"/>
-          <w:szCs w:val="24"/>
-          <w:lang w:val="ru-RU"/>
-        </w:rPr>
-        <w:t xml:space="preserve">, </w:t>
-      </w:r>
-      <w:proofErr w:type="spellStart"/>
-      <w:r>
-        <w:rPr>
-          <w:rFonts w:ascii="Times New Roman" w:hAnsi="Times New Roman"/>
-          <w:color w:val="000000"/>
-          <w:sz w:val="24"/>
-          <w:szCs w:val="24"/>
-          <w:lang w:val="ru-RU"/>
-        </w:rPr>
-        <w:t>уэрэва</w:t>
-      </w:r>
-      <w:proofErr w:type="spellEnd"/>
-      <w:r>
-        <w:rPr>
-          <w:rFonts w:ascii="Times New Roman" w:hAnsi="Times New Roman"/>
-          <w:color w:val="000000"/>
-          <w:sz w:val="24"/>
-          <w:szCs w:val="24"/>
-          <w:lang w:val="ru-RU"/>
-        </w:rPr>
-        <w:t xml:space="preserve"> ю </w:t>
-      </w:r>
-      <w:proofErr w:type="spellStart"/>
-      <w:r>
-        <w:rPr>
-          <w:rFonts w:ascii="Times New Roman" w:hAnsi="Times New Roman"/>
-          <w:color w:val="000000"/>
-          <w:sz w:val="24"/>
-          <w:szCs w:val="24"/>
-          <w:lang w:val="ru-RU"/>
-        </w:rPr>
-        <w:t>ааар</w:t>
-      </w:r>
-      <w:proofErr w:type="spellEnd"/>
-      <w:r>
-        <w:rPr>
-          <w:rFonts w:ascii="Times New Roman" w:hAnsi="Times New Roman"/>
-          <w:color w:val="000000"/>
-          <w:sz w:val="24"/>
-          <w:szCs w:val="24"/>
-          <w:lang w:val="ru-RU"/>
-        </w:rPr>
-        <w:t>!</w:t>
+        <w:t xml:space="preserve"> Ниииир, фаааар, уэрэва ю ааар!</w:t>
       </w:r>
     </w:p>
     <w:p>
@@ -7011,7 +6337,6 @@
         </w:rPr>
         <w:t xml:space="preserve"> (с </w:t>
       </w:r>
-      <w:proofErr w:type="spellStart"/>
       <w:r>
         <w:rPr>
           <w:rFonts w:ascii="Times New Roman" w:hAnsi="Times New Roman"/>
@@ -7030,40 +6355,7 @@
           <w:szCs w:val="24"/>
           <w:lang w:val="ru-RU"/>
         </w:rPr>
-        <w:t>андорским</w:t>
-      </w:r>
-      <w:proofErr w:type="spellEnd"/>
-      <w:r>
-        <w:rPr>
-          <w:rFonts w:ascii="Times New Roman" w:hAnsi="Times New Roman"/>
-          <w:color w:val="000000"/>
-          <w:sz w:val="24"/>
-          <w:szCs w:val="24"/>
-          <w:lang w:val="ru-RU"/>
-        </w:rPr>
-        <w:t xml:space="preserve"> акцентом) Ты! </w:t>
-      </w:r>
-      <w:proofErr w:type="spellStart"/>
-      <w:r>
-        <w:rPr>
-          <w:rFonts w:ascii="Times New Roman" w:hAnsi="Times New Roman"/>
-          <w:color w:val="000000"/>
-          <w:sz w:val="24"/>
-          <w:szCs w:val="24"/>
-          <w:lang w:val="ru-RU"/>
-        </w:rPr>
-        <w:t>Ухади</w:t>
-      </w:r>
-      <w:proofErr w:type="spellEnd"/>
-      <w:r>
-        <w:rPr>
-          <w:rFonts w:ascii="Times New Roman" w:hAnsi="Times New Roman"/>
-          <w:color w:val="000000"/>
-          <w:sz w:val="24"/>
-          <w:szCs w:val="24"/>
-          <w:lang w:val="ru-RU"/>
-        </w:rPr>
-        <w:t>!</w:t>
+        <w:t>андорским акцентом) Ты! Ухади!</w:t>
       </w:r>
     </w:p>
     <w:p>
@@ -7269,29 +6561,7 @@
           <w:szCs w:val="24"/>
           <w:lang w:val="ru-RU"/>
         </w:rPr>
-        <w:t xml:space="preserve"> </w:t>
-      </w:r>
-      <w:proofErr w:type="gramStart"/>
-      <w:r>
-        <w:rPr>
-          <w:rFonts w:ascii="Times New Roman" w:hAnsi="Times New Roman"/>
-          <w:color w:val="000000"/>
-          <w:sz w:val="24"/>
-          <w:szCs w:val="24"/>
-          <w:lang w:val="ru-RU"/>
-        </w:rPr>
-        <w:t>Наверное</w:t>
-      </w:r>
-      <w:proofErr w:type="gramEnd"/>
-      <w:r>
-        <w:rPr>
-          <w:rFonts w:ascii="Times New Roman" w:hAnsi="Times New Roman"/>
-          <w:color w:val="000000"/>
-          <w:sz w:val="24"/>
-          <w:szCs w:val="24"/>
-          <w:lang w:val="ru-RU"/>
-        </w:rPr>
-        <w:t xml:space="preserve"> вы ещё не готовы к такой музыке, но вашим детям она понравится!</w:t>
+        <w:t xml:space="preserve"> Наверное вы ещё не готовы к такой музыке, но вашим детям она понравится!</w:t>
       </w:r>
     </w:p>
     <w:p>
@@ -7353,73 +6623,7 @@
           <w:szCs w:val="24"/>
           <w:lang w:val="ru-RU"/>
         </w:rPr>
-        <w:t xml:space="preserve"> </w:t>
-      </w:r>
-      <w:proofErr w:type="spellStart"/>
-      <w:r>
-        <w:rPr>
-          <w:rFonts w:ascii="Times New Roman" w:hAnsi="Times New Roman"/>
-          <w:color w:val="000000"/>
-          <w:sz w:val="24"/>
-          <w:szCs w:val="24"/>
-          <w:lang w:val="ru-RU"/>
-        </w:rPr>
-        <w:t>Хиииир</w:t>
-      </w:r>
-      <w:proofErr w:type="spellEnd"/>
-      <w:r>
-        <w:rPr>
-          <w:rFonts w:ascii="Times New Roman" w:hAnsi="Times New Roman"/>
-          <w:color w:val="000000"/>
-          <w:sz w:val="24"/>
-          <w:szCs w:val="24"/>
-          <w:lang w:val="ru-RU"/>
-        </w:rPr>
-        <w:t xml:space="preserve"> </w:t>
-      </w:r>
-      <w:proofErr w:type="spellStart"/>
-      <w:r>
-        <w:rPr>
-          <w:rFonts w:ascii="Times New Roman" w:hAnsi="Times New Roman"/>
-          <w:color w:val="000000"/>
-          <w:sz w:val="24"/>
-          <w:szCs w:val="24"/>
-          <w:lang w:val="ru-RU"/>
-        </w:rPr>
-        <w:t>ви</w:t>
-      </w:r>
-      <w:proofErr w:type="spellEnd"/>
-      <w:r>
-        <w:rPr>
-          <w:rFonts w:ascii="Times New Roman" w:hAnsi="Times New Roman"/>
-          <w:color w:val="000000"/>
-          <w:sz w:val="24"/>
-          <w:szCs w:val="24"/>
-          <w:lang w:val="ru-RU"/>
-        </w:rPr>
-        <w:t xml:space="preserve"> ар! Борн ту би </w:t>
-      </w:r>
-      <w:proofErr w:type="spellStart"/>
-      <w:r>
-        <w:rPr>
-          <w:rFonts w:ascii="Times New Roman" w:hAnsi="Times New Roman"/>
-          <w:color w:val="000000"/>
-          <w:sz w:val="24"/>
-          <w:szCs w:val="24"/>
-          <w:lang w:val="ru-RU"/>
-        </w:rPr>
-        <w:t>кингс</w:t>
-      </w:r>
-      <w:proofErr w:type="spellEnd"/>
-      <w:r>
-        <w:rPr>
-          <w:rFonts w:ascii="Times New Roman" w:hAnsi="Times New Roman"/>
-          <w:color w:val="000000"/>
-          <w:sz w:val="24"/>
-          <w:szCs w:val="24"/>
-          <w:lang w:val="ru-RU"/>
-        </w:rPr>
-        <w:t>!</w:t>
+        <w:t xml:space="preserve"> Хиииир ви ар! Борн ту би кингс!</w:t>
       </w:r>
     </w:p>
     <w:p>
@@ -7667,73 +6871,7 @@
           <w:szCs w:val="24"/>
           <w:lang w:val="ru-RU"/>
         </w:rPr>
-        <w:t xml:space="preserve"> </w:t>
-      </w:r>
-      <w:proofErr w:type="spellStart"/>
-      <w:r>
-        <w:rPr>
-          <w:rFonts w:ascii="Times New Roman" w:hAnsi="Times New Roman"/>
-          <w:color w:val="000000"/>
-          <w:sz w:val="24"/>
-          <w:szCs w:val="24"/>
-          <w:lang w:val="ru-RU"/>
-        </w:rPr>
-        <w:t>Аста</w:t>
-      </w:r>
-      <w:proofErr w:type="spellEnd"/>
-      <w:r>
-        <w:rPr>
-          <w:rFonts w:ascii="Times New Roman" w:hAnsi="Times New Roman"/>
-          <w:color w:val="000000"/>
-          <w:sz w:val="24"/>
-          <w:szCs w:val="24"/>
-          <w:lang w:val="ru-RU"/>
-        </w:rPr>
-        <w:t xml:space="preserve"> </w:t>
-      </w:r>
-      <w:proofErr w:type="spellStart"/>
-      <w:r>
-        <w:rPr>
-          <w:rFonts w:ascii="Times New Roman" w:hAnsi="Times New Roman"/>
-          <w:color w:val="000000"/>
-          <w:sz w:val="24"/>
-          <w:szCs w:val="24"/>
-          <w:lang w:val="ru-RU"/>
-        </w:rPr>
-        <w:t>лависта</w:t>
-      </w:r>
-      <w:proofErr w:type="spellEnd"/>
-      <w:r>
-        <w:rPr>
-          <w:rFonts w:ascii="Times New Roman" w:hAnsi="Times New Roman"/>
-          <w:color w:val="000000"/>
-          <w:sz w:val="24"/>
-          <w:szCs w:val="24"/>
-          <w:lang w:val="ru-RU"/>
-        </w:rPr>
-        <w:t xml:space="preserve"> </w:t>
-      </w:r>
-      <w:proofErr w:type="spellStart"/>
-      <w:r>
-        <w:rPr>
-          <w:rFonts w:ascii="Times New Roman" w:hAnsi="Times New Roman"/>
-          <w:color w:val="000000"/>
-          <w:sz w:val="24"/>
-          <w:szCs w:val="24"/>
-          <w:lang w:val="ru-RU"/>
-        </w:rPr>
-        <w:t>бэйби</w:t>
-      </w:r>
-      <w:proofErr w:type="spellEnd"/>
-      <w:r>
-        <w:rPr>
-          <w:rFonts w:ascii="Times New Roman" w:hAnsi="Times New Roman"/>
-          <w:color w:val="000000"/>
-          <w:sz w:val="24"/>
-          <w:szCs w:val="24"/>
-          <w:lang w:val="ru-RU"/>
-        </w:rPr>
-        <w:t>.</w:t>
+        <w:t xml:space="preserve"> Аста лависта бэйби.</w:t>
       </w:r>
     </w:p>
     <w:p>
@@ -8140,51 +7278,7 @@
           <w:szCs w:val="24"/>
           <w:lang w:val="ru-RU"/>
         </w:rPr>
-        <w:t xml:space="preserve"> </w:t>
-      </w:r>
-      <w:proofErr w:type="spellStart"/>
-      <w:r>
-        <w:rPr>
-          <w:rFonts w:ascii="Times New Roman" w:hAnsi="Times New Roman"/>
-          <w:color w:val="000000"/>
-          <w:sz w:val="24"/>
-          <w:szCs w:val="24"/>
-          <w:lang w:val="ru-RU"/>
-        </w:rPr>
-        <w:t>Итс</w:t>
-      </w:r>
-      <w:proofErr w:type="spellEnd"/>
-      <w:r>
-        <w:rPr>
-          <w:rFonts w:ascii="Times New Roman" w:hAnsi="Times New Roman"/>
-          <w:color w:val="000000"/>
-          <w:sz w:val="24"/>
-          <w:szCs w:val="24"/>
-          <w:lang w:val="ru-RU"/>
-        </w:rPr>
-        <w:t xml:space="preserve"> э </w:t>
-      </w:r>
-      <w:proofErr w:type="spellStart"/>
-      <w:r>
-        <w:rPr>
-          <w:rFonts w:ascii="Times New Roman" w:hAnsi="Times New Roman"/>
-          <w:color w:val="000000"/>
-          <w:sz w:val="24"/>
-          <w:szCs w:val="24"/>
-          <w:lang w:val="ru-RU"/>
-        </w:rPr>
-        <w:t>трэп</w:t>
-      </w:r>
-      <w:proofErr w:type="spellEnd"/>
-      <w:r>
-        <w:rPr>
-          <w:rFonts w:ascii="Times New Roman" w:hAnsi="Times New Roman"/>
-          <w:color w:val="000000"/>
-          <w:sz w:val="24"/>
-          <w:szCs w:val="24"/>
-          <w:lang w:val="ru-RU"/>
-        </w:rPr>
-        <w:t>!</w:t>
+        <w:t xml:space="preserve"> Итс э трэп!</w:t>
       </w:r>
     </w:p>
     <w:p>
@@ -8469,29 +7563,7 @@
           <w:szCs w:val="24"/>
           <w:lang w:val="ru-RU"/>
         </w:rPr>
-        <w:t>-</w:t>
-      </w:r>
-      <w:proofErr w:type="spellStart"/>
-      <w:r>
-        <w:rPr>
-          <w:rFonts w:ascii="Times New Roman" w:hAnsi="Times New Roman"/>
-          <w:color w:val="000000"/>
-          <w:sz w:val="24"/>
-          <w:szCs w:val="24"/>
-          <w:lang w:val="ru-RU"/>
-        </w:rPr>
-        <w:t>Энакин</w:t>
-      </w:r>
-      <w:proofErr w:type="spellEnd"/>
-      <w:r>
-        <w:rPr>
-          <w:rFonts w:ascii="Times New Roman" w:hAnsi="Times New Roman"/>
-          <w:color w:val="000000"/>
-          <w:sz w:val="24"/>
-          <w:szCs w:val="24"/>
-          <w:lang w:val="ru-RU"/>
-        </w:rPr>
-        <w:t>, я поклялся в верности Республике и демократии!</w:t>
+        <w:t>-Энакин, я поклялся в верности Республике и демократии!</w:t>
       </w:r>
     </w:p>
     <w:p>
@@ -8996,95 +8068,7 @@
           <w:szCs w:val="24"/>
           <w:lang w:val="ru-RU"/>
         </w:rPr>
-        <w:t xml:space="preserve">В) Смотрел. </w:t>
-      </w:r>
-      <w:proofErr w:type="spellStart"/>
-      <w:r>
-        <w:rPr>
-          <w:rFonts w:ascii="Times New Roman" w:hAnsi="Times New Roman"/>
-          <w:color w:val="000000"/>
-          <w:sz w:val="24"/>
-          <w:szCs w:val="24"/>
-          <w:lang w:val="ru-RU"/>
-        </w:rPr>
-        <w:t>Дарт</w:t>
-      </w:r>
-      <w:proofErr w:type="spellEnd"/>
-      <w:r>
-        <w:rPr>
-          <w:rFonts w:ascii="Times New Roman" w:hAnsi="Times New Roman"/>
-          <w:color w:val="000000"/>
-          <w:sz w:val="24"/>
-          <w:szCs w:val="24"/>
-          <w:lang w:val="ru-RU"/>
-        </w:rPr>
-        <w:t xml:space="preserve"> </w:t>
-      </w:r>
-      <w:proofErr w:type="spellStart"/>
-      <w:r>
-        <w:rPr>
-          <w:rFonts w:ascii="Times New Roman" w:hAnsi="Times New Roman"/>
-          <w:color w:val="000000"/>
-          <w:sz w:val="24"/>
-          <w:szCs w:val="24"/>
-          <w:lang w:val="ru-RU"/>
-        </w:rPr>
-        <w:t>Вейдер</w:t>
-      </w:r>
-      <w:proofErr w:type="spellEnd"/>
-      <w:r>
-        <w:rPr>
-          <w:rFonts w:ascii="Times New Roman" w:hAnsi="Times New Roman"/>
-          <w:color w:val="000000"/>
-          <w:sz w:val="24"/>
-          <w:szCs w:val="24"/>
-          <w:lang w:val="ru-RU"/>
-        </w:rPr>
-        <w:t xml:space="preserve">, Люк </w:t>
-      </w:r>
-      <w:proofErr w:type="spellStart"/>
-      <w:r>
-        <w:rPr>
-          <w:rFonts w:ascii="Times New Roman" w:hAnsi="Times New Roman"/>
-          <w:color w:val="000000"/>
-          <w:sz w:val="24"/>
-          <w:szCs w:val="24"/>
-          <w:lang w:val="ru-RU"/>
-        </w:rPr>
-        <w:t>Скайуокер</w:t>
-      </w:r>
-      <w:proofErr w:type="spellEnd"/>
-      <w:r>
-        <w:rPr>
-          <w:rFonts w:ascii="Times New Roman" w:hAnsi="Times New Roman"/>
-          <w:color w:val="000000"/>
-          <w:sz w:val="24"/>
-          <w:szCs w:val="24"/>
-          <w:lang w:val="ru-RU"/>
-        </w:rPr>
-        <w:t xml:space="preserve">, </w:t>
-      </w:r>
-      <w:proofErr w:type="spellStart"/>
-      <w:r>
-        <w:rPr>
-          <w:rFonts w:ascii="Times New Roman" w:hAnsi="Times New Roman"/>
-          <w:color w:val="000000"/>
-          <w:sz w:val="24"/>
-          <w:szCs w:val="24"/>
-          <w:lang w:val="ru-RU"/>
-        </w:rPr>
-        <w:t>Атрейдесы</w:t>
-      </w:r>
-      <w:proofErr w:type="spellEnd"/>
-      <w:r>
-        <w:rPr>
-          <w:rFonts w:ascii="Times New Roman" w:hAnsi="Times New Roman"/>
-          <w:color w:val="000000"/>
-          <w:sz w:val="24"/>
-          <w:szCs w:val="24"/>
-          <w:lang w:val="ru-RU"/>
-        </w:rPr>
-        <w:t>, Энтерпрайз, я разбираюсь в этом.</w:t>
+        <w:t>В) Смотрел. Дарт Вейдер, Люк Скайуокер, Атрейдесы, Энтерпрайз, я разбираюсь в этом.</w:t>
       </w:r>
     </w:p>
     <w:p>
@@ -9305,45 +8289,15 @@
         </w:rPr>
         <w:t xml:space="preserve"> Эм... </w:t>
       </w:r>
-      <w:proofErr w:type="spellStart"/>
-      <w:r>
-        <w:rPr>
-          <w:rFonts w:ascii="Times New Roman" w:hAnsi="Times New Roman"/>
-          <w:color w:val="000000"/>
-          <w:sz w:val="24"/>
-          <w:szCs w:val="24"/>
-        </w:rPr>
-        <w:t>Да</w:t>
-      </w:r>
-      <w:proofErr w:type="spellEnd"/>
-      <w:r>
-        <w:rPr>
-          <w:rFonts w:ascii="Times New Roman" w:hAnsi="Times New Roman"/>
-          <w:color w:val="000000"/>
-          <w:sz w:val="24"/>
-          <w:szCs w:val="24"/>
-        </w:rPr>
-        <w:t xml:space="preserve">, </w:t>
-      </w:r>
-      <w:proofErr w:type="spellStart"/>
-      <w:r>
-        <w:rPr>
-          <w:rFonts w:ascii="Times New Roman" w:hAnsi="Times New Roman"/>
-          <w:color w:val="000000"/>
-          <w:sz w:val="24"/>
-          <w:szCs w:val="24"/>
-        </w:rPr>
-        <w:t>собственно</w:t>
-      </w:r>
-      <w:proofErr w:type="spellEnd"/>
-      <w:r>
-        <w:rPr>
-          <w:rFonts w:ascii="Times New Roman" w:hAnsi="Times New Roman"/>
-          <w:color w:val="000000"/>
-          <w:sz w:val="24"/>
-          <w:szCs w:val="24"/>
-        </w:rPr>
-        <w:t xml:space="preserve">... </w:t>
+      <w:r>
+        <w:rPr>
+          <w:rFonts w:ascii="Times New Roman" w:hAnsi="Times New Roman"/>
+          <w:color w:val="000000"/>
+          <w:sz w:val="24"/>
+          <w:szCs w:val="24"/>
+          <w:lang w:val="ru-RU"/>
+        </w:rPr>
+        <w:t xml:space="preserve">Да, собственно... </w:t>
       </w:r>
       <w:r>
         <w:rPr>
@@ -9457,29 +8411,7 @@
           <w:szCs w:val="24"/>
           <w:lang w:val="ru-RU"/>
         </w:rPr>
-        <w:t xml:space="preserve"> </w:t>
-      </w:r>
-      <w:proofErr w:type="spellStart"/>
-      <w:r>
-        <w:rPr>
-          <w:rFonts w:ascii="Times New Roman" w:hAnsi="Times New Roman"/>
-          <w:color w:val="000000"/>
-          <w:sz w:val="24"/>
-          <w:szCs w:val="24"/>
-          <w:lang w:val="ru-RU"/>
-        </w:rPr>
-        <w:t>Ксю</w:t>
-      </w:r>
-      <w:proofErr w:type="spellEnd"/>
-      <w:r>
-        <w:rPr>
-          <w:rFonts w:ascii="Times New Roman" w:hAnsi="Times New Roman"/>
-          <w:color w:val="000000"/>
-          <w:sz w:val="24"/>
-          <w:szCs w:val="24"/>
-          <w:lang w:val="ru-RU"/>
-        </w:rPr>
-        <w:t>. Я запрещаю тебе с ним трахаться.</w:t>
+        <w:t xml:space="preserve"> Ксю. Я запрещаю тебе с ним трахаться.</w:t>
       </w:r>
     </w:p>
     <w:p>
@@ -9553,29 +8485,7 @@
           <w:szCs w:val="24"/>
           <w:lang w:val="ru-RU"/>
         </w:rPr>
-        <w:t xml:space="preserve"> Я думаю, что время так называемой "общей культуры", когда все смотрели одни и те же фильмы, читали одни и те же книги, сегодня, в эпоху тотального могущества интернета с его </w:t>
-      </w:r>
-      <w:proofErr w:type="spellStart"/>
-      <w:r>
-        <w:rPr>
-          <w:rFonts w:ascii="Times New Roman" w:hAnsi="Times New Roman"/>
-          <w:color w:val="000000"/>
-          <w:sz w:val="24"/>
-          <w:szCs w:val="24"/>
-          <w:lang w:val="ru-RU"/>
-        </w:rPr>
-        <w:t>гигатоннами</w:t>
-      </w:r>
-      <w:proofErr w:type="spellEnd"/>
-      <w:r>
-        <w:rPr>
-          <w:rFonts w:ascii="Times New Roman" w:hAnsi="Times New Roman"/>
-          <w:color w:val="000000"/>
-          <w:sz w:val="24"/>
-          <w:szCs w:val="24"/>
-          <w:lang w:val="ru-RU"/>
-        </w:rPr>
-        <w:t xml:space="preserve"> информации, это время безвозвратно ушло. Сейчас фильмов, сериалов со всего мира на любую тему столько, что можно, я не знаю, миллиону человек каждый день показывать разные фильмы сто лет, и ни один из фильмов не повторится. Мы как бы разбились на темы, разошлись в кружки по интересам, каждый в своей ветке, можно запросто и не пересечься вовсе, в этом нет ничего страшного.</w:t>
+        <w:t xml:space="preserve"> Я думаю, что время так называемой "общей культуры", когда все смотрели одни и те же фильмы, читали одни и те же книги, сегодня, в эпоху тотального могущества интернета с его гигатоннами информации, это время безвозвратно ушло. Сейчас фильмов, сериалов со всего мира на любую тему столько, что можно, я не знаю, миллиону человек каждый день показывать разные фильмы сто лет, и ни один из фильмов не повторится. Мы как бы разбились на темы, разошлись в кружки по интересам, каждый в своей ветке, можно запросто и не пересечься вовсе, в этом нет ничего страшного.</w:t>
       </w:r>
     </w:p>
     <w:p>
@@ -9606,29 +8516,7 @@
           <w:szCs w:val="24"/>
           <w:lang w:val="ru-RU"/>
         </w:rPr>
-        <w:t xml:space="preserve"> Аладдин, русалочка, красавица и чудовище? Я имею в виду оригинальные мультики, а не </w:t>
-      </w:r>
-      <w:proofErr w:type="spellStart"/>
-      <w:r>
-        <w:rPr>
-          <w:rFonts w:ascii="Times New Roman" w:hAnsi="Times New Roman"/>
-          <w:color w:val="000000"/>
-          <w:sz w:val="24"/>
-          <w:szCs w:val="24"/>
-          <w:lang w:val="ru-RU"/>
-        </w:rPr>
-        <w:t>лайвэкшн</w:t>
-      </w:r>
-      <w:proofErr w:type="spellEnd"/>
-      <w:r>
-        <w:rPr>
-          <w:rFonts w:ascii="Times New Roman" w:hAnsi="Times New Roman"/>
-          <w:color w:val="000000"/>
-          <w:sz w:val="24"/>
-          <w:szCs w:val="24"/>
-          <w:lang w:val="ru-RU"/>
-        </w:rPr>
-        <w:t xml:space="preserve"> дрисню с лопаты. Эти мультики ты знаешь?</w:t>
+        <w:t xml:space="preserve"> Аладдин, русалочка, красавица и чудовище? Я имею в виду оригинальные мультики, а не лайвэкшн дрисню с лопаты. Эти мультики ты знаешь?</w:t>
       </w:r>
     </w:p>
     <w:p>
@@ -9733,29 +8621,7 @@
           <w:szCs w:val="24"/>
           <w:lang w:val="ru-RU"/>
         </w:rPr>
-        <w:t xml:space="preserve"> Мой сосед </w:t>
-      </w:r>
-      <w:proofErr w:type="spellStart"/>
-      <w:r>
-        <w:rPr>
-          <w:rFonts w:ascii="Times New Roman" w:hAnsi="Times New Roman"/>
-          <w:color w:val="000000"/>
-          <w:sz w:val="24"/>
-          <w:szCs w:val="24"/>
-          <w:lang w:val="ru-RU"/>
-        </w:rPr>
-        <w:t>Тоторо</w:t>
-      </w:r>
-      <w:proofErr w:type="spellEnd"/>
-      <w:r>
-        <w:rPr>
-          <w:rFonts w:ascii="Times New Roman" w:hAnsi="Times New Roman"/>
-          <w:color w:val="000000"/>
-          <w:sz w:val="24"/>
-          <w:szCs w:val="24"/>
-          <w:lang w:val="ru-RU"/>
-        </w:rPr>
-        <w:t>?</w:t>
+        <w:t xml:space="preserve"> Мой сосед Тоторо?</w:t>
       </w:r>
     </w:p>
     <w:p>
@@ -10256,29 +9122,7 @@
           <w:szCs w:val="24"/>
           <w:lang w:val="ru-RU"/>
         </w:rPr>
-        <w:t xml:space="preserve"> То есть привёл в движение миллионы жизней, внушив им свою </w:t>
-      </w:r>
-      <w:proofErr w:type="spellStart"/>
-      <w:r>
-        <w:rPr>
-          <w:rFonts w:ascii="Times New Roman" w:hAnsi="Times New Roman"/>
-          <w:color w:val="000000"/>
-          <w:sz w:val="24"/>
-          <w:szCs w:val="24"/>
-          <w:lang w:val="ru-RU"/>
-        </w:rPr>
-        <w:t>колдунскую</w:t>
-      </w:r>
-      <w:proofErr w:type="spellEnd"/>
-      <w:r>
-        <w:rPr>
-          <w:rFonts w:ascii="Times New Roman" w:hAnsi="Times New Roman"/>
-          <w:color w:val="000000"/>
-          <w:sz w:val="24"/>
-          <w:szCs w:val="24"/>
-          <w:lang w:val="ru-RU"/>
-        </w:rPr>
-        <w:t xml:space="preserve"> волю. А потом тем же волшебством не может убить одного единственного человечка - Анастасию. Как-то это натянуто, что</w:t>
+        <w:t xml:space="preserve"> То есть привёл в движение миллионы жизней, внушив им свою колдунскую волю. А потом тем же волшебством не может убить одного единственного человечка - Анастасию. Как-то это натянуто, что</w:t>
       </w:r>
       <w:r>
         <w:rPr>
@@ -10360,29 +9204,7 @@
           <w:szCs w:val="24"/>
           <w:lang w:val="ru-RU"/>
         </w:rPr>
-        <w:t xml:space="preserve"> Про поиск отца </w:t>
-      </w:r>
-      <w:proofErr w:type="gramStart"/>
-      <w:r>
-        <w:rPr>
-          <w:rFonts w:ascii="Times New Roman" w:hAnsi="Times New Roman"/>
-          <w:color w:val="000000"/>
-          <w:sz w:val="24"/>
-          <w:szCs w:val="24"/>
-          <w:lang w:val="ru-RU"/>
-        </w:rPr>
-        <w:t>- это</w:t>
-      </w:r>
-      <w:proofErr w:type="gramEnd"/>
-      <w:r>
-        <w:rPr>
-          <w:rFonts w:ascii="Times New Roman" w:hAnsi="Times New Roman"/>
-          <w:color w:val="000000"/>
-          <w:sz w:val="24"/>
-          <w:szCs w:val="24"/>
-          <w:lang w:val="ru-RU"/>
-        </w:rPr>
-        <w:t xml:space="preserve"> Судьба человека у Бондарчука, а тут...</w:t>
+        <w:t xml:space="preserve"> Про поиск отца - это Судьба человека у Бондарчука, а тут...</w:t>
       </w:r>
     </w:p>
     <w:p>
@@ -10537,51 +9359,7 @@
           <w:szCs w:val="24"/>
           <w:lang w:val="ru-RU"/>
         </w:rPr>
-        <w:t xml:space="preserve"> Да понятно. Но ЗВ... Ты </w:t>
-      </w:r>
-      <w:proofErr w:type="spellStart"/>
-      <w:r>
-        <w:rPr>
-          <w:rFonts w:ascii="Times New Roman" w:hAnsi="Times New Roman"/>
-          <w:color w:val="000000"/>
-          <w:sz w:val="24"/>
-          <w:szCs w:val="24"/>
-          <w:lang w:val="ru-RU"/>
-        </w:rPr>
-        <w:t>скипнул</w:t>
-      </w:r>
-      <w:proofErr w:type="spellEnd"/>
-      <w:r>
-        <w:rPr>
-          <w:rFonts w:ascii="Times New Roman" w:hAnsi="Times New Roman"/>
-          <w:color w:val="000000"/>
-          <w:sz w:val="24"/>
-          <w:szCs w:val="24"/>
-          <w:lang w:val="ru-RU"/>
-        </w:rPr>
-        <w:t xml:space="preserve"> </w:t>
-      </w:r>
-      <w:proofErr w:type="spellStart"/>
-      <w:r>
-        <w:rPr>
-          <w:rFonts w:ascii="Times New Roman" w:hAnsi="Times New Roman"/>
-          <w:color w:val="000000"/>
-          <w:sz w:val="24"/>
-          <w:szCs w:val="24"/>
-          <w:lang w:val="ru-RU"/>
-        </w:rPr>
-        <w:t>мастхэв</w:t>
-      </w:r>
-      <w:proofErr w:type="spellEnd"/>
-      <w:r>
-        <w:rPr>
-          <w:rFonts w:ascii="Times New Roman" w:hAnsi="Times New Roman"/>
-          <w:color w:val="000000"/>
-          <w:sz w:val="24"/>
-          <w:szCs w:val="24"/>
-          <w:lang w:val="ru-RU"/>
-        </w:rPr>
-        <w:t>, типа без этого мне, по идее, не о чем с тобой разговаривать.</w:t>
+        <w:t xml:space="preserve"> Да понятно. Но ЗВ... Ты скипнул мастхэв, типа без этого мне, по идее, не о чем с тобой разговаривать.</w:t>
       </w:r>
     </w:p>
     <w:p>
@@ -10705,51 +9483,7 @@
           <w:szCs w:val="24"/>
           <w:lang w:val="ru-RU"/>
         </w:rPr>
-        <w:t xml:space="preserve"> Так </w:t>
-      </w:r>
-      <w:proofErr w:type="spellStart"/>
-      <w:r>
-        <w:rPr>
-          <w:rFonts w:ascii="Times New Roman" w:hAnsi="Times New Roman"/>
-          <w:color w:val="000000"/>
-          <w:sz w:val="24"/>
-          <w:szCs w:val="24"/>
-          <w:lang w:val="ru-RU"/>
-        </w:rPr>
-        <w:t>жоско</w:t>
-      </w:r>
-      <w:proofErr w:type="spellEnd"/>
-      <w:r>
-        <w:rPr>
-          <w:rFonts w:ascii="Times New Roman" w:hAnsi="Times New Roman"/>
-          <w:color w:val="000000"/>
-          <w:sz w:val="24"/>
-          <w:szCs w:val="24"/>
-          <w:lang w:val="ru-RU"/>
-        </w:rPr>
-        <w:t xml:space="preserve"> </w:t>
-      </w:r>
-      <w:proofErr w:type="spellStart"/>
-      <w:r>
-        <w:rPr>
-          <w:rFonts w:ascii="Times New Roman" w:hAnsi="Times New Roman"/>
-          <w:color w:val="000000"/>
-          <w:sz w:val="24"/>
-          <w:szCs w:val="24"/>
-          <w:lang w:val="ru-RU"/>
-        </w:rPr>
-        <w:t>зафэйлишься</w:t>
-      </w:r>
-      <w:proofErr w:type="spellEnd"/>
-      <w:r>
-        <w:rPr>
-          <w:rFonts w:ascii="Times New Roman" w:hAnsi="Times New Roman"/>
-          <w:color w:val="000000"/>
-          <w:sz w:val="24"/>
-          <w:szCs w:val="24"/>
-          <w:lang w:val="ru-RU"/>
-        </w:rPr>
-        <w:t>.</w:t>
+        <w:t xml:space="preserve"> Так жоско зафэйлишься.</w:t>
       </w:r>
     </w:p>
     <w:p>
@@ -10935,29 +9669,7 @@
           <w:szCs w:val="24"/>
           <w:lang w:val="ru-RU"/>
         </w:rPr>
-        <w:t xml:space="preserve"> Опять </w:t>
-      </w:r>
-      <w:proofErr w:type="spellStart"/>
-      <w:r>
-        <w:rPr>
-          <w:rFonts w:ascii="Times New Roman" w:hAnsi="Times New Roman"/>
-          <w:color w:val="000000"/>
-          <w:sz w:val="24"/>
-          <w:szCs w:val="24"/>
-          <w:lang w:val="ru-RU"/>
-        </w:rPr>
-        <w:t>скамишь</w:t>
-      </w:r>
-      <w:proofErr w:type="spellEnd"/>
-      <w:r>
-        <w:rPr>
-          <w:rFonts w:ascii="Times New Roman" w:hAnsi="Times New Roman"/>
-          <w:color w:val="000000"/>
-          <w:sz w:val="24"/>
-          <w:szCs w:val="24"/>
-          <w:lang w:val="ru-RU"/>
-        </w:rPr>
-        <w:t>?</w:t>
+        <w:t xml:space="preserve"> Опять скамишь?</w:t>
       </w:r>
     </w:p>
     <w:p>
@@ -11136,51 +9848,7 @@
           <w:szCs w:val="24"/>
           <w:lang w:val="ru-RU"/>
         </w:rPr>
-        <w:t xml:space="preserve"> Близко-</w:t>
-      </w:r>
-      <w:proofErr w:type="spellStart"/>
-      <w:r>
-        <w:rPr>
-          <w:rFonts w:ascii="Times New Roman" w:hAnsi="Times New Roman"/>
-          <w:color w:val="000000"/>
-          <w:sz w:val="24"/>
-          <w:szCs w:val="24"/>
-          <w:lang w:val="ru-RU"/>
-        </w:rPr>
-        <w:t>приблизко</w:t>
-      </w:r>
-      <w:proofErr w:type="spellEnd"/>
-      <w:r>
-        <w:rPr>
-          <w:rFonts w:ascii="Times New Roman" w:hAnsi="Times New Roman"/>
-          <w:color w:val="000000"/>
-          <w:sz w:val="24"/>
-          <w:szCs w:val="24"/>
-          <w:lang w:val="ru-RU"/>
-        </w:rPr>
-        <w:t xml:space="preserve">, так близко что </w:t>
-      </w:r>
-      <w:proofErr w:type="spellStart"/>
-      <w:r>
-        <w:rPr>
-          <w:rFonts w:ascii="Times New Roman" w:hAnsi="Times New Roman"/>
-          <w:color w:val="000000"/>
-          <w:sz w:val="24"/>
-          <w:szCs w:val="24"/>
-          <w:lang w:val="ru-RU"/>
-        </w:rPr>
-        <w:t>Вуууу</w:t>
-      </w:r>
-      <w:proofErr w:type="spellEnd"/>
-      <w:r>
-        <w:rPr>
-          <w:rFonts w:ascii="Times New Roman" w:hAnsi="Times New Roman"/>
-          <w:color w:val="000000"/>
-          <w:sz w:val="24"/>
-          <w:szCs w:val="24"/>
-          <w:lang w:val="ru-RU"/>
-        </w:rPr>
-        <w:t>!</w:t>
+        <w:t xml:space="preserve"> Близко-приблизко, так близко что Вуууу!</w:t>
       </w:r>
     </w:p>
     <w:p>
@@ -11450,29 +10118,7 @@
           <w:szCs w:val="24"/>
           <w:lang w:val="ru-RU"/>
         </w:rPr>
-        <w:t xml:space="preserve"> Ну детство без короля льва </w:t>
-      </w:r>
-      <w:proofErr w:type="gramStart"/>
-      <w:r>
-        <w:rPr>
-          <w:rFonts w:ascii="Times New Roman" w:hAnsi="Times New Roman"/>
-          <w:color w:val="000000"/>
-          <w:sz w:val="24"/>
-          <w:szCs w:val="24"/>
-          <w:lang w:val="ru-RU"/>
-        </w:rPr>
-        <w:t>- это</w:t>
-      </w:r>
-      <w:proofErr w:type="gramEnd"/>
-      <w:r>
-        <w:rPr>
-          <w:rFonts w:ascii="Times New Roman" w:hAnsi="Times New Roman"/>
-          <w:color w:val="000000"/>
-          <w:sz w:val="24"/>
-          <w:szCs w:val="24"/>
-          <w:lang w:val="ru-RU"/>
-        </w:rPr>
-        <w:t xml:space="preserve"> разве детство?</w:t>
+        <w:t xml:space="preserve"> Ну детство без короля льва - это разве детство?</w:t>
       </w:r>
     </w:p>
     <w:p>
@@ -11545,29 +10191,7 @@
           <w:szCs w:val="24"/>
           <w:lang w:val="ru-RU"/>
         </w:rPr>
-        <w:t xml:space="preserve"> </w:t>
-      </w:r>
-      <w:proofErr w:type="spellStart"/>
-      <w:r>
-        <w:rPr>
-          <w:rFonts w:ascii="Times New Roman" w:hAnsi="Times New Roman"/>
-          <w:color w:val="000000"/>
-          <w:sz w:val="24"/>
-          <w:szCs w:val="24"/>
-          <w:lang w:val="ru-RU"/>
-        </w:rPr>
-        <w:t>Нихера</w:t>
-      </w:r>
-      <w:proofErr w:type="spellEnd"/>
-      <w:r>
-        <w:rPr>
-          <w:rFonts w:ascii="Times New Roman" w:hAnsi="Times New Roman"/>
-          <w:color w:val="000000"/>
-          <w:sz w:val="24"/>
-          <w:szCs w:val="24"/>
-          <w:lang w:val="ru-RU"/>
-        </w:rPr>
-        <w:t xml:space="preserve"> не понятно про чё он говорит. Слушай внимательней.</w:t>
+        <w:t xml:space="preserve"> Нихера не понятно про чё он говорит. Слушай внимательней.</w:t>
       </w:r>
     </w:p>
     <w:p>
@@ -11609,29 +10233,7 @@
           <w:szCs w:val="24"/>
           <w:lang w:val="ru-RU"/>
         </w:rPr>
-        <w:t xml:space="preserve"> Да и в целом детство у меня было прикольное. Ездили на дачу на всё лето, строили сарай с папой. В шахматы играли на скорость. Читали с мамой по ролям. Ходили с дедом на речку, я купаться, он рыбу удить. С бабушкой сражались в дурака один на один. Я свой первый роман написал в детстве. </w:t>
-      </w:r>
-      <w:proofErr w:type="spellStart"/>
-      <w:r>
-        <w:rPr>
-          <w:rFonts w:ascii="Times New Roman" w:hAnsi="Times New Roman"/>
-          <w:color w:val="000000"/>
-          <w:sz w:val="24"/>
-          <w:szCs w:val="24"/>
-          <w:lang w:val="ru-RU"/>
-        </w:rPr>
-        <w:t>Кринжатина</w:t>
-      </w:r>
-      <w:proofErr w:type="spellEnd"/>
-      <w:r>
-        <w:rPr>
-          <w:rFonts w:ascii="Times New Roman" w:hAnsi="Times New Roman"/>
-          <w:color w:val="000000"/>
-          <w:sz w:val="24"/>
-          <w:szCs w:val="24"/>
-          <w:lang w:val="ru-RU"/>
-        </w:rPr>
-        <w:t xml:space="preserve"> и наивняк, но в детстве мне казалось, что я писатель.</w:t>
+        <w:t xml:space="preserve"> Да и в целом детство у меня было прикольное. Ездили на дачу на всё лето, строили сарай с папой. В шахматы играли на скорость. Читали с мамой по ролям. Ходили с дедом на речку, я купаться, он рыбу удить. С бабушкой сражались в дурака один на один. Я свой первый роман написал в детстве. Кринжатина и наивняк, но в детстве мне казалось, что я писатель.</w:t>
       </w:r>
     </w:p>
     <w:p>
@@ -11868,29 +10470,7 @@
           <w:szCs w:val="24"/>
           <w:lang w:val="ru-RU"/>
         </w:rPr>
-        <w:t xml:space="preserve"> </w:t>
-      </w:r>
-      <w:proofErr w:type="gramStart"/>
-      <w:r>
-        <w:rPr>
-          <w:rFonts w:ascii="Times New Roman" w:hAnsi="Times New Roman"/>
-          <w:color w:val="000000"/>
-          <w:sz w:val="24"/>
-          <w:szCs w:val="24"/>
-          <w:lang w:val="ru-RU"/>
-        </w:rPr>
-        <w:t>Так</w:t>
-      </w:r>
-      <w:proofErr w:type="gramEnd"/>
-      <w:r>
-        <w:rPr>
-          <w:rFonts w:ascii="Times New Roman" w:hAnsi="Times New Roman"/>
-          <w:color w:val="000000"/>
-          <w:sz w:val="24"/>
-          <w:szCs w:val="24"/>
-          <w:lang w:val="ru-RU"/>
-        </w:rPr>
-        <w:t xml:space="preserve"> а что там было-то?</w:t>
+        <w:t xml:space="preserve"> Так а что там было-то?</w:t>
       </w:r>
     </w:p>
     <w:p>
@@ -11952,38 +10532,17 @@
           <w:szCs w:val="24"/>
           <w:lang w:val="ru-RU"/>
         </w:rPr>
-        <w:t xml:space="preserve"> </w:t>
-      </w:r>
-      <w:proofErr w:type="spellStart"/>
-      <w:r>
-        <w:rPr>
-          <w:rFonts w:ascii="Times New Roman" w:hAnsi="Times New Roman"/>
-          <w:color w:val="000000"/>
-          <w:sz w:val="24"/>
-          <w:szCs w:val="24"/>
-          <w:lang w:val="ru-RU"/>
-        </w:rPr>
-        <w:t>Крутяк</w:t>
-      </w:r>
-      <w:proofErr w:type="spellEnd"/>
-      <w:r>
-        <w:rPr>
-          <w:rFonts w:ascii="Times New Roman" w:hAnsi="Times New Roman"/>
-          <w:color w:val="000000"/>
-          <w:sz w:val="24"/>
-          <w:szCs w:val="24"/>
-          <w:lang w:val="ru-RU"/>
-        </w:rPr>
-        <w:t>.</w:t>
-      </w:r>
-    </w:p>
-    <w:p>
-      <w:pPr>
-        <w:spacing w:after="0" w:line="288" w:lineRule="auto"/>
-        <w:rPr>
-          <w:rFonts w:ascii="Times New Roman" w:hAnsi="Times New Roman"/>
-          <w:sz w:val="24"/>
-          <w:szCs w:val="24"/>
+        <w:t xml:space="preserve"> Крутяк.</w:t>
+      </w:r>
+    </w:p>
+    <w:p>
+      <w:pPr>
+        <w:spacing w:after="0" w:line="288" w:lineRule="auto"/>
+        <w:rPr>
+          <w:rFonts w:ascii="Times New Roman" w:hAnsi="Times New Roman"/>
+          <w:sz w:val="24"/>
+          <w:szCs w:val="24"/>
+          <w:lang w:val="ru-RU"/>
         </w:rPr>
       </w:pPr>
       <w:r>
@@ -12005,58 +10564,27 @@
           <w:szCs w:val="24"/>
           <w:lang w:val="ru-RU"/>
         </w:rPr>
-        <w:t xml:space="preserve"> На самом деле нет. Я тогда не знал про принцип самосогласованности Новикова, поэтому моя книжка относилась не к твёрдой фантастике, а вот </w:t>
-      </w:r>
-      <w:proofErr w:type="gramStart"/>
-      <w:r>
-        <w:rPr>
-          <w:rFonts w:ascii="Times New Roman" w:hAnsi="Times New Roman"/>
-          <w:color w:val="000000"/>
-          <w:sz w:val="24"/>
-          <w:szCs w:val="24"/>
-          <w:lang w:val="ru-RU"/>
-        </w:rPr>
-        <w:t>к...</w:t>
-      </w:r>
-      <w:proofErr w:type="gramEnd"/>
-      <w:r>
-        <w:rPr>
-          <w:rFonts w:ascii="Times New Roman" w:hAnsi="Times New Roman"/>
-          <w:color w:val="000000"/>
-          <w:sz w:val="24"/>
-          <w:szCs w:val="24"/>
-          <w:lang w:val="ru-RU"/>
-        </w:rPr>
-        <w:t xml:space="preserve"> </w:t>
-      </w:r>
-      <w:proofErr w:type="spellStart"/>
-      <w:r>
-        <w:rPr>
-          <w:rFonts w:ascii="Times New Roman" w:hAnsi="Times New Roman"/>
-          <w:color w:val="000000"/>
-          <w:sz w:val="24"/>
-          <w:szCs w:val="24"/>
-        </w:rPr>
-        <w:t>жидкой</w:t>
-      </w:r>
-      <w:proofErr w:type="spellEnd"/>
-      <w:r>
-        <w:rPr>
-          <w:rFonts w:ascii="Times New Roman" w:hAnsi="Times New Roman"/>
-          <w:color w:val="000000"/>
-          <w:sz w:val="24"/>
-          <w:szCs w:val="24"/>
-        </w:rPr>
-        <w:t>.</w:t>
-      </w:r>
-    </w:p>
-    <w:p>
-      <w:pPr>
-        <w:spacing w:after="0"/>
-        <w:rPr>
-          <w:rFonts w:ascii="Times New Roman" w:hAnsi="Times New Roman"/>
-          <w:sz w:val="24"/>
-          <w:szCs w:val="24"/>
+        <w:t xml:space="preserve"> На самом деле нет. Я тогда не знал про принцип самосогласованности Новикова, поэтому моя книжка относилась не к твёрдой фантастике, а вот к... </w:t>
+      </w:r>
+      <w:r>
+        <w:rPr>
+          <w:rFonts w:ascii="Times New Roman" w:hAnsi="Times New Roman"/>
+          <w:color w:val="000000"/>
+          <w:sz w:val="24"/>
+          <w:szCs w:val="24"/>
+          <w:lang w:val="ru-RU"/>
+        </w:rPr>
+        <w:t>жидкой.</w:t>
+      </w:r>
+    </w:p>
+    <w:p>
+      <w:pPr>
+        <w:spacing w:after="0"/>
+        <w:rPr>
+          <w:rFonts w:ascii="Times New Roman" w:hAnsi="Times New Roman"/>
+          <w:sz w:val="24"/>
+          <w:szCs w:val="24"/>
+          <w:lang w:val="ru-RU"/>
         </w:rPr>
       </w:pPr>
     </w:p>
@@ -12130,51 +10658,7 @@
           <w:szCs w:val="24"/>
           <w:lang w:val="ru-RU"/>
         </w:rPr>
-        <w:t xml:space="preserve"> Прикольно. Дашь почитать? Мне нравится идея наводить лютый </w:t>
-      </w:r>
-      <w:proofErr w:type="spellStart"/>
-      <w:r>
-        <w:rPr>
-          <w:rFonts w:ascii="Times New Roman" w:hAnsi="Times New Roman"/>
-          <w:color w:val="000000"/>
-          <w:sz w:val="24"/>
-          <w:szCs w:val="24"/>
-          <w:lang w:val="ru-RU"/>
-        </w:rPr>
-        <w:t>экшон</w:t>
-      </w:r>
-      <w:proofErr w:type="spellEnd"/>
-      <w:r>
-        <w:rPr>
-          <w:rFonts w:ascii="Times New Roman" w:hAnsi="Times New Roman"/>
-          <w:color w:val="000000"/>
-          <w:sz w:val="24"/>
-          <w:szCs w:val="24"/>
-          <w:lang w:val="ru-RU"/>
-        </w:rPr>
-        <w:t xml:space="preserve"> в прошлом, чтобы в настоящем не было этого днища. Гитлер бы у меня тупо без очереди словил бы в </w:t>
-      </w:r>
-      <w:proofErr w:type="spellStart"/>
-      <w:r>
-        <w:rPr>
-          <w:rFonts w:ascii="Times New Roman" w:hAnsi="Times New Roman"/>
-          <w:color w:val="000000"/>
-          <w:sz w:val="24"/>
-          <w:szCs w:val="24"/>
-          <w:lang w:val="ru-RU"/>
-        </w:rPr>
-        <w:t>ебучку</w:t>
-      </w:r>
-      <w:proofErr w:type="spellEnd"/>
-      <w:r>
-        <w:rPr>
-          <w:rFonts w:ascii="Times New Roman" w:hAnsi="Times New Roman"/>
-          <w:color w:val="000000"/>
-          <w:sz w:val="24"/>
-          <w:szCs w:val="24"/>
-          <w:lang w:val="ru-RU"/>
-        </w:rPr>
-        <w:t>.</w:t>
+        <w:t xml:space="preserve"> Прикольно. Дашь почитать? Мне нравится идея наводить лютый экшон в прошлом, чтобы в настоящем не было этого днища. Гитлер бы у меня тупо без очереди словил бы в ебучку.</w:t>
       </w:r>
     </w:p>
     <w:p>
@@ -12372,29 +10856,7 @@
           <w:szCs w:val="24"/>
           <w:lang w:val="ru-RU"/>
         </w:rPr>
-        <w:t xml:space="preserve"> Одиноко? Не, мне нравилось там... Сидишь, и никому до тебя не добраться. Ни </w:t>
-      </w:r>
-      <w:proofErr w:type="spellStart"/>
-      <w:r>
-        <w:rPr>
-          <w:rFonts w:ascii="Times New Roman" w:hAnsi="Times New Roman"/>
-          <w:color w:val="000000"/>
-          <w:sz w:val="24"/>
-          <w:szCs w:val="24"/>
-          <w:lang w:val="ru-RU"/>
-        </w:rPr>
-        <w:t>Гимлеру</w:t>
-      </w:r>
-      <w:proofErr w:type="spellEnd"/>
-      <w:r>
-        <w:rPr>
-          <w:rFonts w:ascii="Times New Roman" w:hAnsi="Times New Roman"/>
-          <w:color w:val="000000"/>
-          <w:sz w:val="24"/>
-          <w:szCs w:val="24"/>
-          <w:lang w:val="ru-RU"/>
-        </w:rPr>
-        <w:t>, ни Герингу, ни Ельцину. Только я и этот мягкий шар.</w:t>
+        <w:t xml:space="preserve"> Одиноко? Не, мне нравилось там... Сидишь, и никому до тебя не добраться. Ни Гимлеру, ни Герингу, ни Ельцину. Только я и этот мягкий шар.</w:t>
       </w:r>
     </w:p>
     <w:p>
@@ -12844,29 +11306,7 @@
           <w:szCs w:val="24"/>
           <w:lang w:val="ru-RU"/>
         </w:rPr>
-        <w:t xml:space="preserve"> </w:t>
-      </w:r>
-      <w:proofErr w:type="gramStart"/>
-      <w:r>
-        <w:rPr>
-          <w:rFonts w:ascii="Times New Roman" w:hAnsi="Times New Roman"/>
-          <w:color w:val="000000"/>
-          <w:sz w:val="24"/>
-          <w:szCs w:val="24"/>
-          <w:lang w:val="ru-RU"/>
-        </w:rPr>
-        <w:t>Но честно говоря</w:t>
-      </w:r>
-      <w:proofErr w:type="gramEnd"/>
-      <w:r>
-        <w:rPr>
-          <w:rFonts w:ascii="Times New Roman" w:hAnsi="Times New Roman"/>
-          <w:color w:val="000000"/>
-          <w:sz w:val="24"/>
-          <w:szCs w:val="24"/>
-          <w:lang w:val="ru-RU"/>
-        </w:rPr>
-        <w:t>, я бы хотел тебя получше видеть.</w:t>
+        <w:t xml:space="preserve"> Но честно говоря, я бы хотел тебя получше видеть.</w:t>
       </w:r>
     </w:p>
     <w:p>
@@ -13170,6 +11610,7 @@
           <w:rFonts w:ascii="Times New Roman" w:hAnsi="Times New Roman"/>
           <w:sz w:val="24"/>
           <w:szCs w:val="24"/>
+          <w:lang w:val="ru-RU"/>
         </w:rPr>
       </w:pPr>
       <w:r>
@@ -13208,37 +11649,19 @@
           <w:color w:val="000000"/>
           <w:sz w:val="24"/>
           <w:szCs w:val="24"/>
-        </w:rPr>
-        <w:t xml:space="preserve">Я </w:t>
-      </w:r>
-      <w:proofErr w:type="spellStart"/>
-      <w:r>
-        <w:rPr>
-          <w:rFonts w:ascii="Times New Roman" w:hAnsi="Times New Roman"/>
-          <w:color w:val="000000"/>
-          <w:sz w:val="24"/>
-          <w:szCs w:val="24"/>
-        </w:rPr>
-        <w:t>тебя</w:t>
-      </w:r>
-      <w:proofErr w:type="spellEnd"/>
-      <w:r>
-        <w:rPr>
-          <w:rFonts w:ascii="Times New Roman" w:hAnsi="Times New Roman"/>
-          <w:color w:val="000000"/>
-          <w:sz w:val="24"/>
-          <w:szCs w:val="24"/>
-        </w:rPr>
-        <w:t>...</w:t>
-      </w:r>
-    </w:p>
-    <w:p>
-      <w:pPr>
-        <w:spacing w:after="0"/>
-        <w:rPr>
-          <w:rFonts w:ascii="Times New Roman" w:hAnsi="Times New Roman"/>
-          <w:sz w:val="24"/>
-          <w:szCs w:val="24"/>
+          <w:lang w:val="ru-RU"/>
+        </w:rPr>
+        <w:t>Я тебя...</w:t>
+      </w:r>
+    </w:p>
+    <w:p>
+      <w:pPr>
+        <w:spacing w:after="0"/>
+        <w:rPr>
+          <w:rFonts w:ascii="Times New Roman" w:hAnsi="Times New Roman"/>
+          <w:sz w:val="24"/>
+          <w:szCs w:val="24"/>
+          <w:lang w:val="ru-RU"/>
         </w:rPr>
       </w:pPr>
     </w:p>
@@ -13648,29 +12071,27 @@
           <w:szCs w:val="24"/>
           <w:lang w:val="ru-RU"/>
         </w:rPr>
-        <w:t xml:space="preserve"> твоё признание завалилось на бок, как подстреленный в </w:t>
-      </w:r>
-      <w:proofErr w:type="spellStart"/>
-      <w:r>
-        <w:rPr>
-          <w:rFonts w:ascii="Times New Roman" w:hAnsi="Times New Roman"/>
-          <w:color w:val="000000"/>
-          <w:sz w:val="24"/>
-          <w:szCs w:val="24"/>
-          <w:lang w:val="ru-RU"/>
-        </w:rPr>
-        <w:t>бочину</w:t>
-      </w:r>
-      <w:proofErr w:type="spellEnd"/>
-      <w:r>
-        <w:rPr>
-          <w:rFonts w:ascii="Times New Roman" w:hAnsi="Times New Roman"/>
-          <w:color w:val="000000"/>
-          <w:sz w:val="24"/>
-          <w:szCs w:val="24"/>
-          <w:lang w:val="ru-RU"/>
-        </w:rPr>
-        <w:t xml:space="preserve"> беспомощно визжащий неуклюжий грязный кабан.</w:t>
+        <w:t xml:space="preserve"> твоё признание завалилось на </w:t>
+      </w:r>
+      <w:r>
+        <w:rPr>
+          <w:rFonts w:ascii="Times New Roman" w:hAnsi="Times New Roman"/>
+          <w:color w:val="000000"/>
+          <w:sz w:val="24"/>
+          <w:szCs w:val="24"/>
+          <w:lang w:val="ru-RU"/>
+        </w:rPr>
+        <w:t>спину</w:t>
+      </w:r>
+      <w:r>
+        <w:rPr>
+          <w:rFonts w:ascii="Times New Roman" w:hAnsi="Times New Roman"/>
+          <w:color w:val="000000"/>
+          <w:sz w:val="24"/>
+          <w:szCs w:val="24"/>
+          <w:lang w:val="ru-RU"/>
+        </w:rPr>
+        <w:t>, как подстреленный в бочину беспомощно визжащий неуклюжий грязный кабан.</w:t>
       </w:r>
       <w:r>
         <w:rPr>
@@ -13722,45 +12143,14 @@
         </w:rPr>
         <w:t xml:space="preserve"> Алё, мамуль, привет, ты звонила (изображает, что зевает), да уже легла. Ну соревнования, я устала, капец. Да в тройке, но бронза. </w:t>
       </w:r>
-      <w:proofErr w:type="spellStart"/>
-      <w:r>
-        <w:rPr>
-          <w:rFonts w:ascii="Times New Roman" w:hAnsi="Times New Roman"/>
-          <w:color w:val="000000"/>
-          <w:sz w:val="24"/>
-          <w:szCs w:val="24"/>
-        </w:rPr>
-        <w:t>Опять</w:t>
-      </w:r>
-      <w:proofErr w:type="spellEnd"/>
-      <w:r>
-        <w:rPr>
-          <w:rFonts w:ascii="Times New Roman" w:hAnsi="Times New Roman"/>
-          <w:color w:val="000000"/>
-          <w:sz w:val="24"/>
-          <w:szCs w:val="24"/>
-        </w:rPr>
-        <w:t xml:space="preserve">... </w:t>
-      </w:r>
-      <w:proofErr w:type="spellStart"/>
-      <w:r>
-        <w:rPr>
-          <w:rFonts w:ascii="Times New Roman" w:hAnsi="Times New Roman"/>
-          <w:color w:val="000000"/>
-          <w:sz w:val="24"/>
-          <w:szCs w:val="24"/>
-        </w:rPr>
-        <w:t>Угу</w:t>
-      </w:r>
-      <w:proofErr w:type="spellEnd"/>
-      <w:r>
-        <w:rPr>
-          <w:rFonts w:ascii="Times New Roman" w:hAnsi="Times New Roman"/>
-          <w:color w:val="000000"/>
-          <w:sz w:val="24"/>
-          <w:szCs w:val="24"/>
-        </w:rPr>
-        <w:t>...</w:t>
+      <w:r>
+        <w:rPr>
+          <w:rFonts w:ascii="Times New Roman" w:hAnsi="Times New Roman"/>
+          <w:color w:val="000000"/>
+          <w:sz w:val="24"/>
+          <w:szCs w:val="24"/>
+        </w:rPr>
+        <w:t>Опять... Угу...</w:t>
       </w:r>
       <w:r>
         <w:rPr>
@@ -13772,25 +12162,14 @@
         </w:rPr>
         <w:t xml:space="preserve"> </w:t>
       </w:r>
-      <w:proofErr w:type="spellStart"/>
-      <w:r>
-        <w:rPr>
-          <w:rFonts w:ascii="Times New Roman" w:hAnsi="Times New Roman"/>
-          <w:color w:val="000000"/>
-          <w:sz w:val="24"/>
-          <w:szCs w:val="24"/>
-        </w:rPr>
-        <w:t>Знаю</w:t>
-      </w:r>
-      <w:proofErr w:type="spellEnd"/>
-      <w:r>
-        <w:rPr>
-          <w:rFonts w:ascii="Times New Roman" w:hAnsi="Times New Roman"/>
-          <w:color w:val="000000"/>
-          <w:sz w:val="24"/>
-          <w:szCs w:val="24"/>
-        </w:rPr>
-        <w:t>...</w:t>
+      <w:r>
+        <w:rPr>
+          <w:rFonts w:ascii="Times New Roman" w:hAnsi="Times New Roman"/>
+          <w:color w:val="000000"/>
+          <w:sz w:val="24"/>
+          <w:szCs w:val="24"/>
+        </w:rPr>
+        <w:t>Знаю...</w:t>
       </w:r>
       <w:r>
         <w:rPr>
@@ -13802,25 +12181,14 @@
         </w:rPr>
         <w:t xml:space="preserve"> </w:t>
       </w:r>
-      <w:proofErr w:type="spellStart"/>
-      <w:r>
-        <w:rPr>
-          <w:rFonts w:ascii="Times New Roman" w:hAnsi="Times New Roman"/>
-          <w:color w:val="000000"/>
-          <w:sz w:val="24"/>
-          <w:szCs w:val="24"/>
-        </w:rPr>
-        <w:t>угу</w:t>
-      </w:r>
-      <w:proofErr w:type="spellEnd"/>
-      <w:r>
-        <w:rPr>
-          <w:rFonts w:ascii="Times New Roman" w:hAnsi="Times New Roman"/>
-          <w:color w:val="000000"/>
-          <w:sz w:val="24"/>
-          <w:szCs w:val="24"/>
-        </w:rPr>
-        <w:t>...</w:t>
+      <w:r>
+        <w:rPr>
+          <w:rFonts w:ascii="Times New Roman" w:hAnsi="Times New Roman"/>
+          <w:color w:val="000000"/>
+          <w:sz w:val="24"/>
+          <w:szCs w:val="24"/>
+        </w:rPr>
+        <w:t>угу...</w:t>
       </w:r>
     </w:p>
     <w:p>
@@ -13861,29 +12229,7 @@
           <w:szCs w:val="24"/>
           <w:lang w:val="ru-RU"/>
         </w:rPr>
-        <w:t xml:space="preserve"> </w:t>
-      </w:r>
-      <w:proofErr w:type="gramStart"/>
-      <w:r>
-        <w:rPr>
-          <w:rFonts w:ascii="Times New Roman" w:hAnsi="Times New Roman"/>
-          <w:color w:val="000000"/>
-          <w:sz w:val="24"/>
-          <w:szCs w:val="24"/>
-          <w:lang w:val="ru-RU"/>
-        </w:rPr>
-        <w:t>Видишь</w:t>
-      </w:r>
-      <w:proofErr w:type="gramEnd"/>
-      <w:r>
-        <w:rPr>
-          <w:rFonts w:ascii="Times New Roman" w:hAnsi="Times New Roman"/>
-          <w:color w:val="000000"/>
-          <w:sz w:val="24"/>
-          <w:szCs w:val="24"/>
-          <w:lang w:val="ru-RU"/>
-        </w:rPr>
-        <w:t xml:space="preserve"> как, мама о ней беспокоится.</w:t>
+        <w:t xml:space="preserve"> Видишь как, мама о ней беспокоится.</w:t>
       </w:r>
       <w:r>
         <w:rPr>
@@ -13983,29 +12329,7 @@
           <w:szCs w:val="24"/>
           <w:lang w:val="ru-RU"/>
         </w:rPr>
-        <w:t xml:space="preserve"> Внимательно слушай, давай не </w:t>
-      </w:r>
-      <w:proofErr w:type="spellStart"/>
-      <w:r>
-        <w:rPr>
-          <w:rFonts w:ascii="Times New Roman" w:hAnsi="Times New Roman"/>
-          <w:color w:val="000000"/>
-          <w:sz w:val="24"/>
-          <w:szCs w:val="24"/>
-          <w:lang w:val="ru-RU"/>
-        </w:rPr>
-        <w:t>стрессуй</w:t>
-      </w:r>
-      <w:proofErr w:type="spellEnd"/>
-      <w:r>
-        <w:rPr>
-          <w:rFonts w:ascii="Times New Roman" w:hAnsi="Times New Roman"/>
-          <w:color w:val="000000"/>
-          <w:sz w:val="24"/>
-          <w:szCs w:val="24"/>
-          <w:lang w:val="ru-RU"/>
-        </w:rPr>
-        <w:t>, не психуй.</w:t>
+        <w:t xml:space="preserve"> Внимательно слушай, давай не стрессуй, не психуй.</w:t>
       </w:r>
     </w:p>
     <w:p>
@@ -14201,51 +12525,7 @@
           <w:szCs w:val="24"/>
           <w:lang w:val="ru-RU"/>
         </w:rPr>
-        <w:t xml:space="preserve">?! </w:t>
-      </w:r>
-      <w:proofErr w:type="spellStart"/>
-      <w:r>
-        <w:rPr>
-          <w:rFonts w:ascii="Times New Roman" w:hAnsi="Times New Roman"/>
-          <w:color w:val="000000"/>
-          <w:sz w:val="24"/>
-          <w:szCs w:val="24"/>
-          <w:lang w:val="ru-RU"/>
-        </w:rPr>
-        <w:t>Фуууф</w:t>
-      </w:r>
-      <w:proofErr w:type="spellEnd"/>
-      <w:r>
-        <w:rPr>
-          <w:rFonts w:ascii="Times New Roman" w:hAnsi="Times New Roman"/>
-          <w:color w:val="000000"/>
-          <w:sz w:val="24"/>
-          <w:szCs w:val="24"/>
-          <w:lang w:val="ru-RU"/>
-        </w:rPr>
-        <w:t xml:space="preserve">! Ксюха, слушай сюда, ты должна залететь от него. Давай. Поехали. Начинай залетать! Шум, ты слыхал?! У нас будут </w:t>
-      </w:r>
-      <w:proofErr w:type="spellStart"/>
-      <w:r>
-        <w:rPr>
-          <w:rFonts w:ascii="Times New Roman" w:hAnsi="Times New Roman"/>
-          <w:color w:val="000000"/>
-          <w:sz w:val="24"/>
-          <w:szCs w:val="24"/>
-          <w:lang w:val="ru-RU"/>
-        </w:rPr>
-        <w:t>котятаааа</w:t>
-      </w:r>
-      <w:proofErr w:type="spellEnd"/>
-      <w:r>
-        <w:rPr>
-          <w:rFonts w:ascii="Times New Roman" w:hAnsi="Times New Roman"/>
-          <w:color w:val="000000"/>
-          <w:sz w:val="24"/>
-          <w:szCs w:val="24"/>
-          <w:lang w:val="ru-RU"/>
-        </w:rPr>
-        <w:t>!!</w:t>
+        <w:t>?! Фуууф! Ксюха, слушай сюда, ты должна залететь от него. Давай. Поехали. Начинай залетать! Шум, ты слыхал?! У нас будут котятаааа!!</w:t>
       </w:r>
       <w:r>
         <w:rPr>
@@ -15154,180 +13434,270 @@
           <w:szCs w:val="24"/>
           <w:lang w:val="ru-RU"/>
         </w:rPr>
-        <w:t xml:space="preserve"> Ничего страшного, Ксюша... Ты не совершила никакого преступления. Ну, то есть совершила, но оно не такое уж и страшное, это преступление. Так, </w:t>
-      </w:r>
-      <w:proofErr w:type="spellStart"/>
-      <w:r>
-        <w:rPr>
-          <w:rFonts w:ascii="Times New Roman" w:hAnsi="Times New Roman"/>
-          <w:color w:val="000000"/>
-          <w:sz w:val="24"/>
-          <w:szCs w:val="24"/>
-          <w:lang w:val="ru-RU"/>
-        </w:rPr>
-        <w:t>преступленьице</w:t>
-      </w:r>
-      <w:proofErr w:type="spellEnd"/>
-      <w:r>
-        <w:rPr>
-          <w:rFonts w:ascii="Times New Roman" w:hAnsi="Times New Roman"/>
-          <w:color w:val="000000"/>
-          <w:sz w:val="24"/>
-          <w:szCs w:val="24"/>
-          <w:lang w:val="ru-RU"/>
-        </w:rPr>
-        <w:t xml:space="preserve">... Ну в самом деле... Подумаешь, соврала маме. Можно подумать она не врала своей... </w:t>
-      </w:r>
-      <w:proofErr w:type="spellStart"/>
-      <w:r>
-        <w:rPr>
-          <w:rFonts w:ascii="Times New Roman" w:hAnsi="Times New Roman"/>
-          <w:color w:val="000000"/>
-          <w:sz w:val="24"/>
-          <w:szCs w:val="24"/>
-        </w:rPr>
-        <w:t>Да</w:t>
-      </w:r>
-      <w:proofErr w:type="spellEnd"/>
-      <w:r>
-        <w:rPr>
-          <w:rFonts w:ascii="Times New Roman" w:hAnsi="Times New Roman"/>
-          <w:color w:val="000000"/>
-          <w:sz w:val="24"/>
-          <w:szCs w:val="24"/>
-        </w:rPr>
-        <w:t xml:space="preserve"> и </w:t>
-      </w:r>
-      <w:proofErr w:type="spellStart"/>
-      <w:r>
-        <w:rPr>
-          <w:rFonts w:ascii="Times New Roman" w:hAnsi="Times New Roman"/>
-          <w:color w:val="000000"/>
-          <w:sz w:val="24"/>
-          <w:szCs w:val="24"/>
-        </w:rPr>
-        <w:t>что</w:t>
-      </w:r>
-      <w:proofErr w:type="spellEnd"/>
-      <w:r>
-        <w:rPr>
-          <w:rFonts w:ascii="Times New Roman" w:hAnsi="Times New Roman"/>
-          <w:color w:val="000000"/>
-          <w:sz w:val="24"/>
-          <w:szCs w:val="24"/>
+        <w:t xml:space="preserve"> Ничего страшного, Ксюша... Ты не совершила никакого преступления. Ну, то есть совершила, но оно не такое уж и страшное, это преступление. Так, преступленьице... Ну в самом деле... Подумаешь, соврала маме. Можно подумать она не врала своей... </w:t>
+      </w:r>
+      <w:r>
+        <w:rPr>
+          <w:rFonts w:ascii="Times New Roman" w:hAnsi="Times New Roman"/>
+          <w:color w:val="000000"/>
+          <w:sz w:val="24"/>
+          <w:szCs w:val="24"/>
+          <w:lang w:val="ru-RU"/>
+        </w:rPr>
+        <w:t xml:space="preserve">Да и что такого? </w:t>
+      </w:r>
+      <w:r>
+        <w:rPr>
+          <w:rFonts w:ascii="Times New Roman" w:hAnsi="Times New Roman"/>
+          <w:color w:val="000000"/>
+          <w:sz w:val="24"/>
+          <w:szCs w:val="24"/>
+          <w:lang w:val="ru-RU"/>
+        </w:rPr>
+        <w:t>Мы все врём своим мамам, а кому нам ещё врать? Мы же хотим быть для мам идеальными, правильно? Да. Ты просто не хочешь лишний раз её нервировать. Потому мы им и врём, Ксюша, я думаю это, как бы естественно...</w:t>
+      </w:r>
+    </w:p>
+    <w:p>
+      <w:pPr>
+        <w:spacing w:after="0" w:line="288" w:lineRule="auto"/>
+        <w:rPr>
+          <w:rFonts w:ascii="Times New Roman" w:hAnsi="Times New Roman"/>
+          <w:sz w:val="24"/>
+          <w:szCs w:val="24"/>
+          <w:lang w:val="ru-RU"/>
+        </w:rPr>
+      </w:pPr>
+      <w:r>
+        <w:rPr>
+          <w:rFonts w:ascii="Times New Roman" w:hAnsi="Times New Roman"/>
+          <w:color w:val="000000"/>
+          <w:sz w:val="24"/>
+          <w:szCs w:val="24"/>
+          <w:lang w:val="ru-RU"/>
+        </w:rPr>
+        <w:t>КСЮША.</w:t>
+      </w:r>
+      <w:r>
+        <w:rPr>
+          <w:rFonts w:ascii="Times New Roman" w:hAnsi="Times New Roman"/>
+          <w:color w:val="000000"/>
+          <w:sz w:val="24"/>
+          <w:szCs w:val="24"/>
+          <w:lang w:val="ru-RU"/>
+        </w:rPr>
+        <w:t xml:space="preserve"> Лёва... Просто она была такая нежная... Она всегда ездит со мной на соревнования, болеет за меня, а в этот раз я ей сказала, что я уже взрослая и что поеду одна. И вот я снова заняла днищенское третье место, затем обманула её, приехала к тебе, а она звонит, и успокаивает меня, как маленькую </w:t>
+      </w:r>
+      <w:r>
+        <w:rPr>
+          <w:rFonts w:ascii="Times New Roman" w:hAnsi="Times New Roman"/>
+          <w:color w:val="000000"/>
+          <w:sz w:val="24"/>
+          <w:szCs w:val="24"/>
+          <w:lang w:val="ru-RU"/>
+        </w:rPr>
+        <w:t>(плачет)...</w:t>
+      </w:r>
+      <w:r>
+        <w:rPr>
+          <w:rFonts w:ascii="Times New Roman" w:hAnsi="Times New Roman"/>
+          <w:color w:val="000000"/>
+          <w:sz w:val="24"/>
+          <w:szCs w:val="24"/>
+        </w:rPr>
+        <w:t> </w:t>
+      </w:r>
+    </w:p>
+    <w:p>
+      <w:pPr>
+        <w:spacing w:after="0" w:line="288" w:lineRule="auto"/>
+        <w:rPr>
+          <w:rFonts w:ascii="Times New Roman" w:hAnsi="Times New Roman"/>
+          <w:sz w:val="24"/>
+          <w:szCs w:val="24"/>
+          <w:lang w:val="ru-RU"/>
+        </w:rPr>
+      </w:pPr>
+      <w:r>
+        <w:rPr>
+          <w:rFonts w:ascii="Times New Roman" w:hAnsi="Times New Roman"/>
+          <w:color w:val="000000"/>
+          <w:sz w:val="24"/>
+          <w:szCs w:val="24"/>
+          <w:lang w:val="ru-RU"/>
+        </w:rPr>
+        <w:t>ЛЁВА.</w:t>
+      </w:r>
+      <w:r>
+        <w:rPr>
+          <w:rFonts w:ascii="Times New Roman" w:hAnsi="Times New Roman"/>
+          <w:color w:val="000000"/>
+          <w:sz w:val="24"/>
+          <w:szCs w:val="24"/>
+          <w:lang w:val="ru-RU"/>
+        </w:rPr>
+        <w:t xml:space="preserve"> Ну не плачь, Ксюшенька...</w:t>
+      </w:r>
+      <w:r>
+        <w:rPr>
+          <w:rFonts w:ascii="Times New Roman" w:hAnsi="Times New Roman"/>
+          <w:color w:val="000000"/>
+          <w:sz w:val="24"/>
+          <w:szCs w:val="24"/>
+        </w:rPr>
+        <w:t> </w:t>
+      </w:r>
+    </w:p>
+    <w:p>
+      <w:pPr>
+        <w:spacing w:after="0"/>
+        <w:rPr>
+          <w:rFonts w:ascii="Times New Roman" w:hAnsi="Times New Roman"/>
+          <w:sz w:val="24"/>
+          <w:szCs w:val="24"/>
+          <w:lang w:val="ru-RU"/>
+        </w:rPr>
+      </w:pPr>
+    </w:p>
+    <w:p>
+      <w:pPr>
+        <w:spacing w:after="0" w:line="288" w:lineRule="auto"/>
+        <w:rPr>
+          <w:rFonts w:ascii="Times New Roman" w:hAnsi="Times New Roman"/>
+          <w:sz w:val="24"/>
+          <w:szCs w:val="24"/>
+          <w:lang w:val="ru-RU"/>
+        </w:rPr>
+      </w:pPr>
+      <w:r>
+        <w:rPr>
+          <w:rFonts w:ascii="Times New Roman" w:hAnsi="Times New Roman"/>
+          <w:color w:val="000000"/>
+          <w:sz w:val="24"/>
+          <w:szCs w:val="24"/>
+          <w:lang w:val="ru-RU"/>
+        </w:rPr>
+        <w:t>КЛЫК.</w:t>
+      </w:r>
+      <w:r>
+        <w:rPr>
+          <w:rFonts w:ascii="Times New Roman" w:hAnsi="Times New Roman"/>
+          <w:color w:val="000000"/>
+          <w:sz w:val="24"/>
+          <w:szCs w:val="24"/>
+          <w:lang w:val="ru-RU"/>
+        </w:rPr>
+        <w:t xml:space="preserve"> ВНИМАНИЕ, КОД КРАСНЫЙ КОД КРАСНЫЙ, ОН СКАЗАЛ КСЮШЕНЬКА.</w:t>
+      </w:r>
+      <w:r>
+        <w:rPr>
+          <w:rFonts w:ascii="Times New Roman" w:hAnsi="Times New Roman"/>
+          <w:color w:val="000000"/>
+          <w:sz w:val="24"/>
+          <w:szCs w:val="24"/>
+        </w:rPr>
+        <w:t> </w:t>
+      </w:r>
+    </w:p>
+    <w:p>
+      <w:pPr>
+        <w:spacing w:after="0"/>
+        <w:rPr>
+          <w:rFonts w:ascii="Times New Roman" w:hAnsi="Times New Roman"/>
+          <w:sz w:val="24"/>
+          <w:szCs w:val="24"/>
+          <w:lang w:val="ru-RU"/>
+        </w:rPr>
+      </w:pPr>
+    </w:p>
+    <w:p>
+      <w:pPr>
+        <w:spacing w:after="0" w:line="288" w:lineRule="auto"/>
+        <w:rPr>
+          <w:rFonts w:ascii="Times New Roman" w:hAnsi="Times New Roman"/>
+          <w:sz w:val="24"/>
+          <w:szCs w:val="24"/>
+          <w:lang w:val="ru-RU"/>
+        </w:rPr>
+      </w:pPr>
+      <w:r>
+        <w:rPr>
+          <w:rFonts w:ascii="Times New Roman" w:hAnsi="Times New Roman"/>
+          <w:color w:val="000000"/>
+          <w:sz w:val="24"/>
+          <w:szCs w:val="24"/>
+          <w:lang w:val="ru-RU"/>
+        </w:rPr>
+        <w:t>ЛЁВА.</w:t>
+      </w:r>
+      <w:r>
+        <w:rPr>
+          <w:rFonts w:ascii="Times New Roman" w:hAnsi="Times New Roman"/>
+          <w:color w:val="000000"/>
+          <w:sz w:val="24"/>
+          <w:szCs w:val="24"/>
+          <w:lang w:val="ru-RU"/>
+        </w:rPr>
+        <w:t xml:space="preserve"> Ты и есть маленькая.</w:t>
+      </w:r>
+      <w:r>
+        <w:rPr>
+          <w:rFonts w:ascii="Times New Roman" w:hAnsi="Times New Roman"/>
+          <w:color w:val="000000"/>
+          <w:sz w:val="24"/>
+          <w:szCs w:val="24"/>
+        </w:rPr>
+        <w:t> </w:t>
+      </w:r>
+    </w:p>
+    <w:p>
+      <w:pPr>
+        <w:spacing w:after="0" w:line="288" w:lineRule="auto"/>
+        <w:rPr>
+          <w:rFonts w:ascii="Times New Roman" w:hAnsi="Times New Roman"/>
+          <w:sz w:val="24"/>
+          <w:szCs w:val="24"/>
+          <w:lang w:val="ru-RU"/>
+        </w:rPr>
+      </w:pPr>
+      <w:r>
+        <w:rPr>
+          <w:rFonts w:ascii="Times New Roman" w:hAnsi="Times New Roman"/>
+          <w:color w:val="000000"/>
+          <w:sz w:val="24"/>
+          <w:szCs w:val="24"/>
+          <w:lang w:val="ru-RU"/>
+        </w:rPr>
+        <w:t>КСЮША.</w:t>
+      </w:r>
+      <w:r>
+        <w:rPr>
+          <w:rFonts w:ascii="Times New Roman" w:hAnsi="Times New Roman"/>
+          <w:color w:val="000000"/>
+          <w:sz w:val="24"/>
+          <w:szCs w:val="24"/>
+          <w:lang w:val="ru-RU"/>
+        </w:rPr>
+        <w:t xml:space="preserve"> Я взроооослаяяяяя!</w:t>
+      </w:r>
+      <w:r>
+        <w:rPr>
+          <w:rFonts w:ascii="Times New Roman" w:hAnsi="Times New Roman"/>
+          <w:color w:val="000000"/>
+          <w:sz w:val="24"/>
+          <w:szCs w:val="24"/>
+          <w:lang w:val="ru-RU"/>
         </w:rPr>
         <w:t xml:space="preserve"> </w:t>
       </w:r>
-      <w:proofErr w:type="spellStart"/>
-      <w:r>
-        <w:rPr>
-          <w:rFonts w:ascii="Times New Roman" w:hAnsi="Times New Roman"/>
-          <w:color w:val="000000"/>
-          <w:sz w:val="24"/>
-          <w:szCs w:val="24"/>
-        </w:rPr>
-        <w:t>такого</w:t>
-      </w:r>
-      <w:proofErr w:type="spellEnd"/>
-      <w:r>
-        <w:rPr>
-          <w:rFonts w:ascii="Times New Roman" w:hAnsi="Times New Roman"/>
-          <w:color w:val="000000"/>
-          <w:sz w:val="24"/>
-          <w:szCs w:val="24"/>
-        </w:rPr>
-        <w:t xml:space="preserve">? </w:t>
-      </w:r>
-      <w:r>
-        <w:rPr>
-          <w:rFonts w:ascii="Times New Roman" w:hAnsi="Times New Roman"/>
-          <w:color w:val="000000"/>
-          <w:sz w:val="24"/>
-          <w:szCs w:val="24"/>
-          <w:lang w:val="ru-RU"/>
-        </w:rPr>
-        <w:t>Мы все врём своим мамам, а кому нам ещё врать? Мы же хотим быть для мам идеальными, правильно? Да. Ты просто не хочешь лишний раз её нервировать. Потому мы им и врём, Ксюша, я думаю это, как бы естественно...</w:t>
-      </w:r>
-    </w:p>
-    <w:p>
-      <w:pPr>
-        <w:spacing w:after="0" w:line="288" w:lineRule="auto"/>
-        <w:rPr>
-          <w:rFonts w:ascii="Times New Roman" w:hAnsi="Times New Roman"/>
-          <w:sz w:val="24"/>
-          <w:szCs w:val="24"/>
-        </w:rPr>
-      </w:pPr>
-      <w:r>
-        <w:rPr>
-          <w:rFonts w:ascii="Times New Roman" w:hAnsi="Times New Roman"/>
-          <w:color w:val="000000"/>
-          <w:sz w:val="24"/>
-          <w:szCs w:val="24"/>
-          <w:lang w:val="ru-RU"/>
-        </w:rPr>
-        <w:t>КСЮША.</w:t>
-      </w:r>
-      <w:r>
-        <w:rPr>
-          <w:rFonts w:ascii="Times New Roman" w:hAnsi="Times New Roman"/>
-          <w:color w:val="000000"/>
-          <w:sz w:val="24"/>
-          <w:szCs w:val="24"/>
-          <w:lang w:val="ru-RU"/>
-        </w:rPr>
-        <w:t xml:space="preserve"> Лёва... Просто она была такая нежная... Она всегда ездит со мной на соревнования, болеет за меня, а в этот раз я ей сказала, что я уже взрослая и что поеду одна. И вот я снова заняла </w:t>
-      </w:r>
-      <w:proofErr w:type="spellStart"/>
-      <w:r>
-        <w:rPr>
-          <w:rFonts w:ascii="Times New Roman" w:hAnsi="Times New Roman"/>
-          <w:color w:val="000000"/>
-          <w:sz w:val="24"/>
-          <w:szCs w:val="24"/>
-          <w:lang w:val="ru-RU"/>
-        </w:rPr>
-        <w:t>днищенское</w:t>
-      </w:r>
-      <w:proofErr w:type="spellEnd"/>
-      <w:r>
-        <w:rPr>
-          <w:rFonts w:ascii="Times New Roman" w:hAnsi="Times New Roman"/>
-          <w:color w:val="000000"/>
-          <w:sz w:val="24"/>
-          <w:szCs w:val="24"/>
-          <w:lang w:val="ru-RU"/>
-        </w:rPr>
-        <w:t xml:space="preserve"> третье место, затем обманула её, приехала к тебе, а она звонит, и успокаивает меня, как маленькую </w:t>
-      </w:r>
-      <w:r>
-        <w:rPr>
-          <w:rFonts w:ascii="Times New Roman" w:hAnsi="Times New Roman"/>
-          <w:color w:val="000000"/>
-          <w:sz w:val="24"/>
-          <w:szCs w:val="24"/>
-        </w:rPr>
-        <w:t>(</w:t>
-      </w:r>
-      <w:proofErr w:type="spellStart"/>
-      <w:r>
-        <w:rPr>
-          <w:rFonts w:ascii="Times New Roman" w:hAnsi="Times New Roman"/>
-          <w:color w:val="000000"/>
-          <w:sz w:val="24"/>
-          <w:szCs w:val="24"/>
-        </w:rPr>
-        <w:t>плачет</w:t>
-      </w:r>
-      <w:proofErr w:type="spellEnd"/>
-      <w:r>
-        <w:rPr>
-          <w:rFonts w:ascii="Times New Roman" w:hAnsi="Times New Roman"/>
-          <w:color w:val="000000"/>
-          <w:sz w:val="24"/>
-          <w:szCs w:val="24"/>
-        </w:rPr>
-        <w:t>)... </w:t>
+      <w:r>
+        <w:rPr>
+          <w:rFonts w:ascii="Times New Roman" w:hAnsi="Times New Roman"/>
+          <w:color w:val="000000"/>
+          <w:sz w:val="24"/>
+          <w:szCs w:val="24"/>
+          <w:lang w:val="ru-RU"/>
+        </w:rPr>
+        <w:t>(плачет)</w:t>
       </w:r>
     </w:p>
     <w:p>
@@ -15358,29 +13728,27 @@
           <w:szCs w:val="24"/>
           <w:lang w:val="ru-RU"/>
         </w:rPr>
-        <w:t xml:space="preserve"> Ну не плачь, </w:t>
-      </w:r>
-      <w:proofErr w:type="spellStart"/>
-      <w:r>
-        <w:rPr>
-          <w:rFonts w:ascii="Times New Roman" w:hAnsi="Times New Roman"/>
-          <w:color w:val="000000"/>
-          <w:sz w:val="24"/>
-          <w:szCs w:val="24"/>
-          <w:lang w:val="ru-RU"/>
-        </w:rPr>
-        <w:t>Ксюшенька</w:t>
-      </w:r>
-      <w:proofErr w:type="spellEnd"/>
-      <w:r>
-        <w:rPr>
-          <w:rFonts w:ascii="Times New Roman" w:hAnsi="Times New Roman"/>
-          <w:color w:val="000000"/>
-          <w:sz w:val="24"/>
-          <w:szCs w:val="24"/>
-          <w:lang w:val="ru-RU"/>
-        </w:rPr>
-        <w:t>...</w:t>
+        <w:t xml:space="preserve"> Я имею в виду, что ты стройная. А так </w:t>
+      </w:r>
+      <w:r>
+        <w:rPr>
+          <w:rFonts w:ascii="Times New Roman" w:hAnsi="Times New Roman"/>
+          <w:color w:val="000000"/>
+          <w:sz w:val="24"/>
+          <w:szCs w:val="24"/>
+          <w:lang w:val="ru-RU"/>
+        </w:rPr>
+        <w:t>ты, конечно,</w:t>
+      </w:r>
+      <w:r>
+        <w:rPr>
+          <w:rFonts w:ascii="Times New Roman" w:hAnsi="Times New Roman"/>
+          <w:color w:val="000000"/>
+          <w:sz w:val="24"/>
+          <w:szCs w:val="24"/>
+          <w:lang w:val="ru-RU"/>
+        </w:rPr>
+        <w:t xml:space="preserve"> уже взрослая. Посмотри на себя. Ты хорошо одета, самостоятельно съездила в другой город. Приехала самостоятельно обратно. Да ещё и гуляла весь вечер со своим любимым человеком. А потом, и вовсе пошла к нему в гости ночевать. Ну и кто после этого осмелился назвать тебя ребёнком?</w:t>
       </w:r>
       <w:r>
         <w:rPr>
@@ -15421,26 +13789,17 @@
           <w:szCs w:val="24"/>
           <w:lang w:val="ru-RU"/>
         </w:rPr>
-        <w:t>КЛЫК.</w:t>
-      </w:r>
-      <w:r>
-        <w:rPr>
-          <w:rFonts w:ascii="Times New Roman" w:hAnsi="Times New Roman"/>
-          <w:color w:val="000000"/>
-          <w:sz w:val="24"/>
-          <w:szCs w:val="24"/>
-          <w:lang w:val="ru-RU"/>
-        </w:rPr>
-        <w:t xml:space="preserve"> ВНИМАНИЕ, КОД КРАСНЫЙ КОД КРАСНЫЙ, ОН СКАЗАЛ КСЮШЕНЬКА.</w:t>
-      </w:r>
-      <w:r>
-        <w:rPr>
-          <w:rFonts w:ascii="Times New Roman" w:hAnsi="Times New Roman"/>
-          <w:color w:val="000000"/>
-          <w:sz w:val="24"/>
-          <w:szCs w:val="24"/>
-        </w:rPr>
-        <w:t> </w:t>
+        <w:t>ШУМ.</w:t>
+      </w:r>
+      <w:r>
+        <w:rPr>
+          <w:rFonts w:ascii="Times New Roman" w:hAnsi="Times New Roman"/>
+          <w:color w:val="000000"/>
+          <w:sz w:val="24"/>
+          <w:szCs w:val="24"/>
+          <w:lang w:val="ru-RU"/>
+        </w:rPr>
+        <w:t xml:space="preserve"> Гладко стелет.</w:t>
       </w:r>
     </w:p>
     <w:p>
@@ -15482,255 +13841,7 @@
           <w:szCs w:val="24"/>
           <w:lang w:val="ru-RU"/>
         </w:rPr>
-        <w:t xml:space="preserve"> Ты и есть маленькая.</w:t>
-      </w:r>
-      <w:r>
-        <w:rPr>
-          <w:rFonts w:ascii="Times New Roman" w:hAnsi="Times New Roman"/>
-          <w:color w:val="000000"/>
-          <w:sz w:val="24"/>
-          <w:szCs w:val="24"/>
-        </w:rPr>
-        <w:t> </w:t>
-      </w:r>
-    </w:p>
-    <w:p>
-      <w:pPr>
-        <w:spacing w:after="0" w:line="288" w:lineRule="auto"/>
-        <w:rPr>
-          <w:rFonts w:ascii="Times New Roman" w:hAnsi="Times New Roman"/>
-          <w:sz w:val="24"/>
-          <w:szCs w:val="24"/>
-          <w:lang w:val="ru-RU"/>
-        </w:rPr>
-      </w:pPr>
-      <w:r>
-        <w:rPr>
-          <w:rFonts w:ascii="Times New Roman" w:hAnsi="Times New Roman"/>
-          <w:color w:val="000000"/>
-          <w:sz w:val="24"/>
-          <w:szCs w:val="24"/>
-          <w:lang w:val="ru-RU"/>
-        </w:rPr>
-        <w:t>КСЮША.</w:t>
-      </w:r>
-      <w:r>
-        <w:rPr>
-          <w:rFonts w:ascii="Times New Roman" w:hAnsi="Times New Roman"/>
-          <w:color w:val="000000"/>
-          <w:sz w:val="24"/>
-          <w:szCs w:val="24"/>
-          <w:lang w:val="ru-RU"/>
-        </w:rPr>
-        <w:t xml:space="preserve"> Я </w:t>
-      </w:r>
-      <w:proofErr w:type="spellStart"/>
-      <w:r>
-        <w:rPr>
-          <w:rFonts w:ascii="Times New Roman" w:hAnsi="Times New Roman"/>
-          <w:color w:val="000000"/>
-          <w:sz w:val="24"/>
-          <w:szCs w:val="24"/>
-          <w:lang w:val="ru-RU"/>
-        </w:rPr>
-        <w:t>взроооослаяяяяя</w:t>
-      </w:r>
-      <w:proofErr w:type="spellEnd"/>
-      <w:r>
-        <w:rPr>
-          <w:rFonts w:ascii="Times New Roman" w:hAnsi="Times New Roman"/>
-          <w:color w:val="000000"/>
-          <w:sz w:val="24"/>
-          <w:szCs w:val="24"/>
-          <w:lang w:val="ru-RU"/>
-        </w:rPr>
-        <w:t>!</w:t>
-      </w:r>
-      <w:r>
-        <w:rPr>
-          <w:rFonts w:ascii="Times New Roman" w:hAnsi="Times New Roman"/>
-          <w:color w:val="000000"/>
-          <w:sz w:val="24"/>
-          <w:szCs w:val="24"/>
-          <w:lang w:val="ru-RU"/>
-        </w:rPr>
-        <w:t xml:space="preserve"> </w:t>
-      </w:r>
-      <w:r>
-        <w:rPr>
-          <w:rFonts w:ascii="Times New Roman" w:hAnsi="Times New Roman"/>
-          <w:color w:val="000000"/>
-          <w:sz w:val="24"/>
-          <w:szCs w:val="24"/>
-          <w:lang w:val="ru-RU"/>
-        </w:rPr>
-        <w:t>(плачет)</w:t>
-      </w:r>
-    </w:p>
-    <w:p>
-      <w:pPr>
-        <w:spacing w:after="0" w:line="288" w:lineRule="auto"/>
-        <w:rPr>
-          <w:rFonts w:ascii="Times New Roman" w:hAnsi="Times New Roman"/>
-          <w:sz w:val="24"/>
-          <w:szCs w:val="24"/>
-          <w:lang w:val="ru-RU"/>
-        </w:rPr>
-      </w:pPr>
-      <w:r>
-        <w:rPr>
-          <w:rFonts w:ascii="Times New Roman" w:hAnsi="Times New Roman"/>
-          <w:color w:val="000000"/>
-          <w:sz w:val="24"/>
-          <w:szCs w:val="24"/>
-          <w:lang w:val="ru-RU"/>
-        </w:rPr>
-        <w:t>ЛЁВА.</w:t>
-      </w:r>
-      <w:r>
-        <w:rPr>
-          <w:rFonts w:ascii="Times New Roman" w:hAnsi="Times New Roman"/>
-          <w:color w:val="000000"/>
-          <w:sz w:val="24"/>
-          <w:szCs w:val="24"/>
-          <w:lang w:val="ru-RU"/>
-        </w:rPr>
-        <w:t xml:space="preserve"> Я имею в виду, что ты стройная. А так </w:t>
-      </w:r>
-      <w:r>
-        <w:rPr>
-          <w:rFonts w:ascii="Times New Roman" w:hAnsi="Times New Roman"/>
-          <w:color w:val="000000"/>
-          <w:sz w:val="24"/>
-          <w:szCs w:val="24"/>
-          <w:lang w:val="ru-RU"/>
-        </w:rPr>
-        <w:t>ты, конечно,</w:t>
-      </w:r>
-      <w:r>
-        <w:rPr>
-          <w:rFonts w:ascii="Times New Roman" w:hAnsi="Times New Roman"/>
-          <w:color w:val="000000"/>
-          <w:sz w:val="24"/>
-          <w:szCs w:val="24"/>
-          <w:lang w:val="ru-RU"/>
-        </w:rPr>
-        <w:t xml:space="preserve"> уже взрослая. Посмотри на себя. Ты хорошо одета, самостоятельно съездила в другой город. Приехала самостоятельно обратно. Да ещё и гуляла весь вечер со своим любимым человеком. А потом, и вовсе пошла к нему в гости ночевать. Ну и кто после этого осмелился назвать тебя ребёнком?</w:t>
-      </w:r>
-      <w:r>
-        <w:rPr>
-          <w:rFonts w:ascii="Times New Roman" w:hAnsi="Times New Roman"/>
-          <w:color w:val="000000"/>
-          <w:sz w:val="24"/>
-          <w:szCs w:val="24"/>
-        </w:rPr>
-        <w:t> </w:t>
-      </w:r>
-    </w:p>
-    <w:p>
-      <w:pPr>
-        <w:spacing w:after="0"/>
-        <w:rPr>
-          <w:rFonts w:ascii="Times New Roman" w:hAnsi="Times New Roman"/>
-          <w:sz w:val="24"/>
-          <w:szCs w:val="24"/>
-          <w:lang w:val="ru-RU"/>
-        </w:rPr>
-      </w:pPr>
-    </w:p>
-    <w:p>
-      <w:pPr>
-        <w:spacing w:after="0" w:line="288" w:lineRule="auto"/>
-        <w:rPr>
-          <w:rFonts w:ascii="Times New Roman" w:hAnsi="Times New Roman"/>
-          <w:sz w:val="24"/>
-          <w:szCs w:val="24"/>
-          <w:lang w:val="ru-RU"/>
-        </w:rPr>
-      </w:pPr>
-      <w:r>
-        <w:rPr>
-          <w:rFonts w:ascii="Times New Roman" w:hAnsi="Times New Roman"/>
-          <w:color w:val="000000"/>
-          <w:sz w:val="24"/>
-          <w:szCs w:val="24"/>
-          <w:lang w:val="ru-RU"/>
-        </w:rPr>
-        <w:t>ШУМ.</w:t>
-      </w:r>
-      <w:r>
-        <w:rPr>
-          <w:rFonts w:ascii="Times New Roman" w:hAnsi="Times New Roman"/>
-          <w:color w:val="000000"/>
-          <w:sz w:val="24"/>
-          <w:szCs w:val="24"/>
-          <w:lang w:val="ru-RU"/>
-        </w:rPr>
-        <w:t xml:space="preserve"> Гладко стелет.</w:t>
-      </w:r>
-    </w:p>
-    <w:p>
-      <w:pPr>
-        <w:spacing w:after="0"/>
-        <w:rPr>
-          <w:rFonts w:ascii="Times New Roman" w:hAnsi="Times New Roman"/>
-          <w:sz w:val="24"/>
-          <w:szCs w:val="24"/>
-          <w:lang w:val="ru-RU"/>
-        </w:rPr>
-      </w:pPr>
-    </w:p>
-    <w:p>
-      <w:pPr>
-        <w:spacing w:after="0" w:line="288" w:lineRule="auto"/>
-        <w:rPr>
-          <w:rFonts w:ascii="Times New Roman" w:hAnsi="Times New Roman"/>
-          <w:sz w:val="24"/>
-          <w:szCs w:val="24"/>
-          <w:lang w:val="ru-RU"/>
-        </w:rPr>
-      </w:pPr>
-      <w:r>
-        <w:rPr>
-          <w:rFonts w:ascii="Times New Roman" w:hAnsi="Times New Roman"/>
-          <w:color w:val="000000"/>
-          <w:sz w:val="24"/>
-          <w:szCs w:val="24"/>
-          <w:lang w:val="ru-RU"/>
-        </w:rPr>
-        <w:t>ЛЁВА.</w:t>
-      </w:r>
-      <w:r>
-        <w:rPr>
-          <w:rFonts w:ascii="Times New Roman" w:hAnsi="Times New Roman"/>
-          <w:color w:val="000000"/>
-          <w:sz w:val="24"/>
-          <w:szCs w:val="24"/>
-          <w:lang w:val="ru-RU"/>
-        </w:rPr>
-        <w:t xml:space="preserve"> Ты знаешь, и ведь так думаю не только я. У меня родители на соревнования сегодня уехали, они </w:t>
-      </w:r>
-      <w:proofErr w:type="spellStart"/>
-      <w:r>
-        <w:rPr>
-          <w:rFonts w:ascii="Times New Roman" w:hAnsi="Times New Roman"/>
-          <w:color w:val="000000"/>
-          <w:sz w:val="24"/>
-          <w:szCs w:val="24"/>
-          <w:lang w:val="ru-RU"/>
-        </w:rPr>
-        <w:t>шахбоксом</w:t>
-      </w:r>
-      <w:proofErr w:type="spellEnd"/>
-      <w:r>
-        <w:rPr>
-          <w:rFonts w:ascii="Times New Roman" w:hAnsi="Times New Roman"/>
-          <w:color w:val="000000"/>
-          <w:sz w:val="24"/>
-          <w:szCs w:val="24"/>
-          <w:lang w:val="ru-RU"/>
-        </w:rPr>
-        <w:t xml:space="preserve"> занимаются, короче, ну и вот уходя, отдавая мне ключи, папа меня </w:t>
+        <w:t xml:space="preserve"> Ты знаешь, и ведь так думаю не только я. У меня родители на соревнования сегодня уехали, они шахбоксом занимаются, короче, ну и вот уходя, отдавая мне ключи, папа меня </w:t>
       </w:r>
       <w:r>
         <w:rPr>
@@ -15823,29 +13934,7 @@
           <w:szCs w:val="24"/>
           <w:lang w:val="ru-RU"/>
         </w:rPr>
-        <w:t xml:space="preserve"> Взрослая, красивая </w:t>
-      </w:r>
-      <w:proofErr w:type="spellStart"/>
-      <w:r>
-        <w:rPr>
-          <w:rFonts w:ascii="Times New Roman" w:hAnsi="Times New Roman"/>
-          <w:color w:val="000000"/>
-          <w:sz w:val="24"/>
-          <w:szCs w:val="24"/>
-          <w:lang w:val="ru-RU"/>
-        </w:rPr>
-        <w:t>Ксюшенька</w:t>
-      </w:r>
-      <w:proofErr w:type="spellEnd"/>
-      <w:r>
-        <w:rPr>
-          <w:rFonts w:ascii="Times New Roman" w:hAnsi="Times New Roman"/>
-          <w:color w:val="000000"/>
-          <w:sz w:val="24"/>
-          <w:szCs w:val="24"/>
-          <w:lang w:val="ru-RU"/>
-        </w:rPr>
-        <w:t>.</w:t>
+        <w:t xml:space="preserve"> Взрослая, красивая Ксюшенька.</w:t>
       </w:r>
     </w:p>
     <w:p>
@@ -16161,29 +14250,7 @@
           <w:szCs w:val="24"/>
           <w:lang w:val="ru-RU"/>
         </w:rPr>
-        <w:t xml:space="preserve"> </w:t>
-      </w:r>
-      <w:proofErr w:type="gramStart"/>
-      <w:r>
-        <w:rPr>
-          <w:rFonts w:ascii="Times New Roman" w:hAnsi="Times New Roman"/>
-          <w:color w:val="000000"/>
-          <w:sz w:val="24"/>
-          <w:szCs w:val="24"/>
-          <w:lang w:val="ru-RU"/>
-        </w:rPr>
-        <w:t>как всегда</w:t>
-      </w:r>
-      <w:proofErr w:type="gramEnd"/>
-      <w:r>
-        <w:rPr>
-          <w:rFonts w:ascii="Times New Roman" w:hAnsi="Times New Roman"/>
-          <w:color w:val="000000"/>
-          <w:sz w:val="24"/>
-          <w:szCs w:val="24"/>
-          <w:lang w:val="ru-RU"/>
-        </w:rPr>
-        <w:t xml:space="preserve"> бывает с первыми поцелуями, это скорее </w:t>
+        <w:t xml:space="preserve"> как всегда бывает с первыми поцелуями, это скорее </w:t>
       </w:r>
       <w:r>
         <w:rPr>
@@ -16505,29 +14572,7 @@
           <w:szCs w:val="24"/>
           <w:lang w:val="ru-RU"/>
         </w:rPr>
-        <w:t xml:space="preserve"> Путана, </w:t>
-      </w:r>
-      <w:proofErr w:type="spellStart"/>
-      <w:r>
-        <w:rPr>
-          <w:rFonts w:ascii="Times New Roman" w:hAnsi="Times New Roman"/>
-          <w:color w:val="000000"/>
-          <w:sz w:val="24"/>
-          <w:szCs w:val="24"/>
-          <w:lang w:val="ru-RU"/>
-        </w:rPr>
-        <w:t>эскортница</w:t>
-      </w:r>
-      <w:proofErr w:type="spellEnd"/>
-      <w:r>
-        <w:rPr>
-          <w:rFonts w:ascii="Times New Roman" w:hAnsi="Times New Roman"/>
-          <w:color w:val="000000"/>
-          <w:sz w:val="24"/>
-          <w:szCs w:val="24"/>
-          <w:lang w:val="ru-RU"/>
-        </w:rPr>
-        <w:t>, блядь, проститутка!</w:t>
+        <w:t xml:space="preserve"> Путана, эскортница, блядь, проститутка!</w:t>
       </w:r>
       <w:r>
         <w:rPr>
@@ -17299,29 +15344,7 @@
           <w:szCs w:val="24"/>
           <w:lang w:val="ru-RU"/>
         </w:rPr>
-        <w:t xml:space="preserve"> Я бы тоже. Но легендарную татушку Ксении </w:t>
-      </w:r>
-      <w:proofErr w:type="spellStart"/>
-      <w:r>
-        <w:rPr>
-          <w:rFonts w:ascii="Times New Roman" w:hAnsi="Times New Roman"/>
-          <w:color w:val="000000"/>
-          <w:sz w:val="24"/>
-          <w:szCs w:val="24"/>
-          <w:lang w:val="ru-RU"/>
-        </w:rPr>
-        <w:t>Паутинковой</w:t>
-      </w:r>
-      <w:proofErr w:type="spellEnd"/>
-      <w:r>
-        <w:rPr>
-          <w:rFonts w:ascii="Times New Roman" w:hAnsi="Times New Roman"/>
-          <w:color w:val="000000"/>
-          <w:sz w:val="24"/>
-          <w:szCs w:val="24"/>
-          <w:lang w:val="ru-RU"/>
-        </w:rPr>
-        <w:t xml:space="preserve"> так никто кроме неё никогда и не видел. И ты её тоже не увидишь, щегол.</w:t>
+        <w:t xml:space="preserve"> Я бы тоже. Но легендарную татушку Ксении Паутинковой так никто кроме неё никогда и не видел. И ты её тоже не увидишь, щегол.</w:t>
       </w:r>
     </w:p>
     <w:p>
@@ -17485,29 +15508,7 @@
           <w:szCs w:val="24"/>
           <w:lang w:val="ru-RU"/>
         </w:rPr>
-        <w:t xml:space="preserve"> Хайек бюстгальтер, а у тебя, </w:t>
-      </w:r>
-      <w:proofErr w:type="spellStart"/>
-      <w:r>
-        <w:rPr>
-          <w:rFonts w:ascii="Times New Roman" w:hAnsi="Times New Roman"/>
-          <w:color w:val="000000"/>
-          <w:sz w:val="24"/>
-          <w:szCs w:val="24"/>
-          <w:lang w:val="ru-RU"/>
-        </w:rPr>
-        <w:t>Ксюшка</w:t>
-      </w:r>
-      <w:proofErr w:type="spellEnd"/>
-      <w:r>
-        <w:rPr>
-          <w:rFonts w:ascii="Times New Roman" w:hAnsi="Times New Roman"/>
-          <w:color w:val="000000"/>
-          <w:sz w:val="24"/>
-          <w:szCs w:val="24"/>
-          <w:lang w:val="ru-RU"/>
-        </w:rPr>
-        <w:t>, так, лифчик.</w:t>
+        <w:t xml:space="preserve"> Хайек бюстгальтер, а у тебя, Ксюшка, так, лифчик.</w:t>
       </w:r>
       <w:r>
         <w:rPr>
@@ -17896,29 +15897,7 @@
           <w:szCs w:val="24"/>
           <w:lang w:val="ru-RU"/>
         </w:rPr>
-        <w:t xml:space="preserve">Г) Вспомнит, что кеды ею не сняты по причине мощного запаха от усталых прелых </w:t>
-      </w:r>
-      <w:proofErr w:type="spellStart"/>
-      <w:r>
-        <w:rPr>
-          <w:rFonts w:ascii="Times New Roman" w:hAnsi="Times New Roman"/>
-          <w:color w:val="000000"/>
-          <w:sz w:val="24"/>
-          <w:szCs w:val="24"/>
-          <w:lang w:val="ru-RU"/>
-        </w:rPr>
-        <w:t>Ксюхиных</w:t>
-      </w:r>
-      <w:proofErr w:type="spellEnd"/>
-      <w:r>
-        <w:rPr>
-          <w:rFonts w:ascii="Times New Roman" w:hAnsi="Times New Roman"/>
-          <w:color w:val="000000"/>
-          <w:sz w:val="24"/>
-          <w:szCs w:val="24"/>
-          <w:lang w:val="ru-RU"/>
-        </w:rPr>
-        <w:t xml:space="preserve"> стоп. Вспомнить, это, и ничего не снимать. Даже напротив, отодвинуться подальше, чтобы Лёва не дай бог не учуял эту отвратительную вонь.</w:t>
+        <w:t>Г) Вспомнит, что кеды ею не сняты по причине мощного запаха от усталых прелых Ксюхиных стоп. Вспомнить, это, и ничего не снимать. Даже напротив, отодвинуться подальше, чтобы Лёва не дай бог не учуял эту отвратительную вонь.</w:t>
       </w:r>
       <w:r>
         <w:rPr>
@@ -17990,29 +15969,7 @@
           <w:lang w:val="ru-RU"/>
         </w:rPr>
         <w:lastRenderedPageBreak/>
-        <w:t xml:space="preserve">Ксюша </w:t>
-      </w:r>
-      <w:proofErr w:type="spellStart"/>
-      <w:r>
-        <w:rPr>
-          <w:rFonts w:ascii="Times New Roman" w:hAnsi="Times New Roman"/>
-          <w:color w:val="000000"/>
-          <w:sz w:val="24"/>
-          <w:szCs w:val="24"/>
-          <w:lang w:val="ru-RU"/>
-        </w:rPr>
-        <w:t>волево</w:t>
-      </w:r>
-      <w:proofErr w:type="spellEnd"/>
-      <w:r>
-        <w:rPr>
-          <w:rFonts w:ascii="Times New Roman" w:hAnsi="Times New Roman"/>
-          <w:color w:val="000000"/>
-          <w:sz w:val="24"/>
-          <w:szCs w:val="24"/>
-          <w:lang w:val="ru-RU"/>
-        </w:rPr>
-        <w:t xml:space="preserve"> принялась делать выбранное, как вдруг, Лёва резко встал на матрас.</w:t>
+        <w:t>Ксюша волево принялась делать выбранное, как вдруг, Лёва резко встал на матрас.</w:t>
       </w:r>
       <w:r>
         <w:rPr>
@@ -18254,51 +16211,107 @@
           <w:szCs w:val="24"/>
           <w:lang w:val="ru-RU"/>
         </w:rPr>
+        <w:t xml:space="preserve"> Хахахаха! Саблезубый тигр, свирепый хищник, вожак прайда при виде ничтожной опасности богобоязненно крестится своей лапищей! Такого я даже в сауз парке не видел!</w:t>
+      </w:r>
+      <w:r>
+        <w:rPr>
+          <w:rFonts w:ascii="Times New Roman" w:hAnsi="Times New Roman"/>
+          <w:color w:val="000000"/>
+          <w:sz w:val="24"/>
+          <w:szCs w:val="24"/>
+        </w:rPr>
+        <w:t> </w:t>
+      </w:r>
+    </w:p>
+    <w:p>
+      <w:pPr>
+        <w:spacing w:after="0" w:line="288" w:lineRule="auto"/>
+        <w:rPr>
+          <w:rFonts w:ascii="Times New Roman" w:hAnsi="Times New Roman"/>
+          <w:sz w:val="24"/>
+          <w:szCs w:val="24"/>
+          <w:lang w:val="ru-RU"/>
+        </w:rPr>
+      </w:pPr>
+      <w:r>
+        <w:rPr>
+          <w:rFonts w:ascii="Times New Roman" w:hAnsi="Times New Roman"/>
+          <w:color w:val="000000"/>
+          <w:sz w:val="24"/>
+          <w:szCs w:val="24"/>
+          <w:lang w:val="ru-RU"/>
+        </w:rPr>
+        <w:t>КЛЫК.</w:t>
+      </w:r>
+      <w:r>
+        <w:rPr>
+          <w:rFonts w:ascii="Times New Roman" w:hAnsi="Times New Roman"/>
+          <w:color w:val="000000"/>
+          <w:sz w:val="24"/>
+          <w:szCs w:val="24"/>
+          <w:lang w:val="ru-RU"/>
+        </w:rPr>
+        <w:t xml:space="preserve"> Предупреждаю в последний раз, Шум. Завали.</w:t>
+      </w:r>
+      <w:r>
+        <w:rPr>
+          <w:rFonts w:ascii="Times New Roman" w:hAnsi="Times New Roman"/>
+          <w:color w:val="000000"/>
+          <w:sz w:val="24"/>
+          <w:szCs w:val="24"/>
+        </w:rPr>
+        <w:t> </w:t>
+      </w:r>
+    </w:p>
+    <w:p>
+      <w:pPr>
+        <w:spacing w:after="0" w:line="288" w:lineRule="auto"/>
+        <w:rPr>
+          <w:rFonts w:ascii="Times New Roman" w:hAnsi="Times New Roman"/>
+          <w:sz w:val="24"/>
+          <w:szCs w:val="24"/>
+          <w:lang w:val="ru-RU"/>
+        </w:rPr>
+      </w:pPr>
+      <w:r>
+        <w:rPr>
+          <w:rFonts w:ascii="Times New Roman" w:hAnsi="Times New Roman"/>
+          <w:color w:val="000000"/>
+          <w:sz w:val="24"/>
+          <w:szCs w:val="24"/>
+          <w:lang w:val="ru-RU"/>
+        </w:rPr>
+        <w:t>ШУМ.</w:t>
+      </w:r>
+      <w:r>
+        <w:rPr>
+          <w:rFonts w:ascii="Times New Roman" w:hAnsi="Times New Roman"/>
+          <w:color w:val="000000"/>
+          <w:sz w:val="24"/>
+          <w:szCs w:val="24"/>
+          <w:lang w:val="ru-RU"/>
+        </w:rPr>
+        <w:t xml:space="preserve"> И что ты сделаешь, Клык? Поставишь в церкви свечку за</w:t>
+      </w:r>
+      <w:r>
+        <w:rPr>
+          <w:rFonts w:ascii="Times New Roman" w:hAnsi="Times New Roman"/>
+          <w:color w:val="000000"/>
+          <w:sz w:val="24"/>
+          <w:szCs w:val="24"/>
+          <w:lang w:val="ru-RU"/>
+        </w:rPr>
         <w:t xml:space="preserve"> </w:t>
       </w:r>
-      <w:proofErr w:type="spellStart"/>
-      <w:r>
-        <w:rPr>
-          <w:rFonts w:ascii="Times New Roman" w:hAnsi="Times New Roman"/>
-          <w:color w:val="000000"/>
-          <w:sz w:val="24"/>
-          <w:szCs w:val="24"/>
-          <w:lang w:val="ru-RU"/>
-        </w:rPr>
-        <w:t>Хахахаха</w:t>
-      </w:r>
-      <w:proofErr w:type="spellEnd"/>
-      <w:r>
-        <w:rPr>
-          <w:rFonts w:ascii="Times New Roman" w:hAnsi="Times New Roman"/>
-          <w:color w:val="000000"/>
-          <w:sz w:val="24"/>
-          <w:szCs w:val="24"/>
-          <w:lang w:val="ru-RU"/>
-        </w:rPr>
-        <w:t xml:space="preserve">! Саблезубый тигр, свирепый хищник, вожак прайда при виде ничтожной опасности богобоязненно крестится своей лапищей! Такого я даже в </w:t>
-      </w:r>
-      <w:proofErr w:type="spellStart"/>
-      <w:r>
-        <w:rPr>
-          <w:rFonts w:ascii="Times New Roman" w:hAnsi="Times New Roman"/>
-          <w:color w:val="000000"/>
-          <w:sz w:val="24"/>
-          <w:szCs w:val="24"/>
-          <w:lang w:val="ru-RU"/>
-        </w:rPr>
-        <w:t>сауз</w:t>
-      </w:r>
-      <w:proofErr w:type="spellEnd"/>
-      <w:r>
-        <w:rPr>
-          <w:rFonts w:ascii="Times New Roman" w:hAnsi="Times New Roman"/>
-          <w:color w:val="000000"/>
-          <w:sz w:val="24"/>
-          <w:szCs w:val="24"/>
-          <w:lang w:val="ru-RU"/>
-        </w:rPr>
-        <w:t xml:space="preserve"> парке не видел!</w:t>
+      <w:r>
+        <w:rPr>
+          <w:rFonts w:ascii="Times New Roman" w:hAnsi="Times New Roman"/>
+          <w:color w:val="000000"/>
+          <w:sz w:val="24"/>
+          <w:szCs w:val="24"/>
+          <w:lang w:val="ru-RU"/>
+        </w:rPr>
+        <w:t>упокой на моё имя?!</w:t>
       </w:r>
       <w:r>
         <w:rPr>
@@ -18338,7 +16351,7 @@
           <w:szCs w:val="24"/>
           <w:lang w:val="ru-RU"/>
         </w:rPr>
-        <w:t xml:space="preserve"> Предупреждаю в последний раз, Шум. Завали.</w:t>
+        <w:t xml:space="preserve"> Голову тебе откушу, базарю.</w:t>
       </w:r>
       <w:r>
         <w:rPr>
@@ -18378,27 +16391,39 @@
           <w:szCs w:val="24"/>
           <w:lang w:val="ru-RU"/>
         </w:rPr>
-        <w:t xml:space="preserve"> И что ты сделаешь, Клык? Поставишь в церкви свечку за</w:t>
-      </w:r>
-      <w:r>
-        <w:rPr>
-          <w:rFonts w:ascii="Times New Roman" w:hAnsi="Times New Roman"/>
-          <w:color w:val="000000"/>
-          <w:sz w:val="24"/>
-          <w:szCs w:val="24"/>
-          <w:lang w:val="ru-RU"/>
-        </w:rPr>
-        <w:t xml:space="preserve"> </w:t>
-      </w:r>
-      <w:r>
-        <w:rPr>
-          <w:rFonts w:ascii="Times New Roman" w:hAnsi="Times New Roman"/>
-          <w:color w:val="000000"/>
-          <w:sz w:val="24"/>
-          <w:szCs w:val="24"/>
-          <w:lang w:val="ru-RU"/>
-        </w:rPr>
-        <w:t>упокой на моё имя?!</w:t>
+        <w:t xml:space="preserve"> Да? Ну попробуй.</w:t>
+      </w:r>
+    </w:p>
+    <w:p>
+      <w:pPr>
+        <w:spacing w:after="0"/>
+        <w:rPr>
+          <w:rFonts w:ascii="Times New Roman" w:hAnsi="Times New Roman"/>
+          <w:sz w:val="24"/>
+          <w:szCs w:val="24"/>
+          <w:lang w:val="ru-RU"/>
+        </w:rPr>
+      </w:pPr>
+    </w:p>
+    <w:p>
+      <w:pPr>
+        <w:spacing w:after="0" w:line="288" w:lineRule="auto"/>
+        <w:rPr>
+          <w:rFonts w:ascii="Times New Roman" w:hAnsi="Times New Roman"/>
+          <w:sz w:val="24"/>
+          <w:szCs w:val="24"/>
+          <w:lang w:val="ru-RU"/>
+        </w:rPr>
+      </w:pPr>
+      <w:r>
+        <w:rPr>
+          <w:rFonts w:ascii="Times New Roman" w:hAnsi="Times New Roman"/>
+          <w:color w:val="000000"/>
+          <w:sz w:val="24"/>
+          <w:szCs w:val="24"/>
+          <w:lang w:val="ru-RU"/>
+        </w:rPr>
+        <w:t>Клык откусил Шуму голову.</w:t>
       </w:r>
       <w:r>
         <w:rPr>
@@ -18412,6 +16437,17 @@
     </w:p>
     <w:p>
       <w:pPr>
+        <w:spacing w:after="0"/>
+        <w:rPr>
+          <w:rFonts w:ascii="Times New Roman" w:hAnsi="Times New Roman"/>
+          <w:sz w:val="24"/>
+          <w:szCs w:val="24"/>
+          <w:lang w:val="ru-RU"/>
+        </w:rPr>
+      </w:pPr>
+    </w:p>
+    <w:p>
+      <w:pPr>
         <w:spacing w:after="0" w:line="288" w:lineRule="auto"/>
         <w:rPr>
           <w:rFonts w:ascii="Times New Roman" w:hAnsi="Times New Roman"/>
@@ -18438,7 +16474,7 @@
           <w:szCs w:val="24"/>
           <w:lang w:val="ru-RU"/>
         </w:rPr>
-        <w:t xml:space="preserve"> Голову тебе откушу, базарю.</w:t>
+        <w:t xml:space="preserve"> Придурок.</w:t>
       </w:r>
       <w:r>
         <w:rPr>
@@ -18468,49 +16504,7 @@
           <w:szCs w:val="24"/>
           <w:lang w:val="ru-RU"/>
         </w:rPr>
-        <w:t>ШУМ.</w:t>
-      </w:r>
-      <w:r>
-        <w:rPr>
-          <w:rFonts w:ascii="Times New Roman" w:hAnsi="Times New Roman"/>
-          <w:color w:val="000000"/>
-          <w:sz w:val="24"/>
-          <w:szCs w:val="24"/>
-          <w:lang w:val="ru-RU"/>
-        </w:rPr>
-        <w:t xml:space="preserve"> Да? Ну попробуй.</w:t>
-      </w:r>
-    </w:p>
-    <w:p>
-      <w:pPr>
-        <w:spacing w:after="0"/>
-        <w:rPr>
-          <w:rFonts w:ascii="Times New Roman" w:hAnsi="Times New Roman"/>
-          <w:sz w:val="24"/>
-          <w:szCs w:val="24"/>
-          <w:lang w:val="ru-RU"/>
-        </w:rPr>
-      </w:pPr>
-    </w:p>
-    <w:p>
-      <w:pPr>
-        <w:spacing w:after="0" w:line="288" w:lineRule="auto"/>
-        <w:rPr>
-          <w:rFonts w:ascii="Times New Roman" w:hAnsi="Times New Roman"/>
-          <w:sz w:val="24"/>
-          <w:szCs w:val="24"/>
-          <w:lang w:val="ru-RU"/>
-        </w:rPr>
-      </w:pPr>
-      <w:r>
-        <w:rPr>
-          <w:rFonts w:ascii="Times New Roman" w:hAnsi="Times New Roman"/>
-          <w:color w:val="000000"/>
-          <w:sz w:val="24"/>
-          <w:szCs w:val="24"/>
-          <w:lang w:val="ru-RU"/>
-        </w:rPr>
-        <w:t>Клык откусил Шуму голову.</w:t>
+        <w:t>Так.</w:t>
       </w:r>
       <w:r>
         <w:rPr>
@@ -18524,44 +16518,23 @@
     </w:p>
     <w:p>
       <w:pPr>
-        <w:spacing w:after="0"/>
-        <w:rPr>
-          <w:rFonts w:ascii="Times New Roman" w:hAnsi="Times New Roman"/>
-          <w:sz w:val="24"/>
-          <w:szCs w:val="24"/>
-          <w:lang w:val="ru-RU"/>
-        </w:rPr>
-      </w:pPr>
-    </w:p>
-    <w:p>
-      <w:pPr>
-        <w:spacing w:after="0" w:line="288" w:lineRule="auto"/>
-        <w:rPr>
-          <w:rFonts w:ascii="Times New Roman" w:hAnsi="Times New Roman"/>
-          <w:sz w:val="24"/>
-          <w:szCs w:val="24"/>
-          <w:lang w:val="ru-RU"/>
-        </w:rPr>
-      </w:pPr>
-      <w:r>
-        <w:rPr>
-          <w:rFonts w:ascii="Times New Roman" w:hAnsi="Times New Roman"/>
-          <w:color w:val="000000"/>
-          <w:sz w:val="24"/>
-          <w:szCs w:val="24"/>
-          <w:lang w:val="ru-RU"/>
-        </w:rPr>
-        <w:t>КЛЫК.</w:t>
-      </w:r>
-      <w:r>
-        <w:rPr>
-          <w:rFonts w:ascii="Times New Roman" w:hAnsi="Times New Roman"/>
-          <w:color w:val="000000"/>
-          <w:sz w:val="24"/>
-          <w:szCs w:val="24"/>
-          <w:lang w:val="ru-RU"/>
-        </w:rPr>
-        <w:t xml:space="preserve"> Придурок.</w:t>
+        <w:spacing w:after="0" w:line="288" w:lineRule="auto"/>
+        <w:rPr>
+          <w:rFonts w:ascii="Times New Roman" w:hAnsi="Times New Roman"/>
+          <w:sz w:val="24"/>
+          <w:szCs w:val="24"/>
+          <w:lang w:val="ru-RU"/>
+        </w:rPr>
+      </w:pPr>
+      <w:r>
+        <w:rPr>
+          <w:rFonts w:ascii="Times New Roman" w:hAnsi="Times New Roman"/>
+          <w:color w:val="000000"/>
+          <w:sz w:val="24"/>
+          <w:szCs w:val="24"/>
+          <w:lang w:val="ru-RU"/>
+        </w:rPr>
+        <w:t>Лев почему-то вскочил. И я решил, что это из-за вони, а потому я буду молиться.</w:t>
       </w:r>
       <w:r>
         <w:rPr>
@@ -18591,7 +16564,7 @@
           <w:szCs w:val="24"/>
           <w:lang w:val="ru-RU"/>
         </w:rPr>
-        <w:t>Так.</w:t>
+        <w:t>Ох, ох, ох, ох...</w:t>
       </w:r>
       <w:r>
         <w:rPr>
@@ -18621,113 +16594,29 @@
           <w:szCs w:val="24"/>
           <w:lang w:val="ru-RU"/>
         </w:rPr>
-        <w:t>Лев почему-то вскочил. И я решил, что это из-за вони, а потому я буду молиться.</w:t>
-      </w:r>
-      <w:r>
-        <w:rPr>
-          <w:rFonts w:ascii="Times New Roman" w:hAnsi="Times New Roman"/>
-          <w:color w:val="000000"/>
-          <w:sz w:val="24"/>
-          <w:szCs w:val="24"/>
-        </w:rPr>
-        <w:t> </w:t>
-      </w:r>
-    </w:p>
-    <w:p>
-      <w:pPr>
-        <w:spacing w:after="0" w:line="288" w:lineRule="auto"/>
-        <w:rPr>
-          <w:rFonts w:ascii="Times New Roman" w:hAnsi="Times New Roman"/>
-          <w:sz w:val="24"/>
-          <w:szCs w:val="24"/>
-          <w:lang w:val="ru-RU"/>
-        </w:rPr>
-      </w:pPr>
-      <w:r>
-        <w:rPr>
-          <w:rFonts w:ascii="Times New Roman" w:hAnsi="Times New Roman"/>
-          <w:color w:val="000000"/>
-          <w:sz w:val="24"/>
-          <w:szCs w:val="24"/>
-          <w:lang w:val="ru-RU"/>
-        </w:rPr>
-        <w:t>Ох, ох, ох, ох...</w:t>
-      </w:r>
-      <w:r>
-        <w:rPr>
-          <w:rFonts w:ascii="Times New Roman" w:hAnsi="Times New Roman"/>
-          <w:color w:val="000000"/>
-          <w:sz w:val="24"/>
-          <w:szCs w:val="24"/>
-        </w:rPr>
-        <w:t> </w:t>
-      </w:r>
-    </w:p>
-    <w:p>
-      <w:pPr>
-        <w:spacing w:after="0" w:line="288" w:lineRule="auto"/>
-        <w:rPr>
-          <w:rFonts w:ascii="Times New Roman" w:hAnsi="Times New Roman"/>
-          <w:sz w:val="24"/>
-          <w:szCs w:val="24"/>
-          <w:lang w:val="ru-RU"/>
-        </w:rPr>
-      </w:pPr>
-      <w:proofErr w:type="spellStart"/>
-      <w:r>
-        <w:rPr>
-          <w:rFonts w:ascii="Times New Roman" w:hAnsi="Times New Roman"/>
-          <w:color w:val="000000"/>
-          <w:sz w:val="24"/>
-          <w:szCs w:val="24"/>
-          <w:lang w:val="ru-RU"/>
-        </w:rPr>
-        <w:t>Котче</w:t>
-      </w:r>
-      <w:proofErr w:type="spellEnd"/>
-      <w:r>
-        <w:rPr>
-          <w:rFonts w:ascii="Times New Roman" w:hAnsi="Times New Roman"/>
-          <w:color w:val="000000"/>
-          <w:sz w:val="24"/>
-          <w:szCs w:val="24"/>
-          <w:lang w:val="ru-RU"/>
-        </w:rPr>
-        <w:t xml:space="preserve"> наш</w:t>
-      </w:r>
-    </w:p>
-    <w:p>
-      <w:pPr>
-        <w:spacing w:after="0" w:line="288" w:lineRule="auto"/>
-        <w:rPr>
-          <w:rFonts w:ascii="Times New Roman" w:hAnsi="Times New Roman"/>
-          <w:sz w:val="24"/>
-          <w:szCs w:val="24"/>
-          <w:lang w:val="ru-RU"/>
-        </w:rPr>
-      </w:pPr>
-      <w:r>
-        <w:rPr>
-          <w:rFonts w:ascii="Times New Roman" w:hAnsi="Times New Roman"/>
-          <w:color w:val="000000"/>
-          <w:sz w:val="24"/>
-          <w:szCs w:val="24"/>
-          <w:lang w:val="ru-RU"/>
-        </w:rPr>
-        <w:t xml:space="preserve">И еже си меня </w:t>
-      </w:r>
-      <w:proofErr w:type="spellStart"/>
-      <w:r>
-        <w:rPr>
-          <w:rFonts w:ascii="Times New Roman" w:hAnsi="Times New Roman"/>
-          <w:color w:val="000000"/>
-          <w:sz w:val="24"/>
-          <w:szCs w:val="24"/>
-          <w:lang w:val="ru-RU"/>
-        </w:rPr>
-        <w:t>куси</w:t>
-      </w:r>
-      <w:proofErr w:type="spellEnd"/>
+        <w:t>Котче наш</w:t>
+      </w:r>
+    </w:p>
+    <w:p>
+      <w:pPr>
+        <w:spacing w:after="0" w:line="288" w:lineRule="auto"/>
+        <w:rPr>
+          <w:rFonts w:ascii="Times New Roman" w:hAnsi="Times New Roman"/>
+          <w:sz w:val="24"/>
+          <w:szCs w:val="24"/>
+          <w:lang w:val="ru-RU"/>
+        </w:rPr>
+      </w:pPr>
+      <w:r>
+        <w:rPr>
+          <w:rFonts w:ascii="Times New Roman" w:hAnsi="Times New Roman"/>
+          <w:color w:val="000000"/>
+          <w:sz w:val="24"/>
+          <w:szCs w:val="24"/>
+          <w:lang w:val="ru-RU"/>
+        </w:rPr>
+        <w:t>И еже си меня куси</w:t>
+      </w:r>
     </w:p>
     <w:p>
       <w:pPr>
@@ -18810,29 +16699,7 @@
           <w:szCs w:val="24"/>
           <w:lang w:val="ru-RU"/>
         </w:rPr>
-        <w:t xml:space="preserve">Яко же меня </w:t>
-      </w:r>
-      <w:proofErr w:type="spellStart"/>
-      <w:r>
-        <w:rPr>
-          <w:rFonts w:ascii="Times New Roman" w:hAnsi="Times New Roman"/>
-          <w:color w:val="000000"/>
-          <w:sz w:val="24"/>
-          <w:szCs w:val="24"/>
-          <w:lang w:val="ru-RU"/>
-        </w:rPr>
-        <w:t>куси</w:t>
-      </w:r>
-      <w:proofErr w:type="spellEnd"/>
-      <w:r>
-        <w:rPr>
-          <w:rFonts w:ascii="Times New Roman" w:hAnsi="Times New Roman"/>
-          <w:color w:val="000000"/>
-          <w:sz w:val="24"/>
-          <w:szCs w:val="24"/>
-          <w:lang w:val="ru-RU"/>
-        </w:rPr>
-        <w:t xml:space="preserve"> и оближи</w:t>
+        <w:t>Яко же меня куси и оближи</w:t>
       </w:r>
     </w:p>
     <w:p>
@@ -18874,20 +16741,8 @@
           <w:szCs w:val="24"/>
           <w:lang w:val="ru-RU"/>
         </w:rPr>
-        <w:t xml:space="preserve">Даст нам </w:t>
-      </w:r>
-      <w:proofErr w:type="spellStart"/>
-      <w:r>
-        <w:rPr>
-          <w:rFonts w:ascii="Times New Roman" w:hAnsi="Times New Roman"/>
-          <w:color w:val="000000"/>
-          <w:sz w:val="24"/>
-          <w:szCs w:val="24"/>
-          <w:lang w:val="ru-RU"/>
-        </w:rPr>
-        <w:t>лизь</w:t>
-      </w:r>
-      <w:proofErr w:type="spellEnd"/>
+        <w:t>Даст нам лизь</w:t>
+      </w:r>
     </w:p>
     <w:p>
       <w:pPr>
@@ -18949,98 +16804,61 @@
           <w:szCs w:val="24"/>
           <w:lang w:val="ru-RU"/>
         </w:rPr>
-        <w:t xml:space="preserve">И не веди нас во </w:t>
-      </w:r>
-      <w:proofErr w:type="spellStart"/>
-      <w:r>
-        <w:rPr>
-          <w:rFonts w:ascii="Times New Roman" w:hAnsi="Times New Roman"/>
-          <w:color w:val="000000"/>
-          <w:sz w:val="24"/>
-          <w:szCs w:val="24"/>
-          <w:lang w:val="ru-RU"/>
-        </w:rPr>
-        <w:t>искупание</w:t>
-      </w:r>
-      <w:proofErr w:type="spellEnd"/>
-    </w:p>
-    <w:p>
-      <w:pPr>
-        <w:spacing w:after="0" w:line="288" w:lineRule="auto"/>
-        <w:rPr>
-          <w:rFonts w:ascii="Times New Roman" w:hAnsi="Times New Roman"/>
-          <w:sz w:val="24"/>
-          <w:szCs w:val="24"/>
-          <w:lang w:val="ru-RU"/>
-        </w:rPr>
-      </w:pPr>
-      <w:r>
-        <w:rPr>
-          <w:rFonts w:ascii="Times New Roman" w:hAnsi="Times New Roman"/>
-          <w:color w:val="000000"/>
-          <w:sz w:val="24"/>
-          <w:szCs w:val="24"/>
-          <w:lang w:val="ru-RU"/>
-        </w:rPr>
-        <w:t xml:space="preserve">Но избавь нас от </w:t>
-      </w:r>
-      <w:proofErr w:type="spellStart"/>
-      <w:r>
-        <w:rPr>
-          <w:rFonts w:ascii="Times New Roman" w:hAnsi="Times New Roman"/>
-          <w:color w:val="000000"/>
-          <w:sz w:val="24"/>
-          <w:szCs w:val="24"/>
-          <w:lang w:val="ru-RU"/>
-        </w:rPr>
-        <w:t>кусания</w:t>
-      </w:r>
-      <w:proofErr w:type="spellEnd"/>
-    </w:p>
-    <w:p>
-      <w:pPr>
-        <w:spacing w:after="0" w:line="288" w:lineRule="auto"/>
-        <w:rPr>
-          <w:rFonts w:ascii="Times New Roman" w:hAnsi="Times New Roman"/>
-          <w:sz w:val="24"/>
-          <w:szCs w:val="24"/>
-          <w:lang w:val="ru-RU"/>
-        </w:rPr>
-      </w:pPr>
-      <w:proofErr w:type="spellStart"/>
-      <w:r>
-        <w:rPr>
-          <w:rFonts w:ascii="Times New Roman" w:hAnsi="Times New Roman"/>
-          <w:color w:val="000000"/>
-          <w:sz w:val="24"/>
-          <w:szCs w:val="24"/>
-          <w:lang w:val="ru-RU"/>
-        </w:rPr>
-        <w:t>Косподи</w:t>
-      </w:r>
-      <w:proofErr w:type="spellEnd"/>
-      <w:r>
-        <w:rPr>
-          <w:rFonts w:ascii="Times New Roman" w:hAnsi="Times New Roman"/>
-          <w:color w:val="000000"/>
-          <w:sz w:val="24"/>
-          <w:szCs w:val="24"/>
-          <w:lang w:val="ru-RU"/>
-        </w:rPr>
-        <w:t xml:space="preserve"> понюхай</w:t>
-      </w:r>
-    </w:p>
-    <w:p>
-      <w:pPr>
-        <w:spacing w:after="0" w:line="288" w:lineRule="auto"/>
-        <w:rPr>
-          <w:rFonts w:ascii="Times New Roman" w:hAnsi="Times New Roman"/>
-          <w:sz w:val="24"/>
-          <w:szCs w:val="24"/>
-          <w:lang w:val="ru-RU"/>
-        </w:rPr>
-      </w:pPr>
-      <w:proofErr w:type="spellStart"/>
+        <w:t>И не веди нас во искупание</w:t>
+      </w:r>
+    </w:p>
+    <w:p>
+      <w:pPr>
+        <w:spacing w:after="0" w:line="288" w:lineRule="auto"/>
+        <w:rPr>
+          <w:rFonts w:ascii="Times New Roman" w:hAnsi="Times New Roman"/>
+          <w:sz w:val="24"/>
+          <w:szCs w:val="24"/>
+          <w:lang w:val="ru-RU"/>
+        </w:rPr>
+      </w:pPr>
+      <w:r>
+        <w:rPr>
+          <w:rFonts w:ascii="Times New Roman" w:hAnsi="Times New Roman"/>
+          <w:color w:val="000000"/>
+          <w:sz w:val="24"/>
+          <w:szCs w:val="24"/>
+          <w:lang w:val="ru-RU"/>
+        </w:rPr>
+        <w:t>Но избавь нас от кусания</w:t>
+      </w:r>
+    </w:p>
+    <w:p>
+      <w:pPr>
+        <w:spacing w:after="0" w:line="288" w:lineRule="auto"/>
+        <w:rPr>
+          <w:rFonts w:ascii="Times New Roman" w:hAnsi="Times New Roman"/>
+          <w:sz w:val="24"/>
+          <w:szCs w:val="24"/>
+          <w:lang w:val="ru-RU"/>
+        </w:rPr>
+      </w:pPr>
+      <w:r>
+        <w:rPr>
+          <w:rFonts w:ascii="Times New Roman" w:hAnsi="Times New Roman"/>
+          <w:color w:val="000000"/>
+          <w:sz w:val="24"/>
+          <w:szCs w:val="24"/>
+          <w:lang w:val="ru-RU"/>
+        </w:rPr>
+        <w:t>Косподи понюхай</w:t>
+      </w:r>
+    </w:p>
+    <w:p>
+      <w:pPr>
+        <w:spacing w:after="0" w:line="288" w:lineRule="auto"/>
+        <w:rPr>
+          <w:rFonts w:ascii="Times New Roman" w:hAnsi="Times New Roman"/>
+          <w:sz w:val="24"/>
+          <w:szCs w:val="24"/>
+          <w:lang w:val="ru-RU"/>
+        </w:rPr>
+      </w:pPr>
       <w:r>
         <w:rPr>
           <w:rFonts w:ascii="Times New Roman" w:hAnsi="Times New Roman"/>
@@ -19051,7 +16869,6 @@
         </w:rPr>
         <w:t>Амурррр</w:t>
       </w:r>
-      <w:proofErr w:type="spellEnd"/>
     </w:p>
     <w:p>
       <w:pPr>
@@ -19580,29 +17397,7 @@
           <w:szCs w:val="24"/>
           <w:lang w:val="ru-RU"/>
         </w:rPr>
-        <w:t xml:space="preserve">Хвост расправила свои перепончатые крылья и с жутким хохотом метая из глаз пурпурные молнии стала бешено летать по комнате сея ужас, благоговение, безумие и немножко </w:t>
-      </w:r>
-      <w:proofErr w:type="spellStart"/>
-      <w:r>
-        <w:rPr>
-          <w:rFonts w:ascii="Times New Roman" w:hAnsi="Times New Roman"/>
-          <w:color w:val="000000"/>
-          <w:sz w:val="24"/>
-          <w:szCs w:val="24"/>
-          <w:lang w:val="ru-RU"/>
-        </w:rPr>
-        <w:t>кринжи</w:t>
-      </w:r>
-      <w:proofErr w:type="spellEnd"/>
-      <w:r>
-        <w:rPr>
-          <w:rFonts w:ascii="Times New Roman" w:hAnsi="Times New Roman"/>
-          <w:color w:val="000000"/>
-          <w:sz w:val="24"/>
-          <w:szCs w:val="24"/>
-          <w:lang w:val="ru-RU"/>
-        </w:rPr>
-        <w:t>.</w:t>
+        <w:t>Хвост расправила свои перепончатые крылья и с жутким хохотом метая из глаз пурпурные молнии стала бешено летать по комнате сея ужас, благоговение, безумие и немножко кринжи.</w:t>
       </w:r>
       <w:r>
         <w:rPr>
@@ -19653,29 +17448,7 @@
           <w:szCs w:val="24"/>
           <w:lang w:val="ru-RU"/>
         </w:rPr>
-        <w:t xml:space="preserve"> </w:t>
-      </w:r>
-      <w:proofErr w:type="spellStart"/>
-      <w:r>
-        <w:rPr>
-          <w:rFonts w:ascii="Times New Roman" w:hAnsi="Times New Roman"/>
-          <w:color w:val="000000"/>
-          <w:sz w:val="24"/>
-          <w:szCs w:val="24"/>
-          <w:lang w:val="ru-RU"/>
-        </w:rPr>
-        <w:t>Ахахаха</w:t>
-      </w:r>
-      <w:proofErr w:type="spellEnd"/>
-      <w:r>
-        <w:rPr>
-          <w:rFonts w:ascii="Times New Roman" w:hAnsi="Times New Roman"/>
-          <w:color w:val="000000"/>
-          <w:sz w:val="24"/>
-          <w:szCs w:val="24"/>
-          <w:lang w:val="ru-RU"/>
-        </w:rPr>
-        <w:t>! К</w:t>
+        <w:t xml:space="preserve"> Ахахаха! К</w:t>
       </w:r>
       <w:r>
         <w:rPr>
@@ -19695,73 +17468,7 @@
           <w:szCs w:val="24"/>
           <w:lang w:val="ru-RU"/>
         </w:rPr>
-        <w:t xml:space="preserve">юша </w:t>
-      </w:r>
-      <w:proofErr w:type="spellStart"/>
-      <w:r>
-        <w:rPr>
-          <w:rFonts w:ascii="Times New Roman" w:hAnsi="Times New Roman"/>
-          <w:color w:val="000000"/>
-          <w:sz w:val="24"/>
-          <w:szCs w:val="24"/>
-          <w:lang w:val="ru-RU"/>
-        </w:rPr>
-        <w:t>Ксюша</w:t>
-      </w:r>
-      <w:proofErr w:type="spellEnd"/>
-      <w:r>
-        <w:rPr>
-          <w:rFonts w:ascii="Times New Roman" w:hAnsi="Times New Roman"/>
-          <w:color w:val="000000"/>
-          <w:sz w:val="24"/>
-          <w:szCs w:val="24"/>
-          <w:lang w:val="ru-RU"/>
-        </w:rPr>
-        <w:t xml:space="preserve"> </w:t>
-      </w:r>
-      <w:proofErr w:type="spellStart"/>
-      <w:r>
-        <w:rPr>
-          <w:rFonts w:ascii="Times New Roman" w:hAnsi="Times New Roman"/>
-          <w:color w:val="000000"/>
-          <w:sz w:val="24"/>
-          <w:szCs w:val="24"/>
-          <w:lang w:val="ru-RU"/>
-        </w:rPr>
-        <w:t>Ксюша</w:t>
-      </w:r>
-      <w:proofErr w:type="spellEnd"/>
-      <w:r>
-        <w:rPr>
-          <w:rFonts w:ascii="Times New Roman" w:hAnsi="Times New Roman"/>
-          <w:color w:val="000000"/>
-          <w:sz w:val="24"/>
-          <w:szCs w:val="24"/>
-          <w:lang w:val="ru-RU"/>
-        </w:rPr>
-        <w:t xml:space="preserve">! Юбочка из плюша! Я тебе сейчас начисто жопу откушу, тварь! Лёва! А ну давай пой! Пой, мой ласковый уродец! Пой нашу песню! Песню </w:t>
-      </w:r>
-      <w:proofErr w:type="spellStart"/>
-      <w:r>
-        <w:rPr>
-          <w:rFonts w:ascii="Times New Roman" w:hAnsi="Times New Roman"/>
-          <w:color w:val="000000"/>
-          <w:sz w:val="24"/>
-          <w:szCs w:val="24"/>
-          <w:lang w:val="ru-RU"/>
-        </w:rPr>
-        <w:t>прОклятой</w:t>
-      </w:r>
-      <w:proofErr w:type="spellEnd"/>
-      <w:r>
-        <w:rPr>
-          <w:rFonts w:ascii="Times New Roman" w:hAnsi="Times New Roman"/>
-          <w:color w:val="000000"/>
-          <w:sz w:val="24"/>
-          <w:szCs w:val="24"/>
-          <w:lang w:val="ru-RU"/>
-        </w:rPr>
-        <w:t xml:space="preserve"> любви! Песню дьявольской </w:t>
+        <w:t xml:space="preserve">юша Ксюша Ксюша! Юбочка из плюша! Я тебе сейчас начисто жопу откушу, тварь! Лёва! А ну давай пой! Пой, мой ласковый уродец! Пой нашу песню! Песню прОклятой любви! Песню дьявольской </w:t>
       </w:r>
       <w:r>
         <w:rPr>
@@ -19781,95 +17488,7 @@
           <w:szCs w:val="24"/>
           <w:lang w:val="ru-RU"/>
         </w:rPr>
-        <w:t xml:space="preserve"> когда мы были у меня в гостях, и ты сука тупая, БРОСИЛ МЕНЯ!!! </w:t>
-      </w:r>
-      <w:proofErr w:type="spellStart"/>
-      <w:r>
-        <w:rPr>
-          <w:rFonts w:ascii="Times New Roman" w:hAnsi="Times New Roman"/>
-          <w:color w:val="000000"/>
-          <w:sz w:val="24"/>
-          <w:szCs w:val="24"/>
-          <w:lang w:val="ru-RU"/>
-        </w:rPr>
-        <w:t>Рооозовый</w:t>
-      </w:r>
-      <w:proofErr w:type="spellEnd"/>
-      <w:r>
-        <w:rPr>
-          <w:rFonts w:ascii="Times New Roman" w:hAnsi="Times New Roman"/>
-          <w:color w:val="000000"/>
-          <w:sz w:val="24"/>
-          <w:szCs w:val="24"/>
-          <w:lang w:val="ru-RU"/>
-        </w:rPr>
-        <w:t xml:space="preserve"> фламинго! Дитя </w:t>
-      </w:r>
-      <w:proofErr w:type="spellStart"/>
-      <w:r>
-        <w:rPr>
-          <w:rFonts w:ascii="Times New Roman" w:hAnsi="Times New Roman"/>
-          <w:color w:val="000000"/>
-          <w:sz w:val="24"/>
-          <w:szCs w:val="24"/>
-          <w:lang w:val="ru-RU"/>
-        </w:rPr>
-        <w:t>закаааатааа</w:t>
-      </w:r>
-      <w:proofErr w:type="spellEnd"/>
-      <w:r>
-        <w:rPr>
-          <w:rFonts w:ascii="Times New Roman" w:hAnsi="Times New Roman"/>
-          <w:color w:val="000000"/>
-          <w:sz w:val="24"/>
-          <w:szCs w:val="24"/>
-          <w:lang w:val="ru-RU"/>
-        </w:rPr>
-        <w:t xml:space="preserve">! Розовый </w:t>
-      </w:r>
-      <w:proofErr w:type="spellStart"/>
-      <w:r>
-        <w:rPr>
-          <w:rFonts w:ascii="Times New Roman" w:hAnsi="Times New Roman"/>
-          <w:color w:val="000000"/>
-          <w:sz w:val="24"/>
-          <w:szCs w:val="24"/>
-          <w:lang w:val="ru-RU"/>
-        </w:rPr>
-        <w:t>фламингооо</w:t>
-      </w:r>
-      <w:proofErr w:type="spellEnd"/>
-      <w:r>
-        <w:rPr>
-          <w:rFonts w:ascii="Times New Roman" w:hAnsi="Times New Roman"/>
-          <w:color w:val="000000"/>
-          <w:sz w:val="24"/>
-          <w:szCs w:val="24"/>
-          <w:lang w:val="ru-RU"/>
-        </w:rPr>
-        <w:t xml:space="preserve">! Здесь танцевал </w:t>
-      </w:r>
-      <w:proofErr w:type="spellStart"/>
-      <w:r>
-        <w:rPr>
-          <w:rFonts w:ascii="Times New Roman" w:hAnsi="Times New Roman"/>
-          <w:color w:val="000000"/>
-          <w:sz w:val="24"/>
-          <w:szCs w:val="24"/>
-          <w:lang w:val="ru-RU"/>
-        </w:rPr>
-        <w:t>когдаааатооо</w:t>
-      </w:r>
-      <w:proofErr w:type="spellEnd"/>
-      <w:r>
-        <w:rPr>
-          <w:rFonts w:ascii="Times New Roman" w:hAnsi="Times New Roman"/>
-          <w:color w:val="000000"/>
-          <w:sz w:val="24"/>
-          <w:szCs w:val="24"/>
-          <w:lang w:val="ru-RU"/>
-        </w:rPr>
-        <w:t>!!! ДУМАЙ, БЛЯДЬ, О ХОРОШЕМ, ТВАРЬ!.. ОБО МНЕЕЕ!!!</w:t>
+        <w:t xml:space="preserve"> когда мы были у меня в гостях, и ты сука тупая, БРОСИЛ МЕНЯ!!! Рооозовый фламинго! Дитя закаааатааа! Розовый фламингооо! Здесь танцевал когдаааатооо!!! ДУМАЙ, БЛЯДЬ, О ХОРОШЕМ, ТВАРЬ!.. ОБО МНЕЕЕ!!!</w:t>
       </w:r>
       <w:r>
         <w:rPr>
@@ -19902,27 +17521,15 @@
           <w:lang w:val="ru-RU"/>
         </w:rPr>
       </w:pPr>
-      <w:proofErr w:type="spellStart"/>
-      <w:r>
-        <w:rPr>
-          <w:rFonts w:ascii="Times New Roman" w:hAnsi="Times New Roman"/>
-          <w:color w:val="000000"/>
-          <w:sz w:val="24"/>
-          <w:szCs w:val="24"/>
-          <w:lang w:val="ru-RU"/>
-        </w:rPr>
-        <w:t>Жоска</w:t>
-      </w:r>
-      <w:proofErr w:type="spellEnd"/>
-      <w:r>
-        <w:rPr>
-          <w:rFonts w:ascii="Times New Roman" w:hAnsi="Times New Roman"/>
-          <w:color w:val="000000"/>
-          <w:sz w:val="24"/>
-          <w:szCs w:val="24"/>
-          <w:lang w:val="ru-RU"/>
-        </w:rPr>
-        <w:t>.</w:t>
+      <w:r>
+        <w:rPr>
+          <w:rFonts w:ascii="Times New Roman" w:hAnsi="Times New Roman"/>
+          <w:color w:val="000000"/>
+          <w:sz w:val="24"/>
+          <w:szCs w:val="24"/>
+          <w:lang w:val="ru-RU"/>
+        </w:rPr>
+        <w:t>Жоска.</w:t>
       </w:r>
       <w:r>
         <w:rPr>
@@ -20115,29 +17722,7 @@
           <w:szCs w:val="24"/>
           <w:lang w:val="ru-RU"/>
         </w:rPr>
-        <w:t xml:space="preserve">Б) Достать из аптечки в чемодане мамин </w:t>
-      </w:r>
-      <w:proofErr w:type="spellStart"/>
-      <w:r>
-        <w:rPr>
-          <w:rFonts w:ascii="Times New Roman" w:hAnsi="Times New Roman"/>
-          <w:color w:val="000000"/>
-          <w:sz w:val="24"/>
-          <w:szCs w:val="24"/>
-          <w:lang w:val="ru-RU"/>
-        </w:rPr>
-        <w:t>Афобазол</w:t>
-      </w:r>
-      <w:proofErr w:type="spellEnd"/>
-      <w:r>
-        <w:rPr>
-          <w:rFonts w:ascii="Times New Roman" w:hAnsi="Times New Roman"/>
-          <w:color w:val="000000"/>
-          <w:sz w:val="24"/>
-          <w:szCs w:val="24"/>
-          <w:lang w:val="ru-RU"/>
-        </w:rPr>
-        <w:t>, который всегда у Ксюши с собой на случай, если маму опять долбанёт приступ, и дать это лекарство Лёве.</w:t>
+        <w:t>Б) Достать из аптечки в чемодане мамин Афобазол, который всегда у Ксюши с собой на случай, если маму опять долбанёт приступ, и дать это лекарство Лёве.</w:t>
       </w:r>
       <w:r>
         <w:rPr>
@@ -20645,73 +18230,7 @@
           <w:szCs w:val="24"/>
           <w:lang w:val="ru-RU"/>
         </w:rPr>
-        <w:t xml:space="preserve"> Ну ничего, я, как видишь, этот </w:t>
-      </w:r>
-      <w:proofErr w:type="spellStart"/>
-      <w:r>
-        <w:rPr>
-          <w:rFonts w:ascii="Times New Roman" w:hAnsi="Times New Roman"/>
-          <w:color w:val="000000"/>
-          <w:sz w:val="24"/>
-          <w:szCs w:val="24"/>
-          <w:lang w:val="ru-RU"/>
-        </w:rPr>
-        <w:t>квик</w:t>
-      </w:r>
-      <w:proofErr w:type="spellEnd"/>
-      <w:r>
-        <w:rPr>
-          <w:rFonts w:ascii="Times New Roman" w:hAnsi="Times New Roman"/>
-          <w:color w:val="000000"/>
-          <w:sz w:val="24"/>
-          <w:szCs w:val="24"/>
-          <w:lang w:val="ru-RU"/>
-        </w:rPr>
-        <w:t xml:space="preserve"> тайм эвент своими </w:t>
-      </w:r>
-      <w:proofErr w:type="spellStart"/>
-      <w:r>
-        <w:rPr>
-          <w:rFonts w:ascii="Times New Roman" w:hAnsi="Times New Roman"/>
-          <w:color w:val="000000"/>
-          <w:sz w:val="24"/>
-          <w:szCs w:val="24"/>
-          <w:lang w:val="ru-RU"/>
-        </w:rPr>
-        <w:t>тентаклями</w:t>
-      </w:r>
-      <w:proofErr w:type="spellEnd"/>
-      <w:r>
-        <w:rPr>
-          <w:rFonts w:ascii="Times New Roman" w:hAnsi="Times New Roman"/>
-          <w:color w:val="000000"/>
-          <w:sz w:val="24"/>
-          <w:szCs w:val="24"/>
-          <w:lang w:val="ru-RU"/>
-        </w:rPr>
-        <w:t xml:space="preserve"> умудрилась с одного </w:t>
-      </w:r>
-      <w:proofErr w:type="spellStart"/>
-      <w:r>
-        <w:rPr>
-          <w:rFonts w:ascii="Times New Roman" w:hAnsi="Times New Roman"/>
-          <w:color w:val="000000"/>
-          <w:sz w:val="24"/>
-          <w:szCs w:val="24"/>
-          <w:lang w:val="ru-RU"/>
-        </w:rPr>
-        <w:t>трая</w:t>
-      </w:r>
-      <w:proofErr w:type="spellEnd"/>
-      <w:r>
-        <w:rPr>
-          <w:rFonts w:ascii="Times New Roman" w:hAnsi="Times New Roman"/>
-          <w:color w:val="000000"/>
-          <w:sz w:val="24"/>
-          <w:szCs w:val="24"/>
-          <w:lang w:val="ru-RU"/>
-        </w:rPr>
-        <w:t xml:space="preserve"> пройти.</w:t>
+        <w:t xml:space="preserve"> Ну ничего, я, как видишь, этот квик тайм эвент своими тентаклями умудрилась с одного трая пройти.</w:t>
       </w:r>
       <w:r>
         <w:rPr>
@@ -20751,29 +18270,7 @@
           <w:szCs w:val="24"/>
           <w:lang w:val="ru-RU"/>
         </w:rPr>
-        <w:t xml:space="preserve"> Спасибо, </w:t>
-      </w:r>
-      <w:proofErr w:type="spellStart"/>
-      <w:r>
-        <w:rPr>
-          <w:rFonts w:ascii="Times New Roman" w:hAnsi="Times New Roman"/>
-          <w:color w:val="000000"/>
-          <w:sz w:val="24"/>
-          <w:szCs w:val="24"/>
-          <w:lang w:val="ru-RU"/>
-        </w:rPr>
-        <w:t>Ксюшенька</w:t>
-      </w:r>
-      <w:proofErr w:type="spellEnd"/>
-      <w:r>
-        <w:rPr>
-          <w:rFonts w:ascii="Times New Roman" w:hAnsi="Times New Roman"/>
-          <w:color w:val="000000"/>
-          <w:sz w:val="24"/>
-          <w:szCs w:val="24"/>
-          <w:lang w:val="ru-RU"/>
-        </w:rPr>
-        <w:t>.</w:t>
+        <w:t xml:space="preserve"> Спасибо, Ксюшенька.</w:t>
       </w:r>
       <w:r>
         <w:rPr>
@@ -21220,177 +18717,67 @@
           <w:szCs w:val="24"/>
           <w:lang w:val="ru-RU"/>
         </w:rPr>
+        <w:t xml:space="preserve"> Пф! Так вот чё она последний месяц на жоских дединсайдищах сидит душнит.</w:t>
+      </w:r>
+      <w:r>
+        <w:rPr>
+          <w:rFonts w:ascii="Times New Roman" w:hAnsi="Times New Roman"/>
+          <w:color w:val="000000"/>
+          <w:sz w:val="24"/>
+          <w:szCs w:val="24"/>
+        </w:rPr>
+        <w:t> </w:t>
+      </w:r>
+    </w:p>
+    <w:p>
+      <w:pPr>
+        <w:spacing w:after="0" w:line="288" w:lineRule="auto"/>
+        <w:rPr>
+          <w:rFonts w:ascii="Times New Roman" w:hAnsi="Times New Roman"/>
+          <w:sz w:val="24"/>
+          <w:szCs w:val="24"/>
+          <w:lang w:val="ru-RU"/>
+        </w:rPr>
+      </w:pPr>
+      <w:r>
+        <w:rPr>
+          <w:rFonts w:ascii="Times New Roman" w:hAnsi="Times New Roman"/>
+          <w:color w:val="000000"/>
+          <w:sz w:val="24"/>
+          <w:szCs w:val="24"/>
+          <w:lang w:val="ru-RU"/>
+        </w:rPr>
+        <w:t>ЛЁВА.</w:t>
+      </w:r>
+      <w:r>
+        <w:rPr>
+          <w:rFonts w:ascii="Times New Roman" w:hAnsi="Times New Roman"/>
+          <w:color w:val="000000"/>
+          <w:sz w:val="24"/>
+          <w:szCs w:val="24"/>
+          <w:lang w:val="ru-RU"/>
+        </w:rPr>
+        <w:t xml:space="preserve"> Ну да... Мне вот как бы стыдно, что</w:t>
+      </w:r>
+      <w:r>
+        <w:rPr>
+          <w:rFonts w:ascii="Times New Roman" w:hAnsi="Times New Roman"/>
+          <w:color w:val="000000"/>
+          <w:sz w:val="24"/>
+          <w:szCs w:val="24"/>
+          <w:lang w:val="ru-RU"/>
+        </w:rPr>
         <w:t xml:space="preserve"> </w:t>
       </w:r>
-      <w:proofErr w:type="spellStart"/>
-      <w:r>
-        <w:rPr>
-          <w:rFonts w:ascii="Times New Roman" w:hAnsi="Times New Roman"/>
-          <w:color w:val="000000"/>
-          <w:sz w:val="24"/>
-          <w:szCs w:val="24"/>
-          <w:lang w:val="ru-RU"/>
-        </w:rPr>
-        <w:t>Пф</w:t>
-      </w:r>
-      <w:proofErr w:type="spellEnd"/>
-      <w:r>
-        <w:rPr>
-          <w:rFonts w:ascii="Times New Roman" w:hAnsi="Times New Roman"/>
-          <w:color w:val="000000"/>
-          <w:sz w:val="24"/>
-          <w:szCs w:val="24"/>
-          <w:lang w:val="ru-RU"/>
-        </w:rPr>
-        <w:t xml:space="preserve">! Так вот чё она последний месяц на </w:t>
-      </w:r>
-      <w:proofErr w:type="spellStart"/>
-      <w:r>
-        <w:rPr>
-          <w:rFonts w:ascii="Times New Roman" w:hAnsi="Times New Roman"/>
-          <w:color w:val="000000"/>
-          <w:sz w:val="24"/>
-          <w:szCs w:val="24"/>
-          <w:lang w:val="ru-RU"/>
-        </w:rPr>
-        <w:t>жоских</w:t>
-      </w:r>
-      <w:proofErr w:type="spellEnd"/>
-      <w:r>
-        <w:rPr>
-          <w:rFonts w:ascii="Times New Roman" w:hAnsi="Times New Roman"/>
-          <w:color w:val="000000"/>
-          <w:sz w:val="24"/>
-          <w:szCs w:val="24"/>
-          <w:lang w:val="ru-RU"/>
-        </w:rPr>
-        <w:t xml:space="preserve"> </w:t>
-      </w:r>
-      <w:proofErr w:type="spellStart"/>
-      <w:r>
-        <w:rPr>
-          <w:rFonts w:ascii="Times New Roman" w:hAnsi="Times New Roman"/>
-          <w:color w:val="000000"/>
-          <w:sz w:val="24"/>
-          <w:szCs w:val="24"/>
-          <w:lang w:val="ru-RU"/>
-        </w:rPr>
-        <w:t>дединсайдищах</w:t>
-      </w:r>
-      <w:proofErr w:type="spellEnd"/>
-      <w:r>
-        <w:rPr>
-          <w:rFonts w:ascii="Times New Roman" w:hAnsi="Times New Roman"/>
-          <w:color w:val="000000"/>
-          <w:sz w:val="24"/>
-          <w:szCs w:val="24"/>
-          <w:lang w:val="ru-RU"/>
-        </w:rPr>
-        <w:t xml:space="preserve"> сидит </w:t>
-      </w:r>
-      <w:proofErr w:type="spellStart"/>
-      <w:r>
-        <w:rPr>
-          <w:rFonts w:ascii="Times New Roman" w:hAnsi="Times New Roman"/>
-          <w:color w:val="000000"/>
-          <w:sz w:val="24"/>
-          <w:szCs w:val="24"/>
-          <w:lang w:val="ru-RU"/>
-        </w:rPr>
-        <w:t>душнит</w:t>
-      </w:r>
-      <w:proofErr w:type="spellEnd"/>
-      <w:r>
-        <w:rPr>
-          <w:rFonts w:ascii="Times New Roman" w:hAnsi="Times New Roman"/>
-          <w:color w:val="000000"/>
-          <w:sz w:val="24"/>
-          <w:szCs w:val="24"/>
-          <w:lang w:val="ru-RU"/>
-        </w:rPr>
-        <w:t>.</w:t>
-      </w:r>
-      <w:r>
-        <w:rPr>
-          <w:rFonts w:ascii="Times New Roman" w:hAnsi="Times New Roman"/>
-          <w:color w:val="000000"/>
-          <w:sz w:val="24"/>
-          <w:szCs w:val="24"/>
-        </w:rPr>
-        <w:t> </w:t>
-      </w:r>
-    </w:p>
-    <w:p>
-      <w:pPr>
-        <w:spacing w:after="0" w:line="288" w:lineRule="auto"/>
-        <w:rPr>
-          <w:rFonts w:ascii="Times New Roman" w:hAnsi="Times New Roman"/>
-          <w:sz w:val="24"/>
-          <w:szCs w:val="24"/>
-          <w:lang w:val="ru-RU"/>
-        </w:rPr>
-      </w:pPr>
-      <w:r>
-        <w:rPr>
-          <w:rFonts w:ascii="Times New Roman" w:hAnsi="Times New Roman"/>
-          <w:color w:val="000000"/>
-          <w:sz w:val="24"/>
-          <w:szCs w:val="24"/>
-          <w:lang w:val="ru-RU"/>
-        </w:rPr>
-        <w:t>ЛЁВА.</w:t>
-      </w:r>
-      <w:r>
-        <w:rPr>
-          <w:rFonts w:ascii="Times New Roman" w:hAnsi="Times New Roman"/>
-          <w:color w:val="000000"/>
-          <w:sz w:val="24"/>
-          <w:szCs w:val="24"/>
-          <w:lang w:val="ru-RU"/>
-        </w:rPr>
-        <w:t xml:space="preserve"> Ну да... Мне вот как бы стыдно, что</w:t>
-      </w:r>
-      <w:r>
-        <w:rPr>
-          <w:rFonts w:ascii="Times New Roman" w:hAnsi="Times New Roman"/>
-          <w:color w:val="000000"/>
-          <w:sz w:val="24"/>
-          <w:szCs w:val="24"/>
-          <w:lang w:val="ru-RU"/>
-        </w:rPr>
-        <w:t xml:space="preserve"> </w:t>
-      </w:r>
-      <w:r>
-        <w:rPr>
-          <w:rFonts w:ascii="Times New Roman" w:hAnsi="Times New Roman"/>
-          <w:color w:val="000000"/>
-          <w:sz w:val="24"/>
-          <w:szCs w:val="24"/>
-          <w:lang w:val="ru-RU"/>
-        </w:rPr>
-        <w:t xml:space="preserve">ли. Я </w:t>
-      </w:r>
-      <w:proofErr w:type="spellStart"/>
-      <w:r>
-        <w:rPr>
-          <w:rFonts w:ascii="Times New Roman" w:hAnsi="Times New Roman"/>
-          <w:color w:val="000000"/>
-          <w:sz w:val="24"/>
-          <w:szCs w:val="24"/>
-          <w:lang w:val="ru-RU"/>
-        </w:rPr>
-        <w:t>моментик</w:t>
-      </w:r>
-      <w:proofErr w:type="spellEnd"/>
-      <w:r>
-        <w:rPr>
-          <w:rFonts w:ascii="Times New Roman" w:hAnsi="Times New Roman"/>
-          <w:color w:val="000000"/>
-          <w:sz w:val="24"/>
-          <w:szCs w:val="24"/>
-          <w:lang w:val="ru-RU"/>
-        </w:rPr>
-        <w:t xml:space="preserve"> </w:t>
+      <w:r>
+        <w:rPr>
+          <w:rFonts w:ascii="Times New Roman" w:hAnsi="Times New Roman"/>
+          <w:color w:val="000000"/>
+          <w:sz w:val="24"/>
+          <w:szCs w:val="24"/>
+          <w:lang w:val="ru-RU"/>
+        </w:rPr>
+        <w:t xml:space="preserve">ли. Я моментик </w:t>
       </w:r>
       <w:r>
         <w:rPr>
@@ -21665,29 +19052,7 @@
           <w:szCs w:val="24"/>
           <w:lang w:val="ru-RU"/>
         </w:rPr>
-        <w:t xml:space="preserve"> момент подумал, что он </w:t>
-      </w:r>
-      <w:proofErr w:type="spellStart"/>
-      <w:r>
-        <w:rPr>
-          <w:rFonts w:ascii="Times New Roman" w:hAnsi="Times New Roman"/>
-          <w:color w:val="000000"/>
-          <w:sz w:val="24"/>
-          <w:szCs w:val="24"/>
-          <w:lang w:val="ru-RU"/>
-        </w:rPr>
-        <w:t>мороженку</w:t>
-      </w:r>
-      <w:proofErr w:type="spellEnd"/>
-      <w:r>
-        <w:rPr>
-          <w:rFonts w:ascii="Times New Roman" w:hAnsi="Times New Roman"/>
-          <w:color w:val="000000"/>
-          <w:sz w:val="24"/>
-          <w:szCs w:val="24"/>
-          <w:lang w:val="ru-RU"/>
-        </w:rPr>
-        <w:t xml:space="preserve"> на ощупь хочет найти, злодей.</w:t>
+        <w:t xml:space="preserve"> момент подумал, что он мороженку на ощупь хочет найти, злодей.</w:t>
       </w:r>
       <w:r>
         <w:rPr>
@@ -22492,29 +19857,7 @@
           <w:szCs w:val="24"/>
           <w:lang w:val="ru-RU"/>
         </w:rPr>
-        <w:t xml:space="preserve"> </w:t>
-      </w:r>
-      <w:proofErr w:type="spellStart"/>
-      <w:r>
-        <w:rPr>
-          <w:rFonts w:ascii="Times New Roman" w:hAnsi="Times New Roman"/>
-          <w:color w:val="000000"/>
-          <w:sz w:val="24"/>
-          <w:szCs w:val="24"/>
-          <w:lang w:val="ru-RU"/>
-        </w:rPr>
-        <w:t>Хуядно</w:t>
-      </w:r>
-      <w:proofErr w:type="spellEnd"/>
-      <w:r>
-        <w:rPr>
-          <w:rFonts w:ascii="Times New Roman" w:hAnsi="Times New Roman"/>
-          <w:color w:val="000000"/>
-          <w:sz w:val="24"/>
-          <w:szCs w:val="24"/>
-          <w:lang w:val="ru-RU"/>
-        </w:rPr>
-        <w:t>!</w:t>
+        <w:t xml:space="preserve"> Хуядно!</w:t>
       </w:r>
       <w:r>
         <w:rPr>
@@ -22697,51 +20040,7 @@
           <w:szCs w:val="24"/>
           <w:lang w:val="ru-RU"/>
         </w:rPr>
-        <w:t xml:space="preserve"> Сто пудов. А как сдрейфит, так я тебе клыки твои и </w:t>
-      </w:r>
-      <w:proofErr w:type="spellStart"/>
-      <w:r>
-        <w:rPr>
-          <w:rFonts w:ascii="Times New Roman" w:hAnsi="Times New Roman"/>
-          <w:color w:val="000000"/>
-          <w:sz w:val="24"/>
-          <w:szCs w:val="24"/>
-          <w:lang w:val="ru-RU"/>
-        </w:rPr>
-        <w:t>пообламаю</w:t>
-      </w:r>
-      <w:proofErr w:type="spellEnd"/>
-      <w:r>
-        <w:rPr>
-          <w:rFonts w:ascii="Times New Roman" w:hAnsi="Times New Roman"/>
-          <w:color w:val="000000"/>
-          <w:sz w:val="24"/>
-          <w:szCs w:val="24"/>
-          <w:lang w:val="ru-RU"/>
-        </w:rPr>
-        <w:t xml:space="preserve">, понял, </w:t>
-      </w:r>
-      <w:proofErr w:type="spellStart"/>
-      <w:r>
-        <w:rPr>
-          <w:rFonts w:ascii="Times New Roman" w:hAnsi="Times New Roman"/>
-          <w:color w:val="000000"/>
-          <w:sz w:val="24"/>
-          <w:szCs w:val="24"/>
-          <w:lang w:val="ru-RU"/>
-        </w:rPr>
-        <w:t>котопёс</w:t>
-      </w:r>
-      <w:proofErr w:type="spellEnd"/>
-      <w:r>
-        <w:rPr>
-          <w:rFonts w:ascii="Times New Roman" w:hAnsi="Times New Roman"/>
-          <w:color w:val="000000"/>
-          <w:sz w:val="24"/>
-          <w:szCs w:val="24"/>
-          <w:lang w:val="ru-RU"/>
-        </w:rPr>
-        <w:t>?</w:t>
+        <w:t xml:space="preserve"> Сто пудов. А как сдрейфит, так я тебе клыки твои и пообламаю, понял, котопёс?</w:t>
       </w:r>
       <w:r>
         <w:rPr>
@@ -22793,73 +20092,27 @@
           <w:szCs w:val="24"/>
           <w:lang w:val="ru-RU"/>
         </w:rPr>
-        <w:t xml:space="preserve"> Слышал многое. Серый Шум, коллекционер сердец. Совратитель с пролетарской. </w:t>
-      </w:r>
-      <w:proofErr w:type="spellStart"/>
-      <w:r>
-        <w:rPr>
-          <w:rFonts w:ascii="Times New Roman" w:hAnsi="Times New Roman"/>
-          <w:color w:val="000000"/>
-          <w:sz w:val="24"/>
-          <w:szCs w:val="24"/>
-          <w:lang w:val="ru-RU"/>
-        </w:rPr>
-        <w:t>Щёлкатель</w:t>
-      </w:r>
-      <w:proofErr w:type="spellEnd"/>
-      <w:r>
-        <w:rPr>
-          <w:rFonts w:ascii="Times New Roman" w:hAnsi="Times New Roman"/>
-          <w:color w:val="000000"/>
-          <w:sz w:val="24"/>
-          <w:szCs w:val="24"/>
-          <w:lang w:val="ru-RU"/>
-        </w:rPr>
-        <w:t xml:space="preserve"> целок первого ранга. Встречался со своей </w:t>
-      </w:r>
-      <w:proofErr w:type="spellStart"/>
-      <w:r>
-        <w:rPr>
-          <w:rFonts w:ascii="Times New Roman" w:hAnsi="Times New Roman"/>
-          <w:color w:val="000000"/>
-          <w:sz w:val="24"/>
-          <w:szCs w:val="24"/>
-          <w:lang w:val="ru-RU"/>
-        </w:rPr>
-        <w:t>классухой</w:t>
-      </w:r>
-      <w:proofErr w:type="spellEnd"/>
-      <w:r>
-        <w:rPr>
-          <w:rFonts w:ascii="Times New Roman" w:hAnsi="Times New Roman"/>
-          <w:color w:val="000000"/>
-          <w:sz w:val="24"/>
-          <w:szCs w:val="24"/>
-          <w:lang w:val="ru-RU"/>
-        </w:rPr>
-        <w:t xml:space="preserve">, потом бросил её ради новой директрисы. Выкладывал в сеть видео как трахает старшую сестру </w:t>
-      </w:r>
-      <w:proofErr w:type="spellStart"/>
-      <w:r>
-        <w:rPr>
-          <w:rFonts w:ascii="Times New Roman" w:hAnsi="Times New Roman"/>
-          <w:color w:val="000000"/>
-          <w:sz w:val="24"/>
-          <w:szCs w:val="24"/>
-          <w:lang w:val="ru-RU"/>
-        </w:rPr>
-        <w:t>Кирдяшкиной</w:t>
-      </w:r>
-      <w:proofErr w:type="spellEnd"/>
-      <w:r>
-        <w:rPr>
-          <w:rFonts w:ascii="Times New Roman" w:hAnsi="Times New Roman"/>
-          <w:color w:val="000000"/>
-          <w:sz w:val="24"/>
-          <w:szCs w:val="24"/>
-          <w:lang w:val="ru-RU"/>
-        </w:rPr>
-        <w:t>. Гроза всех девчонок района. Снялся за деньги в порно фильме, где с ним сношались шесть взрослых женщин. Ну вот, последнее что слышал, это что он настолько хорошо целуется, что на той неделе увёл из семьи лесбиянку. Ушла к нему бросив двоих детей и жену.</w:t>
+        <w:t xml:space="preserve"> Слышал многое. Серый Шум, коллекционер сердец. Совратитель с </w:t>
+      </w:r>
+      <w:r>
+        <w:rPr>
+          <w:rFonts w:ascii="Times New Roman" w:hAnsi="Times New Roman"/>
+          <w:color w:val="000000"/>
+          <w:sz w:val="24"/>
+          <w:szCs w:val="24"/>
+          <w:lang w:val="ru-RU"/>
+        </w:rPr>
+        <w:t>П</w:t>
+      </w:r>
+      <w:r>
+        <w:rPr>
+          <w:rFonts w:ascii="Times New Roman" w:hAnsi="Times New Roman"/>
+          <w:color w:val="000000"/>
+          <w:sz w:val="24"/>
+          <w:szCs w:val="24"/>
+          <w:lang w:val="ru-RU"/>
+        </w:rPr>
+        <w:t>ролетарской. Щёлкатель целок первого ранга. Встречался со своей классухой, потом бросил её ради новой директрисы. Выкладывал в сеть видео как трахает старшую сестру Кирдяшкиной. Гроза всех девчонок района. Снялся за деньги в порно фильме, где с ним сношались шесть взрослых женщин. Ну вот, последнее что слышал, это что он настолько хорошо целуется, что на той неделе увёл из семьи лесбиянку. Ушла к нему бросив двоих детей и жену.</w:t>
       </w:r>
       <w:r>
         <w:rPr>
@@ -22950,29 +20203,7 @@
           <w:szCs w:val="24"/>
           <w:lang w:val="ru-RU"/>
         </w:rPr>
-        <w:t xml:space="preserve"> Пора молиться, </w:t>
-      </w:r>
-      <w:proofErr w:type="spellStart"/>
-      <w:r>
-        <w:rPr>
-          <w:rFonts w:ascii="Times New Roman" w:hAnsi="Times New Roman"/>
-          <w:color w:val="000000"/>
-          <w:sz w:val="24"/>
-          <w:szCs w:val="24"/>
-          <w:lang w:val="ru-RU"/>
-        </w:rPr>
-        <w:t>мурзик</w:t>
-      </w:r>
-      <w:proofErr w:type="spellEnd"/>
-      <w:r>
-        <w:rPr>
-          <w:rFonts w:ascii="Times New Roman" w:hAnsi="Times New Roman"/>
-          <w:color w:val="000000"/>
-          <w:sz w:val="24"/>
-          <w:szCs w:val="24"/>
-          <w:lang w:val="ru-RU"/>
-        </w:rPr>
-        <w:t>!</w:t>
+        <w:t xml:space="preserve"> Пора молиться, мурзик!</w:t>
       </w:r>
       <w:r>
         <w:rPr>
@@ -23075,29 +20306,7 @@
           <w:szCs w:val="24"/>
           <w:lang w:val="ru-RU"/>
         </w:rPr>
-        <w:t xml:space="preserve">Благословен плод </w:t>
-      </w:r>
-      <w:proofErr w:type="spellStart"/>
-      <w:r>
-        <w:rPr>
-          <w:rFonts w:ascii="Times New Roman" w:hAnsi="Times New Roman"/>
-          <w:color w:val="000000"/>
-          <w:sz w:val="24"/>
-          <w:szCs w:val="24"/>
-          <w:lang w:val="ru-RU"/>
-        </w:rPr>
-        <w:t>пузяши</w:t>
-      </w:r>
-      <w:proofErr w:type="spellEnd"/>
-      <w:r>
-        <w:rPr>
-          <w:rFonts w:ascii="Times New Roman" w:hAnsi="Times New Roman"/>
-          <w:color w:val="000000"/>
-          <w:sz w:val="24"/>
-          <w:szCs w:val="24"/>
-          <w:lang w:val="ru-RU"/>
-        </w:rPr>
-        <w:t xml:space="preserve"> твоего</w:t>
+        <w:t>Благословен плод пузяши твоего</w:t>
       </w:r>
     </w:p>
     <w:p>
@@ -23140,49 +20349,15 @@
           <w:lang w:val="ru-RU"/>
         </w:rPr>
       </w:pPr>
-      <w:proofErr w:type="spellStart"/>
-      <w:r>
-        <w:rPr>
-          <w:rFonts w:ascii="Times New Roman" w:hAnsi="Times New Roman"/>
-          <w:color w:val="000000"/>
-          <w:sz w:val="24"/>
-          <w:szCs w:val="24"/>
-          <w:lang w:val="ru-RU"/>
-        </w:rPr>
-        <w:t>Еси</w:t>
-      </w:r>
-      <w:proofErr w:type="spellEnd"/>
-      <w:r>
-        <w:rPr>
-          <w:rFonts w:ascii="Times New Roman" w:hAnsi="Times New Roman"/>
-          <w:color w:val="000000"/>
-          <w:sz w:val="24"/>
-          <w:szCs w:val="24"/>
-          <w:lang w:val="ru-RU"/>
-        </w:rPr>
-        <w:t xml:space="preserve"> </w:t>
-      </w:r>
-      <w:proofErr w:type="spellStart"/>
-      <w:r>
-        <w:rPr>
-          <w:rFonts w:ascii="Times New Roman" w:hAnsi="Times New Roman"/>
-          <w:color w:val="000000"/>
-          <w:sz w:val="24"/>
-          <w:szCs w:val="24"/>
-          <w:lang w:val="ru-RU"/>
-        </w:rPr>
-        <w:t>мусь</w:t>
-      </w:r>
-      <w:proofErr w:type="spellEnd"/>
-      <w:r>
-        <w:rPr>
-          <w:rFonts w:ascii="Times New Roman" w:hAnsi="Times New Roman"/>
-          <w:color w:val="000000"/>
-          <w:sz w:val="24"/>
-          <w:szCs w:val="24"/>
-          <w:lang w:val="ru-RU"/>
-        </w:rPr>
-        <w:t xml:space="preserve"> наших</w:t>
+      <w:r>
+        <w:rPr>
+          <w:rFonts w:ascii="Times New Roman" w:hAnsi="Times New Roman"/>
+          <w:color w:val="000000"/>
+          <w:sz w:val="24"/>
+          <w:szCs w:val="24"/>
+          <w:lang w:val="ru-RU"/>
+        </w:rPr>
+        <w:t>Еси мусь наших</w:t>
       </w:r>
       <w:r>
         <w:rPr>
@@ -23204,27 +20379,15 @@
           <w:lang w:val="ru-RU"/>
         </w:rPr>
       </w:pPr>
-      <w:proofErr w:type="spellStart"/>
-      <w:r>
-        <w:rPr>
-          <w:rFonts w:ascii="Times New Roman" w:hAnsi="Times New Roman"/>
-          <w:color w:val="000000"/>
-          <w:sz w:val="24"/>
-          <w:szCs w:val="24"/>
-          <w:lang w:val="ru-RU"/>
-        </w:rPr>
-        <w:t>Амуррр</w:t>
-      </w:r>
-      <w:proofErr w:type="spellEnd"/>
-      <w:r>
-        <w:rPr>
-          <w:rFonts w:ascii="Times New Roman" w:hAnsi="Times New Roman"/>
-          <w:color w:val="000000"/>
-          <w:sz w:val="24"/>
-          <w:szCs w:val="24"/>
-          <w:lang w:val="ru-RU"/>
-        </w:rPr>
-        <w:t>...</w:t>
+      <w:r>
+        <w:rPr>
+          <w:rFonts w:ascii="Times New Roman" w:hAnsi="Times New Roman"/>
+          <w:color w:val="000000"/>
+          <w:sz w:val="24"/>
+          <w:szCs w:val="24"/>
+          <w:lang w:val="ru-RU"/>
+        </w:rPr>
+        <w:t>Амуррр...</w:t>
       </w:r>
       <w:r>
         <w:rPr>
@@ -23662,29 +20825,7 @@
           <w:szCs w:val="24"/>
           <w:lang w:val="ru-RU"/>
         </w:rPr>
-        <w:t xml:space="preserve">Клык вцепился своими </w:t>
-      </w:r>
-      <w:proofErr w:type="spellStart"/>
-      <w:r>
-        <w:rPr>
-          <w:rFonts w:ascii="Times New Roman" w:hAnsi="Times New Roman"/>
-          <w:color w:val="000000"/>
-          <w:sz w:val="24"/>
-          <w:szCs w:val="24"/>
-          <w:lang w:val="ru-RU"/>
-        </w:rPr>
-        <w:t>зубищами</w:t>
-      </w:r>
-      <w:proofErr w:type="spellEnd"/>
-      <w:r>
-        <w:rPr>
-          <w:rFonts w:ascii="Times New Roman" w:hAnsi="Times New Roman"/>
-          <w:color w:val="000000"/>
-          <w:sz w:val="24"/>
-          <w:szCs w:val="24"/>
-          <w:lang w:val="ru-RU"/>
-        </w:rPr>
-        <w:t xml:space="preserve"> Шуму в горло. Но в этот раз всё не так просто. Горло не прокусывается. Они замерли в этой беззвучной борьбе.</w:t>
+        <w:t>Клык вцепился своими зубищами Шуму в горло. Но в этот раз всё не так просто. Горло не прокусывается. Они замерли в этой беззвучной борьбе.</w:t>
       </w:r>
       <w:r>
         <w:rPr>
@@ -23856,51 +20997,7 @@
           <w:szCs w:val="24"/>
           <w:lang w:val="ru-RU"/>
         </w:rPr>
-        <w:t xml:space="preserve"> Я делала косплей ведьмы из Байонеты, а он подошёл ко мне с </w:t>
-      </w:r>
-      <w:proofErr w:type="spellStart"/>
-      <w:r>
-        <w:rPr>
-          <w:rFonts w:ascii="Times New Roman" w:hAnsi="Times New Roman"/>
-          <w:color w:val="000000"/>
-          <w:sz w:val="24"/>
-          <w:szCs w:val="24"/>
-          <w:lang w:val="ru-RU"/>
-        </w:rPr>
-        <w:t>рофляным</w:t>
-      </w:r>
-      <w:proofErr w:type="spellEnd"/>
-      <w:r>
-        <w:rPr>
-          <w:rFonts w:ascii="Times New Roman" w:hAnsi="Times New Roman"/>
-          <w:color w:val="000000"/>
-          <w:sz w:val="24"/>
-          <w:szCs w:val="24"/>
-          <w:lang w:val="ru-RU"/>
-        </w:rPr>
-        <w:t xml:space="preserve"> настроением и стал меня подкалывать, поносить наше </w:t>
-      </w:r>
-      <w:proofErr w:type="spellStart"/>
-      <w:r>
-        <w:rPr>
-          <w:rFonts w:ascii="Times New Roman" w:hAnsi="Times New Roman"/>
-          <w:color w:val="000000"/>
-          <w:sz w:val="24"/>
-          <w:szCs w:val="24"/>
-          <w:lang w:val="ru-RU"/>
-        </w:rPr>
-        <w:t>косплеерское</w:t>
-      </w:r>
-      <w:proofErr w:type="spellEnd"/>
-      <w:r>
-        <w:rPr>
-          <w:rFonts w:ascii="Times New Roman" w:hAnsi="Times New Roman"/>
-          <w:color w:val="000000"/>
-          <w:sz w:val="24"/>
-          <w:szCs w:val="24"/>
-          <w:lang w:val="ru-RU"/>
-        </w:rPr>
-        <w:t xml:space="preserve"> комьюнити, всё такое, а я к нему поворачиваюсь и говорю: </w:t>
+        <w:t xml:space="preserve"> Я делала косплей ведьмы из Байонеты, а он подошёл ко мне с рофляным настроением и стал меня подкалывать, поносить наше косплеерское комьюнити, всё такое, а я к нему поворачиваюсь и говорю: </w:t>
       </w:r>
       <w:r>
         <w:rPr>
@@ -23991,51 +21088,7 @@
           <w:szCs w:val="24"/>
           <w:lang w:val="ru-RU"/>
         </w:rPr>
-        <w:t xml:space="preserve"> </w:t>
-      </w:r>
-      <w:proofErr w:type="spellStart"/>
-      <w:r>
-        <w:rPr>
-          <w:rFonts w:ascii="Times New Roman" w:hAnsi="Times New Roman"/>
-          <w:color w:val="000000"/>
-          <w:sz w:val="24"/>
-          <w:szCs w:val="24"/>
-          <w:lang w:val="ru-RU"/>
-        </w:rPr>
-        <w:t>Ксюшка</w:t>
-      </w:r>
-      <w:proofErr w:type="spellEnd"/>
-      <w:r>
-        <w:rPr>
-          <w:rFonts w:ascii="Times New Roman" w:hAnsi="Times New Roman"/>
-          <w:color w:val="000000"/>
-          <w:sz w:val="24"/>
-          <w:szCs w:val="24"/>
-          <w:lang w:val="ru-RU"/>
-        </w:rPr>
-        <w:t xml:space="preserve">. Квентин Тарантино - гик. Кевин Смит - гик. Да даже Тайка </w:t>
-      </w:r>
-      <w:proofErr w:type="spellStart"/>
-      <w:r>
-        <w:rPr>
-          <w:rFonts w:ascii="Times New Roman" w:hAnsi="Times New Roman"/>
-          <w:color w:val="000000"/>
-          <w:sz w:val="24"/>
-          <w:szCs w:val="24"/>
-          <w:lang w:val="ru-RU"/>
-        </w:rPr>
-        <w:t>Вайтити</w:t>
-      </w:r>
-      <w:proofErr w:type="spellEnd"/>
-      <w:r>
-        <w:rPr>
-          <w:rFonts w:ascii="Times New Roman" w:hAnsi="Times New Roman"/>
-          <w:color w:val="000000"/>
-          <w:sz w:val="24"/>
-          <w:szCs w:val="24"/>
-          <w:lang w:val="ru-RU"/>
-        </w:rPr>
-        <w:t xml:space="preserve"> - гик. А ты не гик, Ксюха. Ты просто малолетняя дебилка!</w:t>
+        <w:t xml:space="preserve"> Ксюшка. Квентин Тарантино - гик. Кевин Смит - гик. Да даже Тайка Вайтити - гик. А ты не гик, Ксюха. Ты просто малолетняя дебилка!</w:t>
       </w:r>
     </w:p>
     <w:p>
@@ -24273,205 +21326,7 @@
           <w:szCs w:val="24"/>
           <w:lang w:val="ru-RU"/>
         </w:rPr>
-        <w:t xml:space="preserve"> Так что идёт он в ад. Бросила его на </w:t>
-      </w:r>
-      <w:proofErr w:type="spellStart"/>
-      <w:r>
-        <w:rPr>
-          <w:rFonts w:ascii="Times New Roman" w:hAnsi="Times New Roman"/>
-          <w:color w:val="000000"/>
-          <w:sz w:val="24"/>
-          <w:szCs w:val="24"/>
-          <w:lang w:val="ru-RU"/>
-        </w:rPr>
-        <w:t>изи</w:t>
-      </w:r>
-      <w:proofErr w:type="spellEnd"/>
-      <w:r>
-        <w:rPr>
-          <w:rFonts w:ascii="Times New Roman" w:hAnsi="Times New Roman"/>
-          <w:color w:val="000000"/>
-          <w:sz w:val="24"/>
-          <w:szCs w:val="24"/>
-          <w:lang w:val="ru-RU"/>
-        </w:rPr>
-        <w:t xml:space="preserve">. Чтобы это животное </w:t>
-      </w:r>
-      <w:proofErr w:type="spellStart"/>
-      <w:r>
-        <w:rPr>
-          <w:rFonts w:ascii="Times New Roman" w:hAnsi="Times New Roman"/>
-          <w:color w:val="000000"/>
-          <w:sz w:val="24"/>
-          <w:szCs w:val="24"/>
-          <w:lang w:val="ru-RU"/>
-        </w:rPr>
-        <w:t>заваншотить</w:t>
-      </w:r>
-      <w:proofErr w:type="spellEnd"/>
-      <w:r>
-        <w:rPr>
-          <w:rFonts w:ascii="Times New Roman" w:hAnsi="Times New Roman"/>
-          <w:color w:val="000000"/>
-          <w:sz w:val="24"/>
-          <w:szCs w:val="24"/>
-          <w:lang w:val="ru-RU"/>
-        </w:rPr>
-        <w:t xml:space="preserve"> даже не пришлось плюс сто часов </w:t>
-      </w:r>
-      <w:proofErr w:type="spellStart"/>
-      <w:r>
-        <w:rPr>
-          <w:rFonts w:ascii="Times New Roman" w:hAnsi="Times New Roman"/>
-          <w:color w:val="000000"/>
-          <w:sz w:val="24"/>
-          <w:szCs w:val="24"/>
-          <w:lang w:val="ru-RU"/>
-        </w:rPr>
-        <w:t>мувсеты</w:t>
-      </w:r>
-      <w:proofErr w:type="spellEnd"/>
-      <w:r>
-        <w:rPr>
-          <w:rFonts w:ascii="Times New Roman" w:hAnsi="Times New Roman"/>
-          <w:color w:val="000000"/>
-          <w:sz w:val="24"/>
-          <w:szCs w:val="24"/>
-          <w:lang w:val="ru-RU"/>
-        </w:rPr>
-        <w:t xml:space="preserve"> его учить, </w:t>
-      </w:r>
-      <w:proofErr w:type="spellStart"/>
-      <w:r>
-        <w:rPr>
-          <w:rFonts w:ascii="Times New Roman" w:hAnsi="Times New Roman"/>
-          <w:color w:val="000000"/>
-          <w:sz w:val="24"/>
-          <w:szCs w:val="24"/>
-          <w:lang w:val="ru-RU"/>
-        </w:rPr>
-        <w:t>босфайт</w:t>
-      </w:r>
-      <w:proofErr w:type="spellEnd"/>
-      <w:r>
-        <w:rPr>
-          <w:rFonts w:ascii="Times New Roman" w:hAnsi="Times New Roman"/>
-          <w:color w:val="000000"/>
-          <w:sz w:val="24"/>
-          <w:szCs w:val="24"/>
-          <w:lang w:val="ru-RU"/>
-        </w:rPr>
-        <w:t xml:space="preserve"> как говорится, без </w:t>
-      </w:r>
-      <w:proofErr w:type="spellStart"/>
-      <w:r>
-        <w:rPr>
-          <w:rFonts w:ascii="Times New Roman" w:hAnsi="Times New Roman"/>
-          <w:color w:val="000000"/>
-          <w:sz w:val="24"/>
-          <w:szCs w:val="24"/>
-          <w:lang w:val="ru-RU"/>
-        </w:rPr>
-        <w:t>челенджа</w:t>
-      </w:r>
-      <w:proofErr w:type="spellEnd"/>
-      <w:r>
-        <w:rPr>
-          <w:rFonts w:ascii="Times New Roman" w:hAnsi="Times New Roman"/>
-          <w:color w:val="000000"/>
-          <w:sz w:val="24"/>
-          <w:szCs w:val="24"/>
-          <w:lang w:val="ru-RU"/>
-        </w:rPr>
-        <w:t xml:space="preserve">. </w:t>
-      </w:r>
-      <w:proofErr w:type="spellStart"/>
-      <w:r>
-        <w:rPr>
-          <w:rFonts w:ascii="Times New Roman" w:hAnsi="Times New Roman"/>
-          <w:color w:val="000000"/>
-          <w:sz w:val="24"/>
-          <w:szCs w:val="24"/>
-          <w:lang w:val="ru-RU"/>
-        </w:rPr>
-        <w:t>Зарамсила</w:t>
-      </w:r>
-      <w:proofErr w:type="spellEnd"/>
-      <w:r>
-        <w:rPr>
-          <w:rFonts w:ascii="Times New Roman" w:hAnsi="Times New Roman"/>
-          <w:color w:val="000000"/>
-          <w:sz w:val="24"/>
-          <w:szCs w:val="24"/>
-          <w:lang w:val="ru-RU"/>
-        </w:rPr>
-        <w:t xml:space="preserve"> его на </w:t>
-      </w:r>
-      <w:proofErr w:type="spellStart"/>
-      <w:r>
-        <w:rPr>
-          <w:rFonts w:ascii="Times New Roman" w:hAnsi="Times New Roman"/>
-          <w:color w:val="000000"/>
-          <w:sz w:val="24"/>
-          <w:szCs w:val="24"/>
-          <w:lang w:val="ru-RU"/>
-        </w:rPr>
-        <w:t>жоских</w:t>
-      </w:r>
-      <w:proofErr w:type="spellEnd"/>
-      <w:r>
-        <w:rPr>
-          <w:rFonts w:ascii="Times New Roman" w:hAnsi="Times New Roman"/>
-          <w:color w:val="000000"/>
-          <w:sz w:val="24"/>
-          <w:szCs w:val="24"/>
-          <w:lang w:val="ru-RU"/>
-        </w:rPr>
-        <w:t xml:space="preserve"> </w:t>
-      </w:r>
-      <w:proofErr w:type="spellStart"/>
-      <w:r>
-        <w:rPr>
-          <w:rFonts w:ascii="Times New Roman" w:hAnsi="Times New Roman"/>
-          <w:color w:val="000000"/>
-          <w:sz w:val="24"/>
-          <w:szCs w:val="24"/>
-          <w:lang w:val="ru-RU"/>
-        </w:rPr>
-        <w:t>изичах</w:t>
-      </w:r>
-      <w:proofErr w:type="spellEnd"/>
-      <w:r>
-        <w:rPr>
-          <w:rFonts w:ascii="Times New Roman" w:hAnsi="Times New Roman"/>
-          <w:color w:val="000000"/>
-          <w:sz w:val="24"/>
-          <w:szCs w:val="24"/>
-          <w:lang w:val="ru-RU"/>
-        </w:rPr>
-        <w:t xml:space="preserve">, а после </w:t>
-      </w:r>
-      <w:proofErr w:type="spellStart"/>
-      <w:r>
-        <w:rPr>
-          <w:rFonts w:ascii="Times New Roman" w:hAnsi="Times New Roman"/>
-          <w:color w:val="000000"/>
-          <w:sz w:val="24"/>
-          <w:szCs w:val="24"/>
-          <w:lang w:val="ru-RU"/>
-        </w:rPr>
-        <w:t>катсцены</w:t>
-      </w:r>
-      <w:proofErr w:type="spellEnd"/>
-      <w:r>
-        <w:rPr>
-          <w:rFonts w:ascii="Times New Roman" w:hAnsi="Times New Roman"/>
-          <w:color w:val="000000"/>
-          <w:sz w:val="24"/>
-          <w:szCs w:val="24"/>
-          <w:lang w:val="ru-RU"/>
-        </w:rPr>
-        <w:t xml:space="preserve"> с забиранием подарков Серый Шум</w:t>
+        <w:t xml:space="preserve"> Так что идёт он в ад. Бросила его на изи. Чтобы это животное заваншотить даже не пришлось плюс сто часов мувсеты его учить, босфайт как говорится, без челенджа. Зарамсила его на жоских изичах, а после катсцены с забиранием подарков Серый Шум</w:t>
       </w:r>
       <w:r>
         <w:rPr>
@@ -24491,139 +21346,7 @@
           <w:szCs w:val="24"/>
           <w:lang w:val="ru-RU"/>
         </w:rPr>
-        <w:t xml:space="preserve"> не давая мне их </w:t>
-      </w:r>
-      <w:proofErr w:type="spellStart"/>
-      <w:r>
-        <w:rPr>
-          <w:rFonts w:ascii="Times New Roman" w:hAnsi="Times New Roman"/>
-          <w:color w:val="000000"/>
-          <w:sz w:val="24"/>
-          <w:szCs w:val="24"/>
-          <w:lang w:val="ru-RU"/>
-        </w:rPr>
-        <w:t>залутать</w:t>
-      </w:r>
-      <w:proofErr w:type="spellEnd"/>
-      <w:r>
-        <w:rPr>
-          <w:rFonts w:ascii="Times New Roman" w:hAnsi="Times New Roman"/>
-          <w:color w:val="000000"/>
-          <w:sz w:val="24"/>
-          <w:szCs w:val="24"/>
-          <w:lang w:val="ru-RU"/>
-        </w:rPr>
-        <w:t xml:space="preserve"> обратно ради </w:t>
-      </w:r>
-      <w:proofErr w:type="spellStart"/>
-      <w:r>
-        <w:rPr>
-          <w:rFonts w:ascii="Times New Roman" w:hAnsi="Times New Roman"/>
-          <w:color w:val="000000"/>
-          <w:sz w:val="24"/>
-          <w:szCs w:val="24"/>
-          <w:lang w:val="ru-RU"/>
-        </w:rPr>
-        <w:t>ачивки</w:t>
-      </w:r>
-      <w:proofErr w:type="spellEnd"/>
-      <w:r>
-        <w:rPr>
-          <w:rFonts w:ascii="Times New Roman" w:hAnsi="Times New Roman"/>
-          <w:color w:val="000000"/>
-          <w:sz w:val="24"/>
-          <w:szCs w:val="24"/>
-          <w:lang w:val="ru-RU"/>
-        </w:rPr>
-        <w:t xml:space="preserve">, отбивался самыми дефолтными ударами, и превратился в глючный </w:t>
-      </w:r>
-      <w:proofErr w:type="spellStart"/>
-      <w:r>
-        <w:rPr>
-          <w:rFonts w:ascii="Times New Roman" w:hAnsi="Times New Roman"/>
-          <w:color w:val="000000"/>
-          <w:sz w:val="24"/>
-          <w:szCs w:val="24"/>
-          <w:lang w:val="ru-RU"/>
-        </w:rPr>
-        <w:t>энписи</w:t>
-      </w:r>
-      <w:proofErr w:type="spellEnd"/>
-      <w:r>
-        <w:rPr>
-          <w:rFonts w:ascii="Times New Roman" w:hAnsi="Times New Roman"/>
-          <w:color w:val="000000"/>
-          <w:sz w:val="24"/>
-          <w:szCs w:val="24"/>
-          <w:lang w:val="ru-RU"/>
-        </w:rPr>
-        <w:t xml:space="preserve"> около </w:t>
-      </w:r>
-      <w:proofErr w:type="spellStart"/>
-      <w:r>
-        <w:rPr>
-          <w:rFonts w:ascii="Times New Roman" w:hAnsi="Times New Roman"/>
-          <w:color w:val="000000"/>
-          <w:sz w:val="24"/>
-          <w:szCs w:val="24"/>
-          <w:lang w:val="ru-RU"/>
-        </w:rPr>
-        <w:t>Арасака</w:t>
-      </w:r>
-      <w:proofErr w:type="spellEnd"/>
-      <w:r>
-        <w:rPr>
-          <w:rFonts w:ascii="Times New Roman" w:hAnsi="Times New Roman"/>
-          <w:color w:val="000000"/>
-          <w:sz w:val="24"/>
-          <w:szCs w:val="24"/>
-          <w:lang w:val="ru-RU"/>
-        </w:rPr>
-        <w:t xml:space="preserve"> Тауэр, который тупорыло идёт в стену и роняет кал как подстреленный </w:t>
-      </w:r>
-      <w:proofErr w:type="spellStart"/>
-      <w:r>
-        <w:rPr>
-          <w:rFonts w:ascii="Times New Roman" w:hAnsi="Times New Roman"/>
-          <w:color w:val="000000"/>
-          <w:sz w:val="24"/>
-          <w:szCs w:val="24"/>
-          <w:lang w:val="ru-RU"/>
-        </w:rPr>
-        <w:t>Датч</w:t>
-      </w:r>
-      <w:proofErr w:type="spellEnd"/>
-      <w:r>
-        <w:rPr>
-          <w:rFonts w:ascii="Times New Roman" w:hAnsi="Times New Roman"/>
-          <w:color w:val="000000"/>
-          <w:sz w:val="24"/>
-          <w:szCs w:val="24"/>
-          <w:lang w:val="ru-RU"/>
-        </w:rPr>
-        <w:t xml:space="preserve"> Ван Дер Линде. И остался от него у меня только аккаунт на </w:t>
-      </w:r>
-      <w:proofErr w:type="spellStart"/>
-      <w:r>
-        <w:rPr>
-          <w:rFonts w:ascii="Times New Roman" w:hAnsi="Times New Roman"/>
-          <w:color w:val="000000"/>
-          <w:sz w:val="24"/>
-          <w:szCs w:val="24"/>
-          <w:lang w:val="ru-RU"/>
-        </w:rPr>
-        <w:t>онлифанс</w:t>
-      </w:r>
-      <w:proofErr w:type="spellEnd"/>
-      <w:r>
-        <w:rPr>
-          <w:rFonts w:ascii="Times New Roman" w:hAnsi="Times New Roman"/>
-          <w:color w:val="000000"/>
-          <w:sz w:val="24"/>
-          <w:szCs w:val="24"/>
-          <w:lang w:val="ru-RU"/>
-        </w:rPr>
-        <w:t>, и мерзкая общая фотка.</w:t>
+        <w:t xml:space="preserve"> не давая мне их залутать обратно ради ачивки, отбивался самыми дефолтными ударами, и превратился в глючный энписи около Арасака Тауэр, который тупорыло идёт в стену и роняет кал как подстреленный Датч Ван Дер Линде. И остался от него у меня только аккаунт на онлифанс, и мерзкая общая фотка.</w:t>
       </w:r>
       <w:r>
         <w:rPr>
@@ -24977,29 +21700,7 @@
           <w:szCs w:val="24"/>
           <w:lang w:val="ru-RU"/>
         </w:rPr>
-        <w:t xml:space="preserve"> И я тебя. Ксюша, а что там за </w:t>
-      </w:r>
-      <w:proofErr w:type="spellStart"/>
-      <w:r>
-        <w:rPr>
-          <w:rFonts w:ascii="Times New Roman" w:hAnsi="Times New Roman"/>
-          <w:color w:val="000000"/>
-          <w:sz w:val="24"/>
-          <w:szCs w:val="24"/>
-          <w:lang w:val="ru-RU"/>
-        </w:rPr>
-        <w:t>онлифанс</w:t>
-      </w:r>
-      <w:proofErr w:type="spellEnd"/>
-      <w:r>
-        <w:rPr>
-          <w:rFonts w:ascii="Times New Roman" w:hAnsi="Times New Roman"/>
-          <w:color w:val="000000"/>
-          <w:sz w:val="24"/>
-          <w:szCs w:val="24"/>
-          <w:lang w:val="ru-RU"/>
-        </w:rPr>
-        <w:t xml:space="preserve"> такой?</w:t>
+        <w:t xml:space="preserve"> И я тебя. Ксюша, а что там за онлифанс такой?</w:t>
       </w:r>
       <w:r>
         <w:rPr>
@@ -25365,95 +22066,7 @@
           <w:szCs w:val="24"/>
           <w:lang w:val="ru-RU"/>
         </w:rPr>
-        <w:t xml:space="preserve"> </w:t>
-      </w:r>
-      <w:proofErr w:type="spellStart"/>
-      <w:r>
-        <w:rPr>
-          <w:rFonts w:ascii="Times New Roman" w:hAnsi="Times New Roman"/>
-          <w:color w:val="000000"/>
-          <w:sz w:val="24"/>
-          <w:szCs w:val="24"/>
-          <w:lang w:val="ru-RU"/>
-        </w:rPr>
-        <w:t>Энджел</w:t>
-      </w:r>
-      <w:proofErr w:type="spellEnd"/>
-      <w:r>
-        <w:rPr>
-          <w:rFonts w:ascii="Times New Roman" w:hAnsi="Times New Roman"/>
-          <w:color w:val="000000"/>
-          <w:sz w:val="24"/>
-          <w:szCs w:val="24"/>
-          <w:lang w:val="ru-RU"/>
-        </w:rPr>
-        <w:t xml:space="preserve"> ОЛСЕН, Джессика </w:t>
-      </w:r>
-      <w:proofErr w:type="spellStart"/>
-      <w:r>
-        <w:rPr>
-          <w:rFonts w:ascii="Times New Roman" w:hAnsi="Times New Roman"/>
-          <w:color w:val="000000"/>
-          <w:sz w:val="24"/>
-          <w:szCs w:val="24"/>
-          <w:lang w:val="ru-RU"/>
-        </w:rPr>
-        <w:t>Пратт</w:t>
-      </w:r>
-      <w:proofErr w:type="spellEnd"/>
-      <w:r>
-        <w:rPr>
-          <w:rFonts w:ascii="Times New Roman" w:hAnsi="Times New Roman"/>
-          <w:color w:val="000000"/>
-          <w:sz w:val="24"/>
-          <w:szCs w:val="24"/>
-          <w:lang w:val="ru-RU"/>
-        </w:rPr>
-        <w:t xml:space="preserve">, </w:t>
-      </w:r>
-      <w:proofErr w:type="spellStart"/>
-      <w:r>
-        <w:rPr>
-          <w:rFonts w:ascii="Times New Roman" w:hAnsi="Times New Roman"/>
-          <w:color w:val="000000"/>
-          <w:sz w:val="24"/>
-          <w:szCs w:val="24"/>
-          <w:lang w:val="ru-RU"/>
-        </w:rPr>
-        <w:t>Марисса</w:t>
-      </w:r>
-      <w:proofErr w:type="spellEnd"/>
-      <w:r>
-        <w:rPr>
-          <w:rFonts w:ascii="Times New Roman" w:hAnsi="Times New Roman"/>
-          <w:color w:val="000000"/>
-          <w:sz w:val="24"/>
-          <w:szCs w:val="24"/>
-          <w:lang w:val="ru-RU"/>
-        </w:rPr>
-        <w:t xml:space="preserve"> </w:t>
-      </w:r>
-      <w:proofErr w:type="spellStart"/>
-      <w:r>
-        <w:rPr>
-          <w:rFonts w:ascii="Times New Roman" w:hAnsi="Times New Roman"/>
-          <w:color w:val="000000"/>
-          <w:sz w:val="24"/>
-          <w:szCs w:val="24"/>
-          <w:lang w:val="ru-RU"/>
-        </w:rPr>
-        <w:t>Надлер</w:t>
-      </w:r>
-      <w:proofErr w:type="spellEnd"/>
-      <w:r>
-        <w:rPr>
-          <w:rFonts w:ascii="Times New Roman" w:hAnsi="Times New Roman"/>
-          <w:color w:val="000000"/>
-          <w:sz w:val="24"/>
-          <w:szCs w:val="24"/>
-          <w:lang w:val="ru-RU"/>
-        </w:rPr>
-        <w:t>, либо Казу.</w:t>
+        <w:t xml:space="preserve"> Энджел ОЛСЕН, Джессика Пратт, Марисса Надлер, либо Казу.</w:t>
       </w:r>
       <w:r>
         <w:rPr>
@@ -25515,118 +22128,50 @@
           <w:szCs w:val="24"/>
           <w:lang w:val="ru-RU"/>
         </w:rPr>
-        <w:t xml:space="preserve">А) </w:t>
-      </w:r>
-      <w:proofErr w:type="spellStart"/>
-      <w:r>
-        <w:rPr>
-          <w:rFonts w:ascii="Times New Roman" w:hAnsi="Times New Roman"/>
-          <w:color w:val="000000"/>
-          <w:sz w:val="24"/>
-          <w:szCs w:val="24"/>
-          <w:lang w:val="ru-RU"/>
-        </w:rPr>
-        <w:t>Энджел</w:t>
-      </w:r>
-      <w:proofErr w:type="spellEnd"/>
-      <w:r>
-        <w:rPr>
-          <w:rFonts w:ascii="Times New Roman" w:hAnsi="Times New Roman"/>
-          <w:color w:val="000000"/>
-          <w:sz w:val="24"/>
-          <w:szCs w:val="24"/>
-          <w:lang w:val="ru-RU"/>
-        </w:rPr>
-        <w:t xml:space="preserve"> Олсен</w:t>
-      </w:r>
-    </w:p>
-    <w:p>
-      <w:pPr>
-        <w:spacing w:after="0" w:line="288" w:lineRule="auto"/>
-        <w:rPr>
-          <w:rFonts w:ascii="Times New Roman" w:hAnsi="Times New Roman"/>
-          <w:sz w:val="24"/>
-          <w:szCs w:val="24"/>
-          <w:lang w:val="ru-RU"/>
-        </w:rPr>
-      </w:pPr>
-      <w:r>
-        <w:rPr>
-          <w:rFonts w:ascii="Times New Roman" w:hAnsi="Times New Roman"/>
-          <w:color w:val="000000"/>
-          <w:sz w:val="24"/>
-          <w:szCs w:val="24"/>
-          <w:lang w:val="ru-RU"/>
-        </w:rPr>
-        <w:t xml:space="preserve">Б) Джессика </w:t>
-      </w:r>
-      <w:proofErr w:type="spellStart"/>
-      <w:r>
-        <w:rPr>
-          <w:rFonts w:ascii="Times New Roman" w:hAnsi="Times New Roman"/>
-          <w:color w:val="000000"/>
-          <w:sz w:val="24"/>
-          <w:szCs w:val="24"/>
-          <w:lang w:val="ru-RU"/>
-        </w:rPr>
-        <w:t>Пратт</w:t>
-      </w:r>
-      <w:proofErr w:type="spellEnd"/>
-    </w:p>
-    <w:p>
-      <w:pPr>
-        <w:spacing w:after="0" w:line="288" w:lineRule="auto"/>
-        <w:rPr>
-          <w:rFonts w:ascii="Times New Roman" w:hAnsi="Times New Roman"/>
-          <w:sz w:val="24"/>
-          <w:szCs w:val="24"/>
-          <w:lang w:val="ru-RU"/>
-        </w:rPr>
-      </w:pPr>
-      <w:r>
-        <w:rPr>
-          <w:rFonts w:ascii="Times New Roman" w:hAnsi="Times New Roman"/>
-          <w:color w:val="000000"/>
-          <w:sz w:val="24"/>
-          <w:szCs w:val="24"/>
-          <w:lang w:val="ru-RU"/>
-        </w:rPr>
-        <w:t xml:space="preserve">В) </w:t>
-      </w:r>
-      <w:proofErr w:type="spellStart"/>
-      <w:r>
-        <w:rPr>
-          <w:rFonts w:ascii="Times New Roman" w:hAnsi="Times New Roman"/>
-          <w:color w:val="000000"/>
-          <w:sz w:val="24"/>
-          <w:szCs w:val="24"/>
-          <w:lang w:val="ru-RU"/>
-        </w:rPr>
-        <w:t>Марисса</w:t>
-      </w:r>
-      <w:proofErr w:type="spellEnd"/>
-      <w:r>
-        <w:rPr>
-          <w:rFonts w:ascii="Times New Roman" w:hAnsi="Times New Roman"/>
-          <w:color w:val="000000"/>
-          <w:sz w:val="24"/>
-          <w:szCs w:val="24"/>
-          <w:lang w:val="ru-RU"/>
-        </w:rPr>
-        <w:t xml:space="preserve"> </w:t>
-      </w:r>
-      <w:proofErr w:type="spellStart"/>
-      <w:r>
-        <w:rPr>
-          <w:rFonts w:ascii="Times New Roman" w:hAnsi="Times New Roman"/>
-          <w:color w:val="000000"/>
-          <w:sz w:val="24"/>
-          <w:szCs w:val="24"/>
-          <w:lang w:val="ru-RU"/>
-        </w:rPr>
-        <w:t>Надлер</w:t>
-      </w:r>
-      <w:proofErr w:type="spellEnd"/>
+        <w:t>А) Энджел Олсен</w:t>
+      </w:r>
+    </w:p>
+    <w:p>
+      <w:pPr>
+        <w:spacing w:after="0" w:line="288" w:lineRule="auto"/>
+        <w:rPr>
+          <w:rFonts w:ascii="Times New Roman" w:hAnsi="Times New Roman"/>
+          <w:sz w:val="24"/>
+          <w:szCs w:val="24"/>
+          <w:lang w:val="ru-RU"/>
+        </w:rPr>
+      </w:pPr>
+      <w:r>
+        <w:rPr>
+          <w:rFonts w:ascii="Times New Roman" w:hAnsi="Times New Roman"/>
+          <w:color w:val="000000"/>
+          <w:sz w:val="24"/>
+          <w:szCs w:val="24"/>
+          <w:lang w:val="ru-RU"/>
+        </w:rPr>
+        <w:t>Б) Джессика Пратт</w:t>
+      </w:r>
+    </w:p>
+    <w:p>
+      <w:pPr>
+        <w:spacing w:after="0" w:line="288" w:lineRule="auto"/>
+        <w:rPr>
+          <w:rFonts w:ascii="Times New Roman" w:hAnsi="Times New Roman"/>
+          <w:sz w:val="24"/>
+          <w:szCs w:val="24"/>
+          <w:lang w:val="ru-RU"/>
+        </w:rPr>
+      </w:pPr>
+      <w:r>
+        <w:rPr>
+          <w:rFonts w:ascii="Times New Roman" w:hAnsi="Times New Roman"/>
+          <w:color w:val="000000"/>
+          <w:sz w:val="24"/>
+          <w:szCs w:val="24"/>
+          <w:lang w:val="ru-RU"/>
+        </w:rPr>
+        <w:t>В) Марисса Надлер</w:t>
+      </w:r>
     </w:p>
     <w:p>
       <w:pPr>
@@ -26195,6 +22740,48 @@
         </w:rPr>
         <w:t>Наконец-то!</w:t>
       </w:r>
+    </w:p>
+    <w:p>
+      <w:pPr>
+        <w:spacing w:after="0"/>
+        <w:rPr>
+          <w:rFonts w:ascii="Times New Roman" w:hAnsi="Times New Roman"/>
+          <w:sz w:val="24"/>
+          <w:szCs w:val="24"/>
+          <w:lang w:val="ru-RU"/>
+        </w:rPr>
+      </w:pPr>
+    </w:p>
+    <w:p>
+      <w:pPr>
+        <w:spacing w:after="0" w:line="288" w:lineRule="auto"/>
+        <w:rPr>
+          <w:rFonts w:ascii="Times New Roman" w:hAnsi="Times New Roman"/>
+          <w:sz w:val="24"/>
+          <w:szCs w:val="24"/>
+          <w:lang w:val="ru-RU"/>
+        </w:rPr>
+      </w:pPr>
+      <w:r>
+        <w:rPr>
+          <w:rFonts w:ascii="Times New Roman" w:hAnsi="Times New Roman"/>
+          <w:color w:val="000000"/>
+          <w:sz w:val="24"/>
+          <w:szCs w:val="24"/>
+          <w:lang w:val="ru-RU"/>
+        </w:rPr>
+        <w:t>КЛЫК.</w:t>
+      </w:r>
+      <w:r>
+        <w:rPr>
+          <w:rFonts w:ascii="Times New Roman" w:hAnsi="Times New Roman"/>
+          <w:color w:val="000000"/>
+          <w:sz w:val="24"/>
+          <w:szCs w:val="24"/>
+          <w:lang w:val="ru-RU"/>
+        </w:rPr>
+        <w:t xml:space="preserve"> Во имя хвоста и спинки и большого брюха.</w:t>
+      </w:r>
       <w:r>
         <w:rPr>
           <w:rFonts w:ascii="Times New Roman" w:hAnsi="Times New Roman"/>
@@ -26207,44 +22794,23 @@
     </w:p>
     <w:p>
       <w:pPr>
-        <w:spacing w:after="0"/>
-        <w:rPr>
-          <w:rFonts w:ascii="Times New Roman" w:hAnsi="Times New Roman"/>
-          <w:sz w:val="24"/>
-          <w:szCs w:val="24"/>
-          <w:lang w:val="ru-RU"/>
-        </w:rPr>
-      </w:pPr>
-    </w:p>
-    <w:p>
-      <w:pPr>
-        <w:spacing w:after="0" w:line="288" w:lineRule="auto"/>
-        <w:rPr>
-          <w:rFonts w:ascii="Times New Roman" w:hAnsi="Times New Roman"/>
-          <w:sz w:val="24"/>
-          <w:szCs w:val="24"/>
-          <w:lang w:val="ru-RU"/>
-        </w:rPr>
-      </w:pPr>
-      <w:r>
-        <w:rPr>
-          <w:rFonts w:ascii="Times New Roman" w:hAnsi="Times New Roman"/>
-          <w:color w:val="000000"/>
-          <w:sz w:val="24"/>
-          <w:szCs w:val="24"/>
-          <w:lang w:val="ru-RU"/>
-        </w:rPr>
-        <w:t>КЛЫК.</w:t>
-      </w:r>
-      <w:r>
-        <w:rPr>
-          <w:rFonts w:ascii="Times New Roman" w:hAnsi="Times New Roman"/>
-          <w:color w:val="000000"/>
-          <w:sz w:val="24"/>
-          <w:szCs w:val="24"/>
-          <w:lang w:val="ru-RU"/>
-        </w:rPr>
-        <w:t xml:space="preserve"> Во имя хвоста и спинки и большого брюха.</w:t>
+        <w:spacing w:after="0" w:line="288" w:lineRule="auto"/>
+        <w:rPr>
+          <w:rFonts w:ascii="Times New Roman" w:hAnsi="Times New Roman"/>
+          <w:sz w:val="24"/>
+          <w:szCs w:val="24"/>
+          <w:lang w:val="ru-RU"/>
+        </w:rPr>
+      </w:pPr>
+      <w:r>
+        <w:rPr>
+          <w:rFonts w:ascii="Times New Roman" w:hAnsi="Times New Roman"/>
+          <w:color w:val="000000"/>
+          <w:sz w:val="24"/>
+          <w:szCs w:val="24"/>
+          <w:lang w:val="ru-RU"/>
+        </w:rPr>
+        <w:t>Амуррррр...</w:t>
       </w:r>
       <w:r>
         <w:rPr>
@@ -26266,27 +22832,25 @@
           <w:lang w:val="ru-RU"/>
         </w:rPr>
       </w:pPr>
-      <w:proofErr w:type="spellStart"/>
-      <w:r>
-        <w:rPr>
-          <w:rFonts w:ascii="Times New Roman" w:hAnsi="Times New Roman"/>
-          <w:color w:val="000000"/>
-          <w:sz w:val="24"/>
-          <w:szCs w:val="24"/>
-          <w:lang w:val="ru-RU"/>
-        </w:rPr>
-        <w:t>Амуррррр</w:t>
-      </w:r>
-      <w:proofErr w:type="spellEnd"/>
-      <w:r>
-        <w:rPr>
-          <w:rFonts w:ascii="Times New Roman" w:hAnsi="Times New Roman"/>
-          <w:color w:val="000000"/>
-          <w:sz w:val="24"/>
-          <w:szCs w:val="24"/>
-          <w:lang w:val="ru-RU"/>
-        </w:rPr>
-        <w:t>...</w:t>
+      <w:r>
+        <w:rPr>
+          <w:rFonts w:ascii="Times New Roman" w:hAnsi="Times New Roman"/>
+          <w:color w:val="000000"/>
+          <w:sz w:val="24"/>
+          <w:szCs w:val="24"/>
+          <w:lang w:val="ru-RU"/>
+        </w:rPr>
+        <w:t>ЭЛЛА.</w:t>
+      </w:r>
+      <w:r>
+        <w:rPr>
+          <w:rFonts w:ascii="Times New Roman" w:hAnsi="Times New Roman"/>
+          <w:color w:val="000000"/>
+          <w:sz w:val="24"/>
+          <w:szCs w:val="24"/>
+          <w:lang w:val="ru-RU"/>
+        </w:rPr>
+        <w:t xml:space="preserve"> Амуррр!</w:t>
       </w:r>
       <w:r>
         <w:rPr>
@@ -26316,68 +22880,6 @@
           <w:szCs w:val="24"/>
           <w:lang w:val="ru-RU"/>
         </w:rPr>
-        <w:t>ЭЛЛА.</w:t>
-      </w:r>
-      <w:r>
-        <w:rPr>
-          <w:rFonts w:ascii="Times New Roman" w:hAnsi="Times New Roman"/>
-          <w:color w:val="000000"/>
-          <w:sz w:val="24"/>
-          <w:szCs w:val="24"/>
-          <w:lang w:val="ru-RU"/>
-        </w:rPr>
-        <w:t xml:space="preserve"> </w:t>
-      </w:r>
-      <w:proofErr w:type="spellStart"/>
-      <w:r>
-        <w:rPr>
-          <w:rFonts w:ascii="Times New Roman" w:hAnsi="Times New Roman"/>
-          <w:color w:val="000000"/>
-          <w:sz w:val="24"/>
-          <w:szCs w:val="24"/>
-          <w:lang w:val="ru-RU"/>
-        </w:rPr>
-        <w:t>Амуррр</w:t>
-      </w:r>
-      <w:proofErr w:type="spellEnd"/>
-      <w:r>
-        <w:rPr>
-          <w:rFonts w:ascii="Times New Roman" w:hAnsi="Times New Roman"/>
-          <w:color w:val="000000"/>
-          <w:sz w:val="24"/>
-          <w:szCs w:val="24"/>
-          <w:lang w:val="ru-RU"/>
-        </w:rPr>
-        <w:t>!</w:t>
-      </w:r>
-      <w:r>
-        <w:rPr>
-          <w:rFonts w:ascii="Times New Roman" w:hAnsi="Times New Roman"/>
-          <w:color w:val="000000"/>
-          <w:sz w:val="24"/>
-          <w:szCs w:val="24"/>
-        </w:rPr>
-        <w:t> </w:t>
-      </w:r>
-    </w:p>
-    <w:p>
-      <w:pPr>
-        <w:spacing w:after="0" w:line="288" w:lineRule="auto"/>
-        <w:rPr>
-          <w:rFonts w:ascii="Times New Roman" w:hAnsi="Times New Roman"/>
-          <w:sz w:val="24"/>
-          <w:szCs w:val="24"/>
-          <w:lang w:val="ru-RU"/>
-        </w:rPr>
-      </w:pPr>
-      <w:r>
-        <w:rPr>
-          <w:rFonts w:ascii="Times New Roman" w:hAnsi="Times New Roman"/>
-          <w:color w:val="000000"/>
-          <w:sz w:val="24"/>
-          <w:szCs w:val="24"/>
-          <w:lang w:val="ru-RU"/>
-        </w:rPr>
         <w:t>ДИНА.</w:t>
       </w:r>
       <w:r>
@@ -26388,29 +22890,7 @@
           <w:szCs w:val="24"/>
           <w:lang w:val="ru-RU"/>
         </w:rPr>
-        <w:t xml:space="preserve"> </w:t>
-      </w:r>
-      <w:proofErr w:type="spellStart"/>
-      <w:r>
-        <w:rPr>
-          <w:rFonts w:ascii="Times New Roman" w:hAnsi="Times New Roman"/>
-          <w:color w:val="000000"/>
-          <w:sz w:val="24"/>
-          <w:szCs w:val="24"/>
-          <w:lang w:val="ru-RU"/>
-        </w:rPr>
-        <w:t>Амуррр</w:t>
-      </w:r>
-      <w:proofErr w:type="spellEnd"/>
-      <w:r>
-        <w:rPr>
-          <w:rFonts w:ascii="Times New Roman" w:hAnsi="Times New Roman"/>
-          <w:color w:val="000000"/>
-          <w:sz w:val="24"/>
-          <w:szCs w:val="24"/>
-          <w:lang w:val="ru-RU"/>
-        </w:rPr>
-        <w:t>!</w:t>
+        <w:t xml:space="preserve"> Амуррр!</w:t>
       </w:r>
       <w:r>
         <w:rPr>
@@ -26889,14 +23369,14 @@
     <w:lsdException w:name="Unresolved Mention" w:semiHidden="1" w:unhideWhenUsed="1"/>
     <w:lsdException w:name="Smart Link" w:semiHidden="1" w:unhideWhenUsed="1"/>
   </w:latentStyles>
-  <w:style w:type="paragraph" w:default="1" w:styleId="a">
+  <w:style w:type="paragraph" w:default="1" w:styleId="Normal">
     <w:name w:val="Normal"/>
     <w:qFormat/>
   </w:style>
-  <w:style w:type="paragraph" w:styleId="1">
+  <w:style w:type="paragraph" w:styleId="Heading1">
     <w:name w:val="heading 1"/>
-    <w:basedOn w:val="a0"/>
-    <w:link w:val="10"/>
+    <w:basedOn w:val="NormalWeb"/>
+    <w:link w:val="Heading1Char"/>
     <w:uiPriority w:val="9"/>
     <w:qFormat/>
     <w:rsid w:val="00C62D4B"/>
@@ -26912,13 +23392,13 @@
       <w:lang w:val="ru-RU" w:eastAsia="ru-RU"/>
     </w:rPr>
   </w:style>
-  <w:style w:type="character" w:default="1" w:styleId="a1">
+  <w:style w:type="character" w:default="1" w:styleId="DefaultParagraphFont">
     <w:name w:val="Default Paragraph Font"/>
     <w:uiPriority w:val="1"/>
     <w:semiHidden/>
     <w:unhideWhenUsed/>
   </w:style>
-  <w:style w:type="table" w:default="1" w:styleId="a2">
+  <w:style w:type="table" w:default="1" w:styleId="TableNormal">
     <w:name w:val="Normal Table"/>
     <w:uiPriority w:val="99"/>
     <w:semiHidden/>
@@ -26933,27 +23413,27 @@
       </w:tblCellMar>
     </w:tblPr>
   </w:style>
-  <w:style w:type="numbering" w:default="1" w:styleId="a3">
+  <w:style w:type="numbering" w:default="1" w:styleId="NoList">
     <w:name w:val="No List"/>
     <w:uiPriority w:val="99"/>
     <w:semiHidden/>
     <w:unhideWhenUsed/>
   </w:style>
-  <w:style w:type="character" w:styleId="a4">
+  <w:style w:type="character" w:styleId="LineNumber">
     <w:name w:val="line number"/>
-    <w:basedOn w:val="a1"/>
+    <w:basedOn w:val="DefaultParagraphFont"/>
     <w:semiHidden/>
   </w:style>
-  <w:style w:type="character" w:styleId="a5">
+  <w:style w:type="character" w:styleId="Hyperlink">
     <w:name w:val="Hyperlink"/>
     <w:rPr>
       <w:color w:val="0000FF"/>
       <w:u w:val="single"/>
     </w:rPr>
   </w:style>
-  <w:style w:type="table" w:styleId="11">
+  <w:style w:type="table" w:styleId="TableSimple1">
     <w:name w:val="Table Simple 1"/>
-    <w:basedOn w:val="a2"/>
+    <w:basedOn w:val="TableNormal"/>
     <w:tblPr>
       <w:tblBorders>
         <w:top w:val="single" w:sz="4" w:space="0" w:color="000000"/>
@@ -26965,10 +23445,10 @@
       </w:tblBorders>
     </w:tblPr>
   </w:style>
-  <w:style w:type="character" w:customStyle="1" w:styleId="10">
-    <w:name w:val="Заголовок 1 Знак"/>
-    <w:basedOn w:val="a1"/>
-    <w:link w:val="1"/>
+  <w:style w:type="character" w:customStyle="1" w:styleId="Heading1Char">
+    <w:name w:val="Heading 1 Char"/>
+    <w:basedOn w:val="DefaultParagraphFont"/>
+    <w:link w:val="Heading1"/>
     <w:uiPriority w:val="9"/>
     <w:rsid w:val="00C62D4B"/>
     <w:rPr>
@@ -26981,10 +23461,10 @@
       <w:lang w:val="ru-RU" w:eastAsia="ru-RU"/>
     </w:rPr>
   </w:style>
-  <w:style w:type="paragraph" w:styleId="a6">
+  <w:style w:type="paragraph" w:styleId="Header">
     <w:name w:val="header"/>
-    <w:basedOn w:val="a"/>
-    <w:link w:val="a7"/>
+    <w:basedOn w:val="Normal"/>
+    <w:link w:val="HeaderChar"/>
     <w:uiPriority w:val="99"/>
     <w:unhideWhenUsed/>
     <w:rsid w:val="00C62D4B"/>
@@ -27000,10 +23480,10 @@
       <w:lang w:val="ru-RU" w:eastAsia="ru-RU"/>
     </w:rPr>
   </w:style>
-  <w:style w:type="character" w:customStyle="1" w:styleId="a7">
-    <w:name w:val="Верхний колонтитул Знак"/>
-    <w:basedOn w:val="a1"/>
-    <w:link w:val="a6"/>
+  <w:style w:type="character" w:customStyle="1" w:styleId="HeaderChar">
+    <w:name w:val="Header Char"/>
+    <w:basedOn w:val="DefaultParagraphFont"/>
+    <w:link w:val="Header"/>
     <w:uiPriority w:val="99"/>
     <w:rsid w:val="00C62D4B"/>
     <w:rPr>
@@ -27011,10 +23491,10 @@
       <w:lang w:val="ru-RU" w:eastAsia="ru-RU"/>
     </w:rPr>
   </w:style>
-  <w:style w:type="paragraph" w:styleId="a8">
+  <w:style w:type="paragraph" w:styleId="Footer">
     <w:name w:val="footer"/>
-    <w:basedOn w:val="a"/>
-    <w:link w:val="a9"/>
+    <w:basedOn w:val="Normal"/>
+    <w:link w:val="FooterChar"/>
     <w:uiPriority w:val="99"/>
     <w:unhideWhenUsed/>
     <w:rsid w:val="00C62D4B"/>
@@ -27030,10 +23510,10 @@
       <w:lang w:val="ru-RU" w:eastAsia="ru-RU"/>
     </w:rPr>
   </w:style>
-  <w:style w:type="character" w:customStyle="1" w:styleId="a9">
-    <w:name w:val="Нижний колонтитул Знак"/>
-    <w:basedOn w:val="a1"/>
-    <w:link w:val="a8"/>
+  <w:style w:type="character" w:customStyle="1" w:styleId="FooterChar">
+    <w:name w:val="Footer Char"/>
+    <w:basedOn w:val="DefaultParagraphFont"/>
+    <w:link w:val="Footer"/>
     <w:uiPriority w:val="99"/>
     <w:rsid w:val="00C62D4B"/>
     <w:rPr>
@@ -27041,9 +23521,9 @@
       <w:lang w:val="ru-RU" w:eastAsia="ru-RU"/>
     </w:rPr>
   </w:style>
-  <w:style w:type="table" w:styleId="aa">
+  <w:style w:type="table" w:styleId="TableGrid">
     <w:name w:val="Table Grid"/>
-    <w:basedOn w:val="a2"/>
+    <w:basedOn w:val="TableNormal"/>
     <w:uiPriority w:val="39"/>
     <w:rsid w:val="00C62D4B"/>
     <w:pPr>
@@ -27064,9 +23544,9 @@
       </w:tblBorders>
     </w:tblPr>
   </w:style>
-  <w:style w:type="paragraph" w:styleId="a0">
+  <w:style w:type="paragraph" w:styleId="NormalWeb">
     <w:name w:val="Normal (Web)"/>
-    <w:basedOn w:val="a"/>
+    <w:basedOn w:val="Normal"/>
     <w:uiPriority w:val="99"/>
     <w:semiHidden/>
     <w:unhideWhenUsed/>
